--- a/version-0-0-1.docx
+++ b/version-0-0-1.docx
@@ -2,7 +2,6834 @@
 <file path=word/document.xml><?xml version="1.0" encoding="utf-8"?>
 <w:document xmlns:wpc="http://schemas.microsoft.com/office/word/2010/wordprocessingCanvas" xmlns:cx="http://schemas.microsoft.com/office/drawing/2014/chartex" xmlns:cx1="http://schemas.microsoft.com/office/drawing/2015/9/8/chartex" xmlns:cx2="http://schemas.microsoft.com/office/drawing/2015/10/21/chartex" xmlns:cx3="http://schemas.microsoft.com/office/drawing/2016/5/9/chartex" xmlns:cx4="http://schemas.microsoft.com/office/drawing/2016/5/10/chartex" xmlns:cx5="http://schemas.microsoft.com/office/drawing/2016/5/11/chartex" xmlns:cx6="http://schemas.microsoft.com/office/drawing/2016/5/12/chartex" xmlns:cx7="http://schemas.microsoft.com/office/drawing/2016/5/13/chartex" xmlns:cx8="http://schemas.microsoft.com/office/drawing/2016/5/14/chartex" xmlns:mc="http://schemas.openxmlformats.org/markup-compatibility/2006" xmlns:aink="http://schemas.microsoft.com/office/drawing/2016/ink" xmlns:am3d="http://schemas.microsoft.com/office/drawing/2017/model3d" xmlns:o="urn:schemas-microsoft-com:office:office" xmlns:r="http://schemas.openxmlformats.org/officeDocument/2006/relationships" xmlns:m="http://schemas.openxmlformats.org/officeDocument/2006/math" xmlns:v="urn:schemas-microsoft-com:vml" xmlns:wp14="http://schemas.microsoft.com/office/word/2010/wordprocessingDrawing" xmlns:wp="http://schemas.openxmlformats.org/drawingml/2006/wordprocessingDrawing" xmlns:w10="urn:schemas-microsoft-com:office:word" xmlns:w="http://schemas.openxmlformats.org/wordprocessingml/2006/main" xmlns:w14="http://schemas.microsoft.com/office/word/2010/wordml" xmlns:w15="http://schemas.microsoft.com/office/word/2012/wordml" xmlns:w16cex="http://schemas.microsoft.com/office/word/2018/wordml/cex" xmlns:w16cid="http://schemas.microsoft.com/office/word/2016/wordml/cid" xmlns:w16="http://schemas.microsoft.com/office/word/2018/wordml" xmlns:w16sdtdh="http://schemas.microsoft.com/office/word/2020/wordml/sdtdatahash" xmlns:w16se="http://schemas.microsoft.com/office/word/2015/wordml/symex" xmlns:wpg="http://schemas.microsoft.com/office/word/2010/wordprocessingGroup" xmlns:wpi="http://schemas.microsoft.com/office/word/2010/wordprocessingInk" xmlns:wne="http://schemas.microsoft.com/office/word/2006/wordml" xmlns:wps="http://schemas.microsoft.com/office/word/2010/wordprocessingShape" mc:Ignorable="w14 w15 w16se w16cid w16 w16cex w16sdtdh wp14">
   <w:body>
-    <w:p/>
+    <w:p>
+      <w:pPr>
+        <w:spacing w:before="100" w:beforeAutospacing="1" w:after="100" w:afterAutospacing="1" w:line="240" w:lineRule="auto"/>
+        <w:outlineLvl w:val="1"/>
+        <w:rPr>
+          <w:rFonts w:ascii="Times New Roman" w:eastAsia="Times New Roman" w:hAnsi="Times New Roman" w:cs="Times New Roman"/>
+          <w:b/>
+          <w:bCs/>
+          <w:sz w:val="36"/>
+          <w:szCs w:val="36"/>
+          <w:lang w:eastAsia="en-IN" w:bidi="hi-IN"/>
+        </w:rPr>
+      </w:pPr>
+      <w:r>
+        <w:rPr>
+          <w:rFonts w:ascii="Times New Roman" w:eastAsia="Times New Roman" w:hAnsi="Times New Roman" w:cs="Times New Roman"/>
+          <w:b/>
+          <w:bCs/>
+          <w:sz w:val="36"/>
+          <w:szCs w:val="36"/>
+          <w:lang w:eastAsia="en-IN" w:bidi="hi-IN"/>
+        </w:rPr>
+        <w:t>Section 1: Logical &amp; Design Flaws</w:t>
+      </w:r>
+    </w:p>
+    <w:p>
+      <w:pPr>
+        <w:spacing w:before="100" w:beforeAutospacing="1" w:after="100" w:afterAutospacing="1" w:line="240" w:lineRule="auto"/>
+        <w:outlineLvl w:val="2"/>
+        <w:rPr>
+          <w:rFonts w:ascii="Times New Roman" w:eastAsia="Times New Roman" w:hAnsi="Times New Roman" w:cs="Times New Roman"/>
+          <w:b/>
+          <w:bCs/>
+          <w:sz w:val="27"/>
+          <w:szCs w:val="27"/>
+          <w:lang w:eastAsia="en-IN" w:bidi="hi-IN"/>
+        </w:rPr>
+      </w:pPr>
+      <w:r>
+        <w:rPr>
+          <w:rFonts w:ascii="Times New Roman" w:eastAsia="Times New Roman" w:hAnsi="Times New Roman" w:cs="Times New Roman"/>
+          <w:b/>
+          <w:bCs/>
+          <w:sz w:val="27"/>
+          <w:szCs w:val="27"/>
+          <w:lang w:eastAsia="en-IN" w:bidi="hi-IN"/>
+        </w:rPr>
+        <w:t>Flaw 1 — Traffic light logic lives in two incompatible systems</w:t>
+      </w:r>
+    </w:p>
+    <w:p>
+      <w:pPr>
+        <w:spacing w:before="100" w:beforeAutospacing="1" w:after="100" w:afterAutospacing="1" w:line="240" w:lineRule="auto"/>
+        <w:rPr>
+          <w:rFonts w:ascii="Times New Roman" w:eastAsia="Times New Roman" w:hAnsi="Times New Roman" w:cs="Times New Roman"/>
+          <w:sz w:val="24"/>
+          <w:szCs w:val="24"/>
+          <w:lang w:eastAsia="en-IN" w:bidi="hi-IN"/>
+        </w:rPr>
+      </w:pPr>
+      <w:r>
+        <w:rPr>
+          <w:rFonts w:ascii="Times New Roman" w:eastAsia="Times New Roman" w:hAnsi="Times New Roman" w:cs="Times New Roman"/>
+          <w:b/>
+          <w:bCs/>
+          <w:sz w:val="24"/>
+          <w:szCs w:val="24"/>
+          <w:lang w:eastAsia="en-IN" w:bidi="hi-IN"/>
+        </w:rPr>
+        <w:t>Location</w:t>
+      </w:r>
+      <w:r>
+        <w:rPr>
+          <w:rFonts w:ascii="Times New Roman" w:eastAsia="Times New Roman" w:hAnsi="Times New Roman" w:cs="Times New Roman"/>
+          <w:sz w:val="24"/>
+          <w:szCs w:val="24"/>
+          <w:lang w:eastAsia="en-IN" w:bidi="hi-IN"/>
+        </w:rPr>
+        <w:t xml:space="preserve">: </w:t>
+      </w:r>
+      <w:r>
+        <w:rPr>
+          <w:rFonts w:ascii="Courier New" w:eastAsia="Times New Roman" w:hAnsi="Courier New" w:cs="Courier New"/>
+          <w:sz w:val="20"/>
+          <w:szCs w:val="20"/>
+          <w:lang w:eastAsia="en-IN" w:bidi="hi-IN"/>
+        </w:rPr>
+        <w:t xml:space="preserve">simulation.js → </w:t>
+      </w:r>
+      <w:proofErr w:type="spellStart"/>
+      <w:proofErr w:type="gramStart"/>
+      <w:r>
+        <w:rPr>
+          <w:rFonts w:ascii="Courier New" w:eastAsia="Times New Roman" w:hAnsi="Courier New" w:cs="Courier New"/>
+          <w:sz w:val="20"/>
+          <w:szCs w:val="20"/>
+          <w:lang w:eastAsia="en-IN" w:bidi="hi-IN"/>
+        </w:rPr>
+        <w:t>updateTrafficLights</w:t>
+      </w:r>
+      <w:proofErr w:type="spellEnd"/>
+      <w:r>
+        <w:rPr>
+          <w:rFonts w:ascii="Courier New" w:eastAsia="Times New Roman" w:hAnsi="Courier New" w:cs="Courier New"/>
+          <w:sz w:val="20"/>
+          <w:szCs w:val="20"/>
+          <w:lang w:eastAsia="en-IN" w:bidi="hi-IN"/>
+        </w:rPr>
+        <w:t>(</w:t>
+      </w:r>
+      <w:proofErr w:type="gramEnd"/>
+      <w:r>
+        <w:rPr>
+          <w:rFonts w:ascii="Courier New" w:eastAsia="Times New Roman" w:hAnsi="Courier New" w:cs="Courier New"/>
+          <w:sz w:val="20"/>
+          <w:szCs w:val="20"/>
+          <w:lang w:eastAsia="en-IN" w:bidi="hi-IN"/>
+        </w:rPr>
+        <w:t>)</w:t>
+      </w:r>
+      <w:r>
+        <w:rPr>
+          <w:rFonts w:ascii="Times New Roman" w:eastAsia="Times New Roman" w:hAnsi="Times New Roman" w:cs="Times New Roman"/>
+          <w:sz w:val="24"/>
+          <w:szCs w:val="24"/>
+          <w:lang w:eastAsia="en-IN" w:bidi="hi-IN"/>
+        </w:rPr>
+        <w:t xml:space="preserve"> vs </w:t>
+      </w:r>
+      <w:r>
+        <w:rPr>
+          <w:rFonts w:ascii="Courier New" w:eastAsia="Times New Roman" w:hAnsi="Courier New" w:cs="Courier New"/>
+          <w:sz w:val="20"/>
+          <w:szCs w:val="20"/>
+          <w:lang w:eastAsia="en-IN" w:bidi="hi-IN"/>
+        </w:rPr>
+        <w:t>index.js → tick()</w:t>
+      </w:r>
+    </w:p>
+    <w:p>
+      <w:pPr>
+        <w:spacing w:before="100" w:beforeAutospacing="1" w:after="100" w:afterAutospacing="1" w:line="240" w:lineRule="auto"/>
+        <w:rPr>
+          <w:rFonts w:ascii="Times New Roman" w:eastAsia="Times New Roman" w:hAnsi="Times New Roman" w:cs="Times New Roman"/>
+          <w:sz w:val="24"/>
+          <w:szCs w:val="24"/>
+          <w:lang w:eastAsia="en-IN" w:bidi="hi-IN"/>
+        </w:rPr>
+      </w:pPr>
+      <w:r>
+        <w:rPr>
+          <w:rFonts w:ascii="Times New Roman" w:eastAsia="Times New Roman" w:hAnsi="Times New Roman" w:cs="Times New Roman"/>
+          <w:sz w:val="24"/>
+          <w:szCs w:val="24"/>
+          <w:lang w:eastAsia="en-IN" w:bidi="hi-IN"/>
+        </w:rPr>
+        <w:t xml:space="preserve">The monolithic </w:t>
+      </w:r>
+      <w:r>
+        <w:rPr>
+          <w:rFonts w:ascii="Courier New" w:eastAsia="Times New Roman" w:hAnsi="Courier New" w:cs="Courier New"/>
+          <w:sz w:val="20"/>
+          <w:szCs w:val="20"/>
+          <w:lang w:eastAsia="en-IN" w:bidi="hi-IN"/>
+        </w:rPr>
+        <w:t>index.js</w:t>
+      </w:r>
+      <w:r>
+        <w:rPr>
+          <w:rFonts w:ascii="Times New Roman" w:eastAsia="Times New Roman" w:hAnsi="Times New Roman" w:cs="Times New Roman"/>
+          <w:sz w:val="24"/>
+          <w:szCs w:val="24"/>
+          <w:lang w:eastAsia="en-IN" w:bidi="hi-IN"/>
+        </w:rPr>
+        <w:t xml:space="preserve"> uses a simple round-robin phase system where </w:t>
+      </w:r>
+      <w:proofErr w:type="spellStart"/>
+      <w:proofErr w:type="gramStart"/>
+      <w:r>
+        <w:rPr>
+          <w:rFonts w:ascii="Courier New" w:eastAsia="Times New Roman" w:hAnsi="Courier New" w:cs="Courier New"/>
+          <w:sz w:val="20"/>
+          <w:szCs w:val="20"/>
+          <w:lang w:eastAsia="en-IN" w:bidi="hi-IN"/>
+        </w:rPr>
+        <w:t>n.activeGreenEdge</w:t>
+      </w:r>
+      <w:proofErr w:type="spellEnd"/>
+      <w:proofErr w:type="gramEnd"/>
+      <w:r>
+        <w:rPr>
+          <w:rFonts w:ascii="Times New Roman" w:eastAsia="Times New Roman" w:hAnsi="Times New Roman" w:cs="Times New Roman"/>
+          <w:sz w:val="24"/>
+          <w:szCs w:val="24"/>
+          <w:lang w:eastAsia="en-IN" w:bidi="hi-IN"/>
+        </w:rPr>
+        <w:t xml:space="preserve"> is set by modulating </w:t>
+      </w:r>
+      <w:proofErr w:type="spellStart"/>
+      <w:r>
+        <w:rPr>
+          <w:rFonts w:ascii="Courier New" w:eastAsia="Times New Roman" w:hAnsi="Courier New" w:cs="Courier New"/>
+          <w:sz w:val="20"/>
+          <w:szCs w:val="20"/>
+          <w:lang w:eastAsia="en-IN" w:bidi="hi-IN"/>
+        </w:rPr>
+        <w:t>phaseTimer</w:t>
+      </w:r>
+      <w:proofErr w:type="spellEnd"/>
+      <w:r>
+        <w:rPr>
+          <w:rFonts w:ascii="Times New Roman" w:eastAsia="Times New Roman" w:hAnsi="Times New Roman" w:cs="Times New Roman"/>
+          <w:sz w:val="24"/>
+          <w:szCs w:val="24"/>
+          <w:lang w:eastAsia="en-IN" w:bidi="hi-IN"/>
+        </w:rPr>
+        <w:t xml:space="preserve"> against cycle length. The refactored </w:t>
+      </w:r>
+      <w:r>
+        <w:rPr>
+          <w:rFonts w:ascii="Courier New" w:eastAsia="Times New Roman" w:hAnsi="Courier New" w:cs="Courier New"/>
+          <w:sz w:val="20"/>
+          <w:szCs w:val="20"/>
+          <w:lang w:eastAsia="en-IN" w:bidi="hi-IN"/>
+        </w:rPr>
+        <w:t>simulation.js</w:t>
+      </w:r>
+      <w:r>
+        <w:rPr>
+          <w:rFonts w:ascii="Times New Roman" w:eastAsia="Times New Roman" w:hAnsi="Times New Roman" w:cs="Times New Roman"/>
+          <w:sz w:val="24"/>
+          <w:szCs w:val="24"/>
+          <w:lang w:eastAsia="en-IN" w:bidi="hi-IN"/>
+        </w:rPr>
+        <w:t xml:space="preserve"> replaces this with an AI-weighted adaptive scheduler using </w:t>
+      </w:r>
+      <w:proofErr w:type="spellStart"/>
+      <w:proofErr w:type="gramStart"/>
+      <w:r>
+        <w:rPr>
+          <w:rFonts w:ascii="Courier New" w:eastAsia="Times New Roman" w:hAnsi="Courier New" w:cs="Courier New"/>
+          <w:sz w:val="20"/>
+          <w:szCs w:val="20"/>
+          <w:lang w:eastAsia="en-IN" w:bidi="hi-IN"/>
+        </w:rPr>
+        <w:t>node.ai.phaseDurations</w:t>
+      </w:r>
+      <w:proofErr w:type="spellEnd"/>
+      <w:proofErr w:type="gramEnd"/>
+      <w:r>
+        <w:rPr>
+          <w:rFonts w:ascii="Times New Roman" w:eastAsia="Times New Roman" w:hAnsi="Times New Roman" w:cs="Times New Roman"/>
+          <w:sz w:val="24"/>
+          <w:szCs w:val="24"/>
+          <w:lang w:eastAsia="en-IN" w:bidi="hi-IN"/>
+        </w:rPr>
+        <w:t xml:space="preserve">. These two are not just different implementations — they have conflicting state schemas. </w:t>
+      </w:r>
+      <w:r>
+        <w:rPr>
+          <w:rFonts w:ascii="Courier New" w:eastAsia="Times New Roman" w:hAnsi="Courier New" w:cs="Courier New"/>
+          <w:sz w:val="20"/>
+          <w:szCs w:val="20"/>
+          <w:lang w:eastAsia="en-IN" w:bidi="hi-IN"/>
+        </w:rPr>
+        <w:t>index.js</w:t>
+      </w:r>
+      <w:r>
+        <w:rPr>
+          <w:rFonts w:ascii="Times New Roman" w:eastAsia="Times New Roman" w:hAnsi="Times New Roman" w:cs="Times New Roman"/>
+          <w:sz w:val="24"/>
+          <w:szCs w:val="24"/>
+          <w:lang w:eastAsia="en-IN" w:bidi="hi-IN"/>
+        </w:rPr>
+        <w:t xml:space="preserve"> nodes store </w:t>
+      </w:r>
+      <w:proofErr w:type="spellStart"/>
+      <w:r>
+        <w:rPr>
+          <w:rFonts w:ascii="Courier New" w:eastAsia="Times New Roman" w:hAnsi="Courier New" w:cs="Courier New"/>
+          <w:sz w:val="20"/>
+          <w:szCs w:val="20"/>
+          <w:lang w:eastAsia="en-IN" w:bidi="hi-IN"/>
+        </w:rPr>
+        <w:t>phaseTimer</w:t>
+      </w:r>
+      <w:proofErr w:type="spellEnd"/>
+      <w:r>
+        <w:rPr>
+          <w:rFonts w:ascii="Times New Roman" w:eastAsia="Times New Roman" w:hAnsi="Times New Roman" w:cs="Times New Roman"/>
+          <w:sz w:val="24"/>
+          <w:szCs w:val="24"/>
+          <w:lang w:eastAsia="en-IN" w:bidi="hi-IN"/>
+        </w:rPr>
+        <w:t xml:space="preserve">, while </w:t>
+      </w:r>
+      <w:r>
+        <w:rPr>
+          <w:rFonts w:ascii="Courier New" w:eastAsia="Times New Roman" w:hAnsi="Courier New" w:cs="Courier New"/>
+          <w:sz w:val="20"/>
+          <w:szCs w:val="20"/>
+          <w:lang w:eastAsia="en-IN" w:bidi="hi-IN"/>
+        </w:rPr>
+        <w:t>simulation.js</w:t>
+      </w:r>
+      <w:r>
+        <w:rPr>
+          <w:rFonts w:ascii="Times New Roman" w:eastAsia="Times New Roman" w:hAnsi="Times New Roman" w:cs="Times New Roman"/>
+          <w:sz w:val="24"/>
+          <w:szCs w:val="24"/>
+          <w:lang w:eastAsia="en-IN" w:bidi="hi-IN"/>
+        </w:rPr>
+        <w:t xml:space="preserve"> nodes store </w:t>
+      </w:r>
+      <w:proofErr w:type="spellStart"/>
+      <w:proofErr w:type="gramStart"/>
+      <w:r>
+        <w:rPr>
+          <w:rFonts w:ascii="Courier New" w:eastAsia="Times New Roman" w:hAnsi="Courier New" w:cs="Courier New"/>
+          <w:sz w:val="20"/>
+          <w:szCs w:val="20"/>
+          <w:lang w:eastAsia="en-IN" w:bidi="hi-IN"/>
+        </w:rPr>
+        <w:t>ai.timeInPhase</w:t>
+      </w:r>
+      <w:proofErr w:type="spellEnd"/>
+      <w:proofErr w:type="gramEnd"/>
+      <w:r>
+        <w:rPr>
+          <w:rFonts w:ascii="Times New Roman" w:eastAsia="Times New Roman" w:hAnsi="Times New Roman" w:cs="Times New Roman"/>
+          <w:sz w:val="24"/>
+          <w:szCs w:val="24"/>
+          <w:lang w:eastAsia="en-IN" w:bidi="hi-IN"/>
+        </w:rPr>
+        <w:t xml:space="preserve">. If a </w:t>
+      </w:r>
+      <w:proofErr w:type="spellStart"/>
+      <w:r>
+        <w:rPr>
+          <w:rFonts w:ascii="Courier New" w:eastAsia="Times New Roman" w:hAnsi="Courier New" w:cs="Courier New"/>
+          <w:sz w:val="20"/>
+          <w:szCs w:val="20"/>
+          <w:lang w:eastAsia="en-IN" w:bidi="hi-IN"/>
+        </w:rPr>
+        <w:t>traffic_map_</w:t>
+      </w:r>
+      <w:proofErr w:type="gramStart"/>
+      <w:r>
+        <w:rPr>
+          <w:rFonts w:ascii="Courier New" w:eastAsia="Times New Roman" w:hAnsi="Courier New" w:cs="Courier New"/>
+          <w:sz w:val="20"/>
+          <w:szCs w:val="20"/>
+          <w:lang w:eastAsia="en-IN" w:bidi="hi-IN"/>
+        </w:rPr>
+        <w:t>backup.json</w:t>
+      </w:r>
+      <w:proofErr w:type="spellEnd"/>
+      <w:proofErr w:type="gramEnd"/>
+      <w:r>
+        <w:rPr>
+          <w:rFonts w:ascii="Times New Roman" w:eastAsia="Times New Roman" w:hAnsi="Times New Roman" w:cs="Times New Roman"/>
+          <w:sz w:val="24"/>
+          <w:szCs w:val="24"/>
+          <w:lang w:eastAsia="en-IN" w:bidi="hi-IN"/>
+        </w:rPr>
+        <w:t xml:space="preserve"> saved under one system is loaded in the other, nodes with </w:t>
+      </w:r>
+      <w:r>
+        <w:rPr>
+          <w:rFonts w:ascii="Courier New" w:eastAsia="Times New Roman" w:hAnsi="Courier New" w:cs="Courier New"/>
+          <w:sz w:val="20"/>
+          <w:szCs w:val="20"/>
+          <w:lang w:eastAsia="en-IN" w:bidi="hi-IN"/>
+        </w:rPr>
+        <w:t>ai</w:t>
+      </w:r>
+      <w:r>
+        <w:rPr>
+          <w:rFonts w:ascii="Times New Roman" w:eastAsia="Times New Roman" w:hAnsi="Times New Roman" w:cs="Times New Roman"/>
+          <w:sz w:val="24"/>
+          <w:szCs w:val="24"/>
+          <w:lang w:eastAsia="en-IN" w:bidi="hi-IN"/>
+        </w:rPr>
+        <w:t xml:space="preserve"> objects behave correctly and nodes without silently fall back to </w:t>
+      </w:r>
+      <w:proofErr w:type="spellStart"/>
+      <w:r>
+        <w:rPr>
+          <w:rFonts w:ascii="Courier New" w:eastAsia="Times New Roman" w:hAnsi="Courier New" w:cs="Courier New"/>
+          <w:sz w:val="20"/>
+          <w:szCs w:val="20"/>
+          <w:lang w:eastAsia="en-IN" w:bidi="hi-IN"/>
+        </w:rPr>
+        <w:t>activeGreenEdge</w:t>
+      </w:r>
+      <w:proofErr w:type="spellEnd"/>
+      <w:r>
+        <w:rPr>
+          <w:rFonts w:ascii="Courier New" w:eastAsia="Times New Roman" w:hAnsi="Courier New" w:cs="Courier New"/>
+          <w:sz w:val="20"/>
+          <w:szCs w:val="20"/>
+          <w:lang w:eastAsia="en-IN" w:bidi="hi-IN"/>
+        </w:rPr>
+        <w:t>: undefined</w:t>
+      </w:r>
+      <w:r>
+        <w:rPr>
+          <w:rFonts w:ascii="Times New Roman" w:eastAsia="Times New Roman" w:hAnsi="Times New Roman" w:cs="Times New Roman"/>
+          <w:sz w:val="24"/>
+          <w:szCs w:val="24"/>
+          <w:lang w:eastAsia="en-IN" w:bidi="hi-IN"/>
+        </w:rPr>
+        <w:t xml:space="preserve">, meaning </w:t>
+      </w:r>
+      <w:r>
+        <w:rPr>
+          <w:rFonts w:ascii="Times New Roman" w:eastAsia="Times New Roman" w:hAnsi="Times New Roman" w:cs="Times New Roman"/>
+          <w:b/>
+          <w:bCs/>
+          <w:sz w:val="24"/>
+          <w:szCs w:val="24"/>
+          <w:lang w:eastAsia="en-IN" w:bidi="hi-IN"/>
+        </w:rPr>
+        <w:t>all lights stay permanently red for those nodes</w:t>
+      </w:r>
+      <w:r>
+        <w:rPr>
+          <w:rFonts w:ascii="Times New Roman" w:eastAsia="Times New Roman" w:hAnsi="Times New Roman" w:cs="Times New Roman"/>
+          <w:sz w:val="24"/>
+          <w:szCs w:val="24"/>
+          <w:lang w:eastAsia="en-IN" w:bidi="hi-IN"/>
+        </w:rPr>
+        <w:t xml:space="preserve">. There's no migration guard in </w:t>
+      </w:r>
+      <w:proofErr w:type="spellStart"/>
+      <w:proofErr w:type="gramStart"/>
+      <w:r>
+        <w:rPr>
+          <w:rFonts w:ascii="Courier New" w:eastAsia="Times New Roman" w:hAnsi="Courier New" w:cs="Courier New"/>
+          <w:sz w:val="20"/>
+          <w:szCs w:val="20"/>
+          <w:lang w:eastAsia="en-IN" w:bidi="hi-IN"/>
+        </w:rPr>
+        <w:t>sanitizeState</w:t>
+      </w:r>
+      <w:proofErr w:type="spellEnd"/>
+      <w:r>
+        <w:rPr>
+          <w:rFonts w:ascii="Courier New" w:eastAsia="Times New Roman" w:hAnsi="Courier New" w:cs="Courier New"/>
+          <w:sz w:val="20"/>
+          <w:szCs w:val="20"/>
+          <w:lang w:eastAsia="en-IN" w:bidi="hi-IN"/>
+        </w:rPr>
+        <w:t>(</w:t>
+      </w:r>
+      <w:proofErr w:type="gramEnd"/>
+      <w:r>
+        <w:rPr>
+          <w:rFonts w:ascii="Courier New" w:eastAsia="Times New Roman" w:hAnsi="Courier New" w:cs="Courier New"/>
+          <w:sz w:val="20"/>
+          <w:szCs w:val="20"/>
+          <w:lang w:eastAsia="en-IN" w:bidi="hi-IN"/>
+        </w:rPr>
+        <w:t>)</w:t>
+      </w:r>
+      <w:r>
+        <w:rPr>
+          <w:rFonts w:ascii="Times New Roman" w:eastAsia="Times New Roman" w:hAnsi="Times New Roman" w:cs="Times New Roman"/>
+          <w:sz w:val="24"/>
+          <w:szCs w:val="24"/>
+          <w:lang w:eastAsia="en-IN" w:bidi="hi-IN"/>
+        </w:rPr>
+        <w:t>.</w:t>
+      </w:r>
+    </w:p>
+    <w:p>
+      <w:pPr>
+        <w:spacing w:before="100" w:beforeAutospacing="1" w:after="100" w:afterAutospacing="1" w:line="240" w:lineRule="auto"/>
+        <w:rPr>
+          <w:rFonts w:ascii="Times New Roman" w:eastAsia="Times New Roman" w:hAnsi="Times New Roman" w:cs="Times New Roman"/>
+          <w:sz w:val="24"/>
+          <w:szCs w:val="24"/>
+          <w:lang w:eastAsia="en-IN" w:bidi="hi-IN"/>
+        </w:rPr>
+      </w:pPr>
+      <w:r>
+        <w:rPr>
+          <w:rFonts w:ascii="Times New Roman" w:eastAsia="Times New Roman" w:hAnsi="Times New Roman" w:cs="Times New Roman"/>
+          <w:b/>
+          <w:bCs/>
+          <w:sz w:val="24"/>
+          <w:szCs w:val="24"/>
+          <w:lang w:eastAsia="en-IN" w:bidi="hi-IN"/>
+        </w:rPr>
+        <w:t>Why it matters</w:t>
+      </w:r>
+      <w:r>
+        <w:rPr>
+          <w:rFonts w:ascii="Times New Roman" w:eastAsia="Times New Roman" w:hAnsi="Times New Roman" w:cs="Times New Roman"/>
+          <w:sz w:val="24"/>
+          <w:szCs w:val="24"/>
+          <w:lang w:eastAsia="en-IN" w:bidi="hi-IN"/>
+        </w:rPr>
+        <w:t>: Saved maps from one version become broken in the other. This is a silent failure — cars stop permanently at intersections with no console error.</w:t>
+      </w:r>
+    </w:p>
+    <w:p>
+      <w:pPr>
+        <w:spacing w:before="100" w:beforeAutospacing="1" w:after="100" w:afterAutospacing="1" w:line="240" w:lineRule="auto"/>
+        <w:rPr>
+          <w:rFonts w:ascii="Times New Roman" w:eastAsia="Times New Roman" w:hAnsi="Times New Roman" w:cs="Times New Roman"/>
+          <w:sz w:val="24"/>
+          <w:szCs w:val="24"/>
+          <w:lang w:eastAsia="en-IN" w:bidi="hi-IN"/>
+        </w:rPr>
+      </w:pPr>
+      <w:r>
+        <w:rPr>
+          <w:rFonts w:ascii="Times New Roman" w:eastAsia="Times New Roman" w:hAnsi="Times New Roman" w:cs="Times New Roman"/>
+          <w:b/>
+          <w:bCs/>
+          <w:sz w:val="24"/>
+          <w:szCs w:val="24"/>
+          <w:lang w:eastAsia="en-IN" w:bidi="hi-IN"/>
+        </w:rPr>
+        <w:t>Fix</w:t>
+      </w:r>
+      <w:r>
+        <w:rPr>
+          <w:rFonts w:ascii="Times New Roman" w:eastAsia="Times New Roman" w:hAnsi="Times New Roman" w:cs="Times New Roman"/>
+          <w:sz w:val="24"/>
+          <w:szCs w:val="24"/>
+          <w:lang w:eastAsia="en-IN" w:bidi="hi-IN"/>
+        </w:rPr>
+        <w:t xml:space="preserve">: Add a migration step in </w:t>
+      </w:r>
+      <w:proofErr w:type="spellStart"/>
+      <w:proofErr w:type="gramStart"/>
+      <w:r>
+        <w:rPr>
+          <w:rFonts w:ascii="Courier New" w:eastAsia="Times New Roman" w:hAnsi="Courier New" w:cs="Courier New"/>
+          <w:sz w:val="20"/>
+          <w:szCs w:val="20"/>
+          <w:lang w:eastAsia="en-IN" w:bidi="hi-IN"/>
+        </w:rPr>
+        <w:t>sanitizeState</w:t>
+      </w:r>
+      <w:proofErr w:type="spellEnd"/>
+      <w:r>
+        <w:rPr>
+          <w:rFonts w:ascii="Courier New" w:eastAsia="Times New Roman" w:hAnsi="Courier New" w:cs="Courier New"/>
+          <w:sz w:val="20"/>
+          <w:szCs w:val="20"/>
+          <w:lang w:eastAsia="en-IN" w:bidi="hi-IN"/>
+        </w:rPr>
+        <w:t>(</w:t>
+      </w:r>
+      <w:proofErr w:type="gramEnd"/>
+      <w:r>
+        <w:rPr>
+          <w:rFonts w:ascii="Courier New" w:eastAsia="Times New Roman" w:hAnsi="Courier New" w:cs="Courier New"/>
+          <w:sz w:val="20"/>
+          <w:szCs w:val="20"/>
+          <w:lang w:eastAsia="en-IN" w:bidi="hi-IN"/>
+        </w:rPr>
+        <w:t>)</w:t>
+      </w:r>
+      <w:r>
+        <w:rPr>
+          <w:rFonts w:ascii="Times New Roman" w:eastAsia="Times New Roman" w:hAnsi="Times New Roman" w:cs="Times New Roman"/>
+          <w:sz w:val="24"/>
+          <w:szCs w:val="24"/>
+          <w:lang w:eastAsia="en-IN" w:bidi="hi-IN"/>
+        </w:rPr>
+        <w:t xml:space="preserve"> that detects legacy </w:t>
+      </w:r>
+      <w:proofErr w:type="spellStart"/>
+      <w:r>
+        <w:rPr>
+          <w:rFonts w:ascii="Courier New" w:eastAsia="Times New Roman" w:hAnsi="Courier New" w:cs="Courier New"/>
+          <w:sz w:val="20"/>
+          <w:szCs w:val="20"/>
+          <w:lang w:eastAsia="en-IN" w:bidi="hi-IN"/>
+        </w:rPr>
+        <w:t>phaseTimer</w:t>
+      </w:r>
+      <w:proofErr w:type="spellEnd"/>
+      <w:r>
+        <w:rPr>
+          <w:rFonts w:ascii="Times New Roman" w:eastAsia="Times New Roman" w:hAnsi="Times New Roman" w:cs="Times New Roman"/>
+          <w:sz w:val="24"/>
+          <w:szCs w:val="24"/>
+          <w:lang w:eastAsia="en-IN" w:bidi="hi-IN"/>
+        </w:rPr>
+        <w:t xml:space="preserve">-based nodes and converts them to the new </w:t>
+      </w:r>
+      <w:r>
+        <w:rPr>
+          <w:rFonts w:ascii="Courier New" w:eastAsia="Times New Roman" w:hAnsi="Courier New" w:cs="Courier New"/>
+          <w:sz w:val="20"/>
+          <w:szCs w:val="20"/>
+          <w:lang w:eastAsia="en-IN" w:bidi="hi-IN"/>
+        </w:rPr>
+        <w:t>lights</w:t>
+      </w:r>
+      <w:r>
+        <w:rPr>
+          <w:rFonts w:ascii="Times New Roman" w:eastAsia="Times New Roman" w:hAnsi="Times New Roman" w:cs="Times New Roman"/>
+          <w:sz w:val="24"/>
+          <w:szCs w:val="24"/>
+          <w:lang w:eastAsia="en-IN" w:bidi="hi-IN"/>
+        </w:rPr>
+        <w:t>/</w:t>
+      </w:r>
+      <w:r>
+        <w:rPr>
+          <w:rFonts w:ascii="Courier New" w:eastAsia="Times New Roman" w:hAnsi="Courier New" w:cs="Courier New"/>
+          <w:sz w:val="20"/>
+          <w:szCs w:val="20"/>
+          <w:lang w:eastAsia="en-IN" w:bidi="hi-IN"/>
+        </w:rPr>
+        <w:t>ai</w:t>
+      </w:r>
+      <w:r>
+        <w:rPr>
+          <w:rFonts w:ascii="Times New Roman" w:eastAsia="Times New Roman" w:hAnsi="Times New Roman" w:cs="Times New Roman"/>
+          <w:sz w:val="24"/>
+          <w:szCs w:val="24"/>
+          <w:lang w:eastAsia="en-IN" w:bidi="hi-IN"/>
+        </w:rPr>
+        <w:t xml:space="preserve"> schema, or write a version field into the save format.</w:t>
+      </w:r>
+    </w:p>
+    <w:p>
+      <w:pPr>
+        <w:spacing w:after="0" w:line="240" w:lineRule="auto"/>
+        <w:rPr>
+          <w:rFonts w:ascii="Times New Roman" w:eastAsia="Times New Roman" w:hAnsi="Times New Roman" w:cs="Times New Roman"/>
+          <w:sz w:val="24"/>
+          <w:szCs w:val="24"/>
+          <w:lang w:eastAsia="en-IN" w:bidi="hi-IN"/>
+        </w:rPr>
+      </w:pPr>
+      <w:r>
+        <w:rPr>
+          <w:rFonts w:ascii="Times New Roman" w:eastAsia="Times New Roman" w:hAnsi="Times New Roman" w:cs="Times New Roman"/>
+          <w:sz w:val="24"/>
+          <w:szCs w:val="24"/>
+          <w:lang w:eastAsia="en-IN" w:bidi="hi-IN"/>
+        </w:rPr>
+        <w:pict w14:anchorId="25501B9F">
+          <v:rect id="_x0000_i1026" style="width:0;height:1.5pt" o:hralign="center" o:hrstd="t" o:hr="t" fillcolor="#a0a0a0" stroked="f"/>
+        </w:pict>
+      </w:r>
+    </w:p>
+    <w:p>
+      <w:pPr>
+        <w:spacing w:before="100" w:beforeAutospacing="1" w:after="100" w:afterAutospacing="1" w:line="240" w:lineRule="auto"/>
+        <w:outlineLvl w:val="2"/>
+        <w:rPr>
+          <w:rFonts w:ascii="Times New Roman" w:eastAsia="Times New Roman" w:hAnsi="Times New Roman" w:cs="Times New Roman"/>
+          <w:b/>
+          <w:bCs/>
+          <w:sz w:val="27"/>
+          <w:szCs w:val="27"/>
+          <w:lang w:eastAsia="en-IN" w:bidi="hi-IN"/>
+        </w:rPr>
+      </w:pPr>
+      <w:r>
+        <w:rPr>
+          <w:rFonts w:ascii="Times New Roman" w:eastAsia="Times New Roman" w:hAnsi="Times New Roman" w:cs="Times New Roman"/>
+          <w:b/>
+          <w:bCs/>
+          <w:sz w:val="27"/>
+          <w:szCs w:val="27"/>
+          <w:lang w:eastAsia="en-IN" w:bidi="hi-IN"/>
+        </w:rPr>
+        <w:t xml:space="preserve">Flaw 2 — </w:t>
+      </w:r>
+      <w:proofErr w:type="spellStart"/>
+      <w:proofErr w:type="gramStart"/>
+      <w:r>
+        <w:rPr>
+          <w:rFonts w:ascii="Courier New" w:eastAsia="Times New Roman" w:hAnsi="Courier New" w:cs="Courier New"/>
+          <w:b/>
+          <w:bCs/>
+          <w:sz w:val="20"/>
+          <w:szCs w:val="20"/>
+          <w:lang w:eastAsia="en-IN" w:bidi="hi-IN"/>
+        </w:rPr>
+        <w:t>node.lights</w:t>
+      </w:r>
+      <w:proofErr w:type="spellEnd"/>
+      <w:proofErr w:type="gramEnd"/>
+      <w:r>
+        <w:rPr>
+          <w:rFonts w:ascii="Times New Roman" w:eastAsia="Times New Roman" w:hAnsi="Times New Roman" w:cs="Times New Roman"/>
+          <w:b/>
+          <w:bCs/>
+          <w:sz w:val="27"/>
+          <w:szCs w:val="27"/>
+          <w:lang w:eastAsia="en-IN" w:bidi="hi-IN"/>
+        </w:rPr>
+        <w:t xml:space="preserve"> assignment is user-controlled but traffic logic requires it</w:t>
+      </w:r>
+    </w:p>
+    <w:p>
+      <w:pPr>
+        <w:spacing w:before="100" w:beforeAutospacing="1" w:after="100" w:afterAutospacing="1" w:line="240" w:lineRule="auto"/>
+        <w:rPr>
+          <w:rFonts w:ascii="Times New Roman" w:eastAsia="Times New Roman" w:hAnsi="Times New Roman" w:cs="Times New Roman"/>
+          <w:sz w:val="24"/>
+          <w:szCs w:val="24"/>
+          <w:lang w:eastAsia="en-IN" w:bidi="hi-IN"/>
+        </w:rPr>
+      </w:pPr>
+      <w:r>
+        <w:rPr>
+          <w:rFonts w:ascii="Times New Roman" w:eastAsia="Times New Roman" w:hAnsi="Times New Roman" w:cs="Times New Roman"/>
+          <w:b/>
+          <w:bCs/>
+          <w:sz w:val="24"/>
+          <w:szCs w:val="24"/>
+          <w:lang w:eastAsia="en-IN" w:bidi="hi-IN"/>
+        </w:rPr>
+        <w:t>Location</w:t>
+      </w:r>
+      <w:r>
+        <w:rPr>
+          <w:rFonts w:ascii="Times New Roman" w:eastAsia="Times New Roman" w:hAnsi="Times New Roman" w:cs="Times New Roman"/>
+          <w:sz w:val="24"/>
+          <w:szCs w:val="24"/>
+          <w:lang w:eastAsia="en-IN" w:bidi="hi-IN"/>
+        </w:rPr>
+        <w:t xml:space="preserve">: </w:t>
+      </w:r>
+      <w:r>
+        <w:rPr>
+          <w:rFonts w:ascii="Courier New" w:eastAsia="Times New Roman" w:hAnsi="Courier New" w:cs="Courier New"/>
+          <w:sz w:val="20"/>
+          <w:szCs w:val="20"/>
+          <w:lang w:eastAsia="en-IN" w:bidi="hi-IN"/>
+        </w:rPr>
+        <w:t xml:space="preserve">main.js → </w:t>
+      </w:r>
+      <w:proofErr w:type="spellStart"/>
+      <w:proofErr w:type="gramStart"/>
+      <w:r>
+        <w:rPr>
+          <w:rFonts w:ascii="Courier New" w:eastAsia="Times New Roman" w:hAnsi="Courier New" w:cs="Courier New"/>
+          <w:sz w:val="20"/>
+          <w:szCs w:val="20"/>
+          <w:lang w:eastAsia="en-IN" w:bidi="hi-IN"/>
+        </w:rPr>
+        <w:t>showMoNode</w:t>
+      </w:r>
+      <w:proofErr w:type="spellEnd"/>
+      <w:r>
+        <w:rPr>
+          <w:rFonts w:ascii="Courier New" w:eastAsia="Times New Roman" w:hAnsi="Courier New" w:cs="Courier New"/>
+          <w:sz w:val="20"/>
+          <w:szCs w:val="20"/>
+          <w:lang w:eastAsia="en-IN" w:bidi="hi-IN"/>
+        </w:rPr>
+        <w:t>(</w:t>
+      </w:r>
+      <w:proofErr w:type="gramEnd"/>
+      <w:r>
+        <w:rPr>
+          <w:rFonts w:ascii="Courier New" w:eastAsia="Times New Roman" w:hAnsi="Courier New" w:cs="Courier New"/>
+          <w:sz w:val="20"/>
+          <w:szCs w:val="20"/>
+          <w:lang w:eastAsia="en-IN" w:bidi="hi-IN"/>
+        </w:rPr>
+        <w:t>)</w:t>
+      </w:r>
+      <w:r>
+        <w:rPr>
+          <w:rFonts w:ascii="Times New Roman" w:eastAsia="Times New Roman" w:hAnsi="Times New Roman" w:cs="Times New Roman"/>
+          <w:sz w:val="24"/>
+          <w:szCs w:val="24"/>
+          <w:lang w:eastAsia="en-IN" w:bidi="hi-IN"/>
+        </w:rPr>
+        <w:t xml:space="preserve">, </w:t>
+      </w:r>
+      <w:r>
+        <w:rPr>
+          <w:rFonts w:ascii="Courier New" w:eastAsia="Times New Roman" w:hAnsi="Courier New" w:cs="Courier New"/>
+          <w:sz w:val="20"/>
+          <w:szCs w:val="20"/>
+          <w:lang w:eastAsia="en-IN" w:bidi="hi-IN"/>
+        </w:rPr>
+        <w:t xml:space="preserve">simulation.js → </w:t>
+      </w:r>
+      <w:proofErr w:type="spellStart"/>
+      <w:r>
+        <w:rPr>
+          <w:rFonts w:ascii="Courier New" w:eastAsia="Times New Roman" w:hAnsi="Courier New" w:cs="Courier New"/>
+          <w:sz w:val="20"/>
+          <w:szCs w:val="20"/>
+          <w:lang w:eastAsia="en-IN" w:bidi="hi-IN"/>
+        </w:rPr>
+        <w:t>updateTrafficLights</w:t>
+      </w:r>
+      <w:proofErr w:type="spellEnd"/>
+      <w:r>
+        <w:rPr>
+          <w:rFonts w:ascii="Courier New" w:eastAsia="Times New Roman" w:hAnsi="Courier New" w:cs="Courier New"/>
+          <w:sz w:val="20"/>
+          <w:szCs w:val="20"/>
+          <w:lang w:eastAsia="en-IN" w:bidi="hi-IN"/>
+        </w:rPr>
+        <w:t>()</w:t>
+      </w:r>
+    </w:p>
+    <w:p>
+      <w:pPr>
+        <w:spacing w:before="100" w:beforeAutospacing="1" w:after="100" w:afterAutospacing="1" w:line="240" w:lineRule="auto"/>
+        <w:rPr>
+          <w:rFonts w:ascii="Times New Roman" w:eastAsia="Times New Roman" w:hAnsi="Times New Roman" w:cs="Times New Roman"/>
+          <w:sz w:val="24"/>
+          <w:szCs w:val="24"/>
+          <w:lang w:eastAsia="en-IN" w:bidi="hi-IN"/>
+        </w:rPr>
+      </w:pPr>
+      <w:r>
+        <w:rPr>
+          <w:rFonts w:ascii="Times New Roman" w:eastAsia="Times New Roman" w:hAnsi="Times New Roman" w:cs="Times New Roman"/>
+          <w:sz w:val="24"/>
+          <w:szCs w:val="24"/>
+          <w:lang w:eastAsia="en-IN" w:bidi="hi-IN"/>
+        </w:rPr>
+        <w:t xml:space="preserve">In </w:t>
+      </w:r>
+      <w:r>
+        <w:rPr>
+          <w:rFonts w:ascii="Courier New" w:eastAsia="Times New Roman" w:hAnsi="Courier New" w:cs="Courier New"/>
+          <w:sz w:val="20"/>
+          <w:szCs w:val="20"/>
+          <w:lang w:eastAsia="en-IN" w:bidi="hi-IN"/>
+        </w:rPr>
+        <w:t>simulation.js</w:t>
+      </w:r>
+      <w:r>
+        <w:rPr>
+          <w:rFonts w:ascii="Times New Roman" w:eastAsia="Times New Roman" w:hAnsi="Times New Roman" w:cs="Times New Roman"/>
+          <w:sz w:val="24"/>
+          <w:szCs w:val="24"/>
+          <w:lang w:eastAsia="en-IN" w:bidi="hi-IN"/>
+        </w:rPr>
+        <w:t xml:space="preserve">, </w:t>
+      </w:r>
+      <w:proofErr w:type="spellStart"/>
+      <w:proofErr w:type="gramStart"/>
+      <w:r>
+        <w:rPr>
+          <w:rFonts w:ascii="Courier New" w:eastAsia="Times New Roman" w:hAnsi="Courier New" w:cs="Courier New"/>
+          <w:sz w:val="20"/>
+          <w:szCs w:val="20"/>
+          <w:lang w:eastAsia="en-IN" w:bidi="hi-IN"/>
+        </w:rPr>
+        <w:t>updateTrafficLights</w:t>
+      </w:r>
+      <w:proofErr w:type="spellEnd"/>
+      <w:r>
+        <w:rPr>
+          <w:rFonts w:ascii="Courier New" w:eastAsia="Times New Roman" w:hAnsi="Courier New" w:cs="Courier New"/>
+          <w:sz w:val="20"/>
+          <w:szCs w:val="20"/>
+          <w:lang w:eastAsia="en-IN" w:bidi="hi-IN"/>
+        </w:rPr>
+        <w:t>(</w:t>
+      </w:r>
+      <w:proofErr w:type="gramEnd"/>
+      <w:r>
+        <w:rPr>
+          <w:rFonts w:ascii="Courier New" w:eastAsia="Times New Roman" w:hAnsi="Courier New" w:cs="Courier New"/>
+          <w:sz w:val="20"/>
+          <w:szCs w:val="20"/>
+          <w:lang w:eastAsia="en-IN" w:bidi="hi-IN"/>
+        </w:rPr>
+        <w:t>)</w:t>
+      </w:r>
+      <w:r>
+        <w:rPr>
+          <w:rFonts w:ascii="Times New Roman" w:eastAsia="Times New Roman" w:hAnsi="Times New Roman" w:cs="Times New Roman"/>
+          <w:sz w:val="24"/>
+          <w:szCs w:val="24"/>
+          <w:lang w:eastAsia="en-IN" w:bidi="hi-IN"/>
+        </w:rPr>
+        <w:t xml:space="preserve"> only runs the AI scheduler if </w:t>
+      </w:r>
+      <w:proofErr w:type="spellStart"/>
+      <w:r>
+        <w:rPr>
+          <w:rFonts w:ascii="Courier New" w:eastAsia="Times New Roman" w:hAnsi="Courier New" w:cs="Courier New"/>
+          <w:sz w:val="20"/>
+          <w:szCs w:val="20"/>
+          <w:lang w:eastAsia="en-IN" w:bidi="hi-IN"/>
+        </w:rPr>
+        <w:t>node.lights</w:t>
+      </w:r>
+      <w:proofErr w:type="spellEnd"/>
+      <w:r>
+        <w:rPr>
+          <w:rFonts w:ascii="Courier New" w:eastAsia="Times New Roman" w:hAnsi="Courier New" w:cs="Courier New"/>
+          <w:sz w:val="20"/>
+          <w:szCs w:val="20"/>
+          <w:lang w:eastAsia="en-IN" w:bidi="hi-IN"/>
+        </w:rPr>
+        <w:t xml:space="preserve"> &amp;&amp; </w:t>
+      </w:r>
+      <w:proofErr w:type="spellStart"/>
+      <w:r>
+        <w:rPr>
+          <w:rFonts w:ascii="Courier New" w:eastAsia="Times New Roman" w:hAnsi="Courier New" w:cs="Courier New"/>
+          <w:sz w:val="20"/>
+          <w:szCs w:val="20"/>
+          <w:lang w:eastAsia="en-IN" w:bidi="hi-IN"/>
+        </w:rPr>
+        <w:t>node.lights.length</w:t>
+      </w:r>
+      <w:proofErr w:type="spellEnd"/>
+      <w:r>
+        <w:rPr>
+          <w:rFonts w:ascii="Courier New" w:eastAsia="Times New Roman" w:hAnsi="Courier New" w:cs="Courier New"/>
+          <w:sz w:val="20"/>
+          <w:szCs w:val="20"/>
+          <w:lang w:eastAsia="en-IN" w:bidi="hi-IN"/>
+        </w:rPr>
+        <w:t xml:space="preserve"> &gt; 0</w:t>
+      </w:r>
+      <w:r>
+        <w:rPr>
+          <w:rFonts w:ascii="Times New Roman" w:eastAsia="Times New Roman" w:hAnsi="Times New Roman" w:cs="Times New Roman"/>
+          <w:sz w:val="24"/>
+          <w:szCs w:val="24"/>
+          <w:lang w:eastAsia="en-IN" w:bidi="hi-IN"/>
+        </w:rPr>
+        <w:t xml:space="preserve">. But </w:t>
+      </w:r>
+      <w:proofErr w:type="spellStart"/>
+      <w:proofErr w:type="gramStart"/>
+      <w:r>
+        <w:rPr>
+          <w:rFonts w:ascii="Courier New" w:eastAsia="Times New Roman" w:hAnsi="Courier New" w:cs="Courier New"/>
+          <w:sz w:val="20"/>
+          <w:szCs w:val="20"/>
+          <w:lang w:eastAsia="en-IN" w:bidi="hi-IN"/>
+        </w:rPr>
+        <w:t>node.lights</w:t>
+      </w:r>
+      <w:proofErr w:type="spellEnd"/>
+      <w:proofErr w:type="gramEnd"/>
+      <w:r>
+        <w:rPr>
+          <w:rFonts w:ascii="Times New Roman" w:eastAsia="Times New Roman" w:hAnsi="Times New Roman" w:cs="Times New Roman"/>
+          <w:sz w:val="24"/>
+          <w:szCs w:val="24"/>
+          <w:lang w:eastAsia="en-IN" w:bidi="hi-IN"/>
+        </w:rPr>
+        <w:t xml:space="preserve"> is populated only when the user explicitly opens "Edit Properties" and checks light checkboxes. A newly added intersection with </w:t>
+      </w:r>
+      <w:r>
+        <w:rPr>
+          <w:rFonts w:ascii="Courier New" w:eastAsia="Times New Roman" w:hAnsi="Courier New" w:cs="Courier New"/>
+          <w:sz w:val="20"/>
+          <w:szCs w:val="20"/>
+          <w:lang w:eastAsia="en-IN" w:bidi="hi-IN"/>
+        </w:rPr>
+        <w:t>ctrl: "signalized"</w:t>
+      </w:r>
+      <w:r>
+        <w:rPr>
+          <w:rFonts w:ascii="Times New Roman" w:eastAsia="Times New Roman" w:hAnsi="Times New Roman" w:cs="Times New Roman"/>
+          <w:sz w:val="24"/>
+          <w:szCs w:val="24"/>
+          <w:lang w:eastAsia="en-IN" w:bidi="hi-IN"/>
+        </w:rPr>
+        <w:t xml:space="preserve"> has </w:t>
+      </w:r>
+      <w:r>
+        <w:rPr>
+          <w:rFonts w:ascii="Courier New" w:eastAsia="Times New Roman" w:hAnsi="Courier New" w:cs="Courier New"/>
+          <w:sz w:val="20"/>
+          <w:szCs w:val="20"/>
+          <w:lang w:eastAsia="en-IN" w:bidi="hi-IN"/>
+        </w:rPr>
+        <w:t>lights: []</w:t>
+      </w:r>
+      <w:r>
+        <w:rPr>
+          <w:rFonts w:ascii="Times New Roman" w:eastAsia="Times New Roman" w:hAnsi="Times New Roman" w:cs="Times New Roman"/>
+          <w:sz w:val="24"/>
+          <w:szCs w:val="24"/>
+          <w:lang w:eastAsia="en-IN" w:bidi="hi-IN"/>
+        </w:rPr>
+        <w:t xml:space="preserve"> by default. Cars approaching it will never be stopped (the </w:t>
+      </w:r>
+      <w:proofErr w:type="spellStart"/>
+      <w:r>
+        <w:rPr>
+          <w:rFonts w:ascii="Courier New" w:eastAsia="Times New Roman" w:hAnsi="Courier New" w:cs="Courier New"/>
+          <w:sz w:val="20"/>
+          <w:szCs w:val="20"/>
+          <w:lang w:eastAsia="en-IN" w:bidi="hi-IN"/>
+        </w:rPr>
+        <w:t>hasLightAssigned</w:t>
+      </w:r>
+      <w:proofErr w:type="spellEnd"/>
+      <w:r>
+        <w:rPr>
+          <w:rFonts w:ascii="Times New Roman" w:eastAsia="Times New Roman" w:hAnsi="Times New Roman" w:cs="Times New Roman"/>
+          <w:sz w:val="24"/>
+          <w:szCs w:val="24"/>
+          <w:lang w:eastAsia="en-IN" w:bidi="hi-IN"/>
+        </w:rPr>
+        <w:t xml:space="preserve"> check in </w:t>
+      </w:r>
+      <w:proofErr w:type="spellStart"/>
+      <w:proofErr w:type="gramStart"/>
+      <w:r>
+        <w:rPr>
+          <w:rFonts w:ascii="Courier New" w:eastAsia="Times New Roman" w:hAnsi="Courier New" w:cs="Courier New"/>
+          <w:sz w:val="20"/>
+          <w:szCs w:val="20"/>
+          <w:lang w:eastAsia="en-IN" w:bidi="hi-IN"/>
+        </w:rPr>
+        <w:t>updateCars</w:t>
+      </w:r>
+      <w:proofErr w:type="spellEnd"/>
+      <w:r>
+        <w:rPr>
+          <w:rFonts w:ascii="Courier New" w:eastAsia="Times New Roman" w:hAnsi="Courier New" w:cs="Courier New"/>
+          <w:sz w:val="20"/>
+          <w:szCs w:val="20"/>
+          <w:lang w:eastAsia="en-IN" w:bidi="hi-IN"/>
+        </w:rPr>
+        <w:t>(</w:t>
+      </w:r>
+      <w:proofErr w:type="gramEnd"/>
+      <w:r>
+        <w:rPr>
+          <w:rFonts w:ascii="Courier New" w:eastAsia="Times New Roman" w:hAnsi="Courier New" w:cs="Courier New"/>
+          <w:sz w:val="20"/>
+          <w:szCs w:val="20"/>
+          <w:lang w:eastAsia="en-IN" w:bidi="hi-IN"/>
+        </w:rPr>
+        <w:t>)</w:t>
+      </w:r>
+      <w:r>
+        <w:rPr>
+          <w:rFonts w:ascii="Times New Roman" w:eastAsia="Times New Roman" w:hAnsi="Times New Roman" w:cs="Times New Roman"/>
+          <w:sz w:val="24"/>
+          <w:szCs w:val="24"/>
+          <w:lang w:eastAsia="en-IN" w:bidi="hi-IN"/>
+        </w:rPr>
+        <w:t xml:space="preserve"> evaluates false), making the intersection functionally uncontrolled despite its </w:t>
+      </w:r>
+      <w:r>
+        <w:rPr>
+          <w:rFonts w:ascii="Courier New" w:eastAsia="Times New Roman" w:hAnsi="Courier New" w:cs="Courier New"/>
+          <w:sz w:val="20"/>
+          <w:szCs w:val="20"/>
+          <w:lang w:eastAsia="en-IN" w:bidi="hi-IN"/>
+        </w:rPr>
+        <w:t>ctrl</w:t>
+      </w:r>
+      <w:r>
+        <w:rPr>
+          <w:rFonts w:ascii="Times New Roman" w:eastAsia="Times New Roman" w:hAnsi="Times New Roman" w:cs="Times New Roman"/>
+          <w:sz w:val="24"/>
+          <w:szCs w:val="24"/>
+          <w:lang w:eastAsia="en-IN" w:bidi="hi-IN"/>
+        </w:rPr>
+        <w:t xml:space="preserve"> value claiming otherwise.</w:t>
+      </w:r>
+    </w:p>
+    <w:p>
+      <w:pPr>
+        <w:spacing w:before="100" w:beforeAutospacing="1" w:after="100" w:afterAutospacing="1" w:line="240" w:lineRule="auto"/>
+        <w:rPr>
+          <w:rFonts w:ascii="Times New Roman" w:eastAsia="Times New Roman" w:hAnsi="Times New Roman" w:cs="Times New Roman"/>
+          <w:sz w:val="24"/>
+          <w:szCs w:val="24"/>
+          <w:lang w:eastAsia="en-IN" w:bidi="hi-IN"/>
+        </w:rPr>
+      </w:pPr>
+      <w:r>
+        <w:rPr>
+          <w:rFonts w:ascii="Times New Roman" w:eastAsia="Times New Roman" w:hAnsi="Times New Roman" w:cs="Times New Roman"/>
+          <w:b/>
+          <w:bCs/>
+          <w:sz w:val="24"/>
+          <w:szCs w:val="24"/>
+          <w:lang w:eastAsia="en-IN" w:bidi="hi-IN"/>
+        </w:rPr>
+        <w:t>Why it matters</w:t>
+      </w:r>
+      <w:r>
+        <w:rPr>
+          <w:rFonts w:ascii="Times New Roman" w:eastAsia="Times New Roman" w:hAnsi="Times New Roman" w:cs="Times New Roman"/>
+          <w:sz w:val="24"/>
+          <w:szCs w:val="24"/>
+          <w:lang w:eastAsia="en-IN" w:bidi="hi-IN"/>
+        </w:rPr>
+        <w:t>: A user who adds intersections and immediately runs simulation gets no traffic light behavior at all. The "signalized" label is misleading.</w:t>
+      </w:r>
+    </w:p>
+    <w:p>
+      <w:pPr>
+        <w:spacing w:before="100" w:beforeAutospacing="1" w:after="100" w:afterAutospacing="1" w:line="240" w:lineRule="auto"/>
+        <w:rPr>
+          <w:rFonts w:ascii="Times New Roman" w:eastAsia="Times New Roman" w:hAnsi="Times New Roman" w:cs="Times New Roman"/>
+          <w:sz w:val="24"/>
+          <w:szCs w:val="24"/>
+          <w:lang w:eastAsia="en-IN" w:bidi="hi-IN"/>
+        </w:rPr>
+      </w:pPr>
+      <w:r>
+        <w:rPr>
+          <w:rFonts w:ascii="Times New Roman" w:eastAsia="Times New Roman" w:hAnsi="Times New Roman" w:cs="Times New Roman"/>
+          <w:b/>
+          <w:bCs/>
+          <w:sz w:val="24"/>
+          <w:szCs w:val="24"/>
+          <w:lang w:eastAsia="en-IN" w:bidi="hi-IN"/>
+        </w:rPr>
+        <w:t>Fix</w:t>
+      </w:r>
+      <w:r>
+        <w:rPr>
+          <w:rFonts w:ascii="Times New Roman" w:eastAsia="Times New Roman" w:hAnsi="Times New Roman" w:cs="Times New Roman"/>
+          <w:sz w:val="24"/>
+          <w:szCs w:val="24"/>
+          <w:lang w:eastAsia="en-IN" w:bidi="hi-IN"/>
+        </w:rPr>
+        <w:t xml:space="preserve">: Auto-populate </w:t>
+      </w:r>
+      <w:r>
+        <w:rPr>
+          <w:rFonts w:ascii="Courier New" w:eastAsia="Times New Roman" w:hAnsi="Courier New" w:cs="Courier New"/>
+          <w:sz w:val="20"/>
+          <w:szCs w:val="20"/>
+          <w:lang w:eastAsia="en-IN" w:bidi="hi-IN"/>
+        </w:rPr>
+        <w:t>lights</w:t>
+      </w:r>
+      <w:r>
+        <w:rPr>
+          <w:rFonts w:ascii="Times New Roman" w:eastAsia="Times New Roman" w:hAnsi="Times New Roman" w:cs="Times New Roman"/>
+          <w:sz w:val="24"/>
+          <w:szCs w:val="24"/>
+          <w:lang w:eastAsia="en-IN" w:bidi="hi-IN"/>
+        </w:rPr>
+        <w:t xml:space="preserve"> on node creation from all connected incoming edges. The user can then deselect specific approaches in the modal. This is the expected behavior for real-world signal controllers.</w:t>
+      </w:r>
+    </w:p>
+    <w:p>
+      <w:pPr>
+        <w:rPr>
+          <w:rFonts w:ascii="Times New Roman" w:eastAsia="Times New Roman" w:hAnsi="Times New Roman" w:cs="Times New Roman"/>
+          <w:b/>
+          <w:bCs/>
+          <w:sz w:val="27"/>
+          <w:szCs w:val="27"/>
+          <w:lang w:eastAsia="en-IN" w:bidi="hi-IN"/>
+        </w:rPr>
+      </w:pPr>
+      <w:r>
+        <w:rPr>
+          <w:rFonts w:ascii="Times New Roman" w:eastAsia="Times New Roman" w:hAnsi="Times New Roman" w:cs="Times New Roman"/>
+          <w:b/>
+          <w:bCs/>
+          <w:sz w:val="27"/>
+          <w:szCs w:val="27"/>
+          <w:lang w:eastAsia="en-IN" w:bidi="hi-IN"/>
+        </w:rPr>
+        <w:br w:type="page"/>
+      </w:r>
+    </w:p>
+    <w:p>
+      <w:pPr>
+        <w:spacing w:before="100" w:beforeAutospacing="1" w:after="100" w:afterAutospacing="1" w:line="240" w:lineRule="auto"/>
+        <w:outlineLvl w:val="2"/>
+        <w:rPr>
+          <w:rFonts w:ascii="Times New Roman" w:eastAsia="Times New Roman" w:hAnsi="Times New Roman" w:cs="Times New Roman"/>
+          <w:b/>
+          <w:bCs/>
+          <w:sz w:val="27"/>
+          <w:szCs w:val="27"/>
+          <w:lang w:eastAsia="en-IN" w:bidi="hi-IN"/>
+        </w:rPr>
+      </w:pPr>
+      <w:r>
+        <w:rPr>
+          <w:rFonts w:ascii="Times New Roman" w:eastAsia="Times New Roman" w:hAnsi="Times New Roman" w:cs="Times New Roman"/>
+          <w:b/>
+          <w:bCs/>
+          <w:sz w:val="27"/>
+          <w:szCs w:val="27"/>
+          <w:lang w:eastAsia="en-IN" w:bidi="hi-IN"/>
+        </w:rPr>
+        <w:lastRenderedPageBreak/>
+        <w:t xml:space="preserve">Flaw 3 — Stop-line check at </w:t>
+      </w:r>
+      <w:r>
+        <w:rPr>
+          <w:rFonts w:ascii="Courier New" w:eastAsia="Times New Roman" w:hAnsi="Courier New" w:cs="Courier New"/>
+          <w:b/>
+          <w:bCs/>
+          <w:sz w:val="20"/>
+          <w:szCs w:val="20"/>
+          <w:lang w:eastAsia="en-IN" w:bidi="hi-IN"/>
+        </w:rPr>
+        <w:t>progress &gt;= 0.98</w:t>
+      </w:r>
+      <w:r>
+        <w:rPr>
+          <w:rFonts w:ascii="Times New Roman" w:eastAsia="Times New Roman" w:hAnsi="Times New Roman" w:cs="Times New Roman"/>
+          <w:b/>
+          <w:bCs/>
+          <w:sz w:val="27"/>
+          <w:szCs w:val="27"/>
+          <w:lang w:eastAsia="en-IN" w:bidi="hi-IN"/>
+        </w:rPr>
+        <w:t xml:space="preserve"> but green check at </w:t>
+      </w:r>
+      <w:r>
+        <w:rPr>
+          <w:rFonts w:ascii="Courier New" w:eastAsia="Times New Roman" w:hAnsi="Courier New" w:cs="Courier New"/>
+          <w:b/>
+          <w:bCs/>
+          <w:sz w:val="20"/>
+          <w:szCs w:val="20"/>
+          <w:lang w:eastAsia="en-IN" w:bidi="hi-IN"/>
+        </w:rPr>
+        <w:t>progress &gt;= 1</w:t>
+      </w:r>
+    </w:p>
+    <w:p>
+      <w:pPr>
+        <w:spacing w:before="100" w:beforeAutospacing="1" w:after="100" w:afterAutospacing="1" w:line="240" w:lineRule="auto"/>
+        <w:rPr>
+          <w:rFonts w:ascii="Times New Roman" w:eastAsia="Times New Roman" w:hAnsi="Times New Roman" w:cs="Times New Roman"/>
+          <w:sz w:val="24"/>
+          <w:szCs w:val="24"/>
+          <w:lang w:eastAsia="en-IN" w:bidi="hi-IN"/>
+        </w:rPr>
+      </w:pPr>
+      <w:r>
+        <w:rPr>
+          <w:rFonts w:ascii="Times New Roman" w:eastAsia="Times New Roman" w:hAnsi="Times New Roman" w:cs="Times New Roman"/>
+          <w:b/>
+          <w:bCs/>
+          <w:sz w:val="24"/>
+          <w:szCs w:val="24"/>
+          <w:lang w:eastAsia="en-IN" w:bidi="hi-IN"/>
+        </w:rPr>
+        <w:t>Location</w:t>
+      </w:r>
+      <w:r>
+        <w:rPr>
+          <w:rFonts w:ascii="Times New Roman" w:eastAsia="Times New Roman" w:hAnsi="Times New Roman" w:cs="Times New Roman"/>
+          <w:sz w:val="24"/>
+          <w:szCs w:val="24"/>
+          <w:lang w:eastAsia="en-IN" w:bidi="hi-IN"/>
+        </w:rPr>
+        <w:t xml:space="preserve">: </w:t>
+      </w:r>
+      <w:r>
+        <w:rPr>
+          <w:rFonts w:ascii="Courier New" w:eastAsia="Times New Roman" w:hAnsi="Courier New" w:cs="Courier New"/>
+          <w:sz w:val="20"/>
+          <w:szCs w:val="20"/>
+          <w:lang w:eastAsia="en-IN" w:bidi="hi-IN"/>
+        </w:rPr>
+        <w:t xml:space="preserve">simulation.js → </w:t>
+      </w:r>
+      <w:proofErr w:type="spellStart"/>
+      <w:proofErr w:type="gramStart"/>
+      <w:r>
+        <w:rPr>
+          <w:rFonts w:ascii="Courier New" w:eastAsia="Times New Roman" w:hAnsi="Courier New" w:cs="Courier New"/>
+          <w:sz w:val="20"/>
+          <w:szCs w:val="20"/>
+          <w:lang w:eastAsia="en-IN" w:bidi="hi-IN"/>
+        </w:rPr>
+        <w:t>updateCars</w:t>
+      </w:r>
+      <w:proofErr w:type="spellEnd"/>
+      <w:r>
+        <w:rPr>
+          <w:rFonts w:ascii="Courier New" w:eastAsia="Times New Roman" w:hAnsi="Courier New" w:cs="Courier New"/>
+          <w:sz w:val="20"/>
+          <w:szCs w:val="20"/>
+          <w:lang w:eastAsia="en-IN" w:bidi="hi-IN"/>
+        </w:rPr>
+        <w:t>(</w:t>
+      </w:r>
+      <w:proofErr w:type="gramEnd"/>
+      <w:r>
+        <w:rPr>
+          <w:rFonts w:ascii="Courier New" w:eastAsia="Times New Roman" w:hAnsi="Courier New" w:cs="Courier New"/>
+          <w:sz w:val="20"/>
+          <w:szCs w:val="20"/>
+          <w:lang w:eastAsia="en-IN" w:bidi="hi-IN"/>
+        </w:rPr>
+        <w:t>)</w:t>
+      </w:r>
+      <w:r>
+        <w:rPr>
+          <w:rFonts w:ascii="Times New Roman" w:eastAsia="Times New Roman" w:hAnsi="Times New Roman" w:cs="Times New Roman"/>
+          <w:sz w:val="24"/>
+          <w:szCs w:val="24"/>
+          <w:lang w:eastAsia="en-IN" w:bidi="hi-IN"/>
+        </w:rPr>
+        <w:t>, lines ~60 and ~75</w:t>
+      </w:r>
+    </w:p>
+    <w:p>
+      <w:pPr>
+        <w:spacing w:before="100" w:beforeAutospacing="1" w:after="100" w:afterAutospacing="1" w:line="240" w:lineRule="auto"/>
+        <w:rPr>
+          <w:rFonts w:ascii="Times New Roman" w:eastAsia="Times New Roman" w:hAnsi="Times New Roman" w:cs="Times New Roman"/>
+          <w:sz w:val="24"/>
+          <w:szCs w:val="24"/>
+          <w:lang w:eastAsia="en-IN" w:bidi="hi-IN"/>
+        </w:rPr>
+      </w:pPr>
+      <w:r>
+        <w:rPr>
+          <w:rFonts w:ascii="Times New Roman" w:eastAsia="Times New Roman" w:hAnsi="Times New Roman" w:cs="Times New Roman"/>
+          <w:sz w:val="24"/>
+          <w:szCs w:val="24"/>
+          <w:lang w:eastAsia="en-IN" w:bidi="hi-IN"/>
+        </w:rPr>
+        <w:t xml:space="preserve">Cars check for a red light at </w:t>
+      </w:r>
+      <w:r>
+        <w:rPr>
+          <w:rFonts w:ascii="Courier New" w:eastAsia="Times New Roman" w:hAnsi="Courier New" w:cs="Courier New"/>
+          <w:sz w:val="20"/>
+          <w:szCs w:val="20"/>
+          <w:lang w:eastAsia="en-IN" w:bidi="hi-IN"/>
+        </w:rPr>
+        <w:t>progress &gt;= 0.98</w:t>
+      </w:r>
+      <w:r>
+        <w:rPr>
+          <w:rFonts w:ascii="Times New Roman" w:eastAsia="Times New Roman" w:hAnsi="Times New Roman" w:cs="Times New Roman"/>
+          <w:sz w:val="24"/>
+          <w:szCs w:val="24"/>
+          <w:lang w:eastAsia="en-IN" w:bidi="hi-IN"/>
+        </w:rPr>
+        <w:t xml:space="preserve"> and clamp to </w:t>
+      </w:r>
+      <w:r>
+        <w:rPr>
+          <w:rFonts w:ascii="Courier New" w:eastAsia="Times New Roman" w:hAnsi="Courier New" w:cs="Courier New"/>
+          <w:sz w:val="20"/>
+          <w:szCs w:val="20"/>
+          <w:lang w:eastAsia="en-IN" w:bidi="hi-IN"/>
+        </w:rPr>
+        <w:t>0.98</w:t>
+      </w:r>
+      <w:r>
+        <w:rPr>
+          <w:rFonts w:ascii="Times New Roman" w:eastAsia="Times New Roman" w:hAnsi="Times New Roman" w:cs="Times New Roman"/>
+          <w:sz w:val="24"/>
+          <w:szCs w:val="24"/>
+          <w:lang w:eastAsia="en-IN" w:bidi="hi-IN"/>
+        </w:rPr>
+        <w:t xml:space="preserve">. But when the light turns green, the code that moves the car to the next edge only fires at </w:t>
+      </w:r>
+      <w:r>
+        <w:rPr>
+          <w:rFonts w:ascii="Courier New" w:eastAsia="Times New Roman" w:hAnsi="Courier New" w:cs="Courier New"/>
+          <w:sz w:val="20"/>
+          <w:szCs w:val="20"/>
+          <w:lang w:eastAsia="en-IN" w:bidi="hi-IN"/>
+        </w:rPr>
+        <w:t>progress &gt;= 1</w:t>
+      </w:r>
+      <w:r>
+        <w:rPr>
+          <w:rFonts w:ascii="Times New Roman" w:eastAsia="Times New Roman" w:hAnsi="Times New Roman" w:cs="Times New Roman"/>
+          <w:sz w:val="24"/>
+          <w:szCs w:val="24"/>
+          <w:lang w:eastAsia="en-IN" w:bidi="hi-IN"/>
+        </w:rPr>
+        <w:t xml:space="preserve">. This means a stopped car will never reach </w:t>
+      </w:r>
+      <w:r>
+        <w:rPr>
+          <w:rFonts w:ascii="Courier New" w:eastAsia="Times New Roman" w:hAnsi="Courier New" w:cs="Courier New"/>
+          <w:sz w:val="20"/>
+          <w:szCs w:val="20"/>
+          <w:lang w:eastAsia="en-IN" w:bidi="hi-IN"/>
+        </w:rPr>
+        <w:t>1</w:t>
+      </w:r>
+      <w:r>
+        <w:rPr>
+          <w:rFonts w:ascii="Times New Roman" w:eastAsia="Times New Roman" w:hAnsi="Times New Roman" w:cs="Times New Roman"/>
+          <w:sz w:val="24"/>
+          <w:szCs w:val="24"/>
+          <w:lang w:eastAsia="en-IN" w:bidi="hi-IN"/>
+        </w:rPr>
+        <w:t xml:space="preserve"> by normal movement — it sits at </w:t>
+      </w:r>
+      <w:r>
+        <w:rPr>
+          <w:rFonts w:ascii="Courier New" w:eastAsia="Times New Roman" w:hAnsi="Courier New" w:cs="Courier New"/>
+          <w:sz w:val="20"/>
+          <w:szCs w:val="20"/>
+          <w:lang w:eastAsia="en-IN" w:bidi="hi-IN"/>
+        </w:rPr>
+        <w:t>0.98</w:t>
+      </w:r>
+      <w:r>
+        <w:rPr>
+          <w:rFonts w:ascii="Times New Roman" w:eastAsia="Times New Roman" w:hAnsi="Times New Roman" w:cs="Times New Roman"/>
+          <w:sz w:val="24"/>
+          <w:szCs w:val="24"/>
+          <w:lang w:eastAsia="en-IN" w:bidi="hi-IN"/>
+        </w:rPr>
+        <w:t xml:space="preserve"> indefinitely. It only advances on the next frame where </w:t>
+      </w:r>
+      <w:r>
+        <w:rPr>
+          <w:rFonts w:ascii="Courier New" w:eastAsia="Times New Roman" w:hAnsi="Courier New" w:cs="Courier New"/>
+          <w:sz w:val="20"/>
+          <w:szCs w:val="20"/>
+          <w:lang w:eastAsia="en-IN" w:bidi="hi-IN"/>
+        </w:rPr>
+        <w:t>progress &lt; 1</w:t>
+      </w:r>
+      <w:r>
+        <w:rPr>
+          <w:rFonts w:ascii="Times New Roman" w:eastAsia="Times New Roman" w:hAnsi="Times New Roman" w:cs="Times New Roman"/>
+          <w:sz w:val="24"/>
+          <w:szCs w:val="24"/>
+          <w:lang w:eastAsia="en-IN" w:bidi="hi-IN"/>
+        </w:rPr>
+        <w:t xml:space="preserve">, so it increments by </w:t>
+      </w:r>
+      <w:r>
+        <w:rPr>
+          <w:rFonts w:ascii="Courier New" w:eastAsia="Times New Roman" w:hAnsi="Courier New" w:cs="Courier New"/>
+          <w:sz w:val="20"/>
+          <w:szCs w:val="20"/>
+          <w:lang w:eastAsia="en-IN" w:bidi="hi-IN"/>
+        </w:rPr>
+        <w:t>speed * dt * 60</w:t>
+      </w:r>
+      <w:r>
+        <w:rPr>
+          <w:rFonts w:ascii="Times New Roman" w:eastAsia="Times New Roman" w:hAnsi="Times New Roman" w:cs="Times New Roman"/>
+          <w:sz w:val="24"/>
+          <w:szCs w:val="24"/>
+          <w:lang w:eastAsia="en-IN" w:bidi="hi-IN"/>
+        </w:rPr>
+        <w:t xml:space="preserve"> from </w:t>
+      </w:r>
+      <w:r>
+        <w:rPr>
+          <w:rFonts w:ascii="Courier New" w:eastAsia="Times New Roman" w:hAnsi="Courier New" w:cs="Courier New"/>
+          <w:sz w:val="20"/>
+          <w:szCs w:val="20"/>
+          <w:lang w:eastAsia="en-IN" w:bidi="hi-IN"/>
+        </w:rPr>
+        <w:t>0.98</w:t>
+      </w:r>
+      <w:r>
+        <w:rPr>
+          <w:rFonts w:ascii="Times New Roman" w:eastAsia="Times New Roman" w:hAnsi="Times New Roman" w:cs="Times New Roman"/>
+          <w:sz w:val="24"/>
+          <w:szCs w:val="24"/>
+          <w:lang w:eastAsia="en-IN" w:bidi="hi-IN"/>
+        </w:rPr>
+        <w:t xml:space="preserve"> and can then reach </w:t>
+      </w:r>
+      <w:r>
+        <w:rPr>
+          <w:rFonts w:ascii="Courier New" w:eastAsia="Times New Roman" w:hAnsi="Courier New" w:cs="Courier New"/>
+          <w:sz w:val="20"/>
+          <w:szCs w:val="20"/>
+          <w:lang w:eastAsia="en-IN" w:bidi="hi-IN"/>
+        </w:rPr>
+        <w:t>&gt;= 0.98</w:t>
+      </w:r>
+      <w:r>
+        <w:rPr>
+          <w:rFonts w:ascii="Times New Roman" w:eastAsia="Times New Roman" w:hAnsi="Times New Roman" w:cs="Times New Roman"/>
+          <w:sz w:val="24"/>
+          <w:szCs w:val="24"/>
+          <w:lang w:eastAsia="en-IN" w:bidi="hi-IN"/>
+        </w:rPr>
+        <w:t xml:space="preserve"> again on the same check. In practice this works, but the boundary condition is fragile: if </w:t>
+      </w:r>
+      <w:r>
+        <w:rPr>
+          <w:rFonts w:ascii="Courier New" w:eastAsia="Times New Roman" w:hAnsi="Courier New" w:cs="Courier New"/>
+          <w:sz w:val="20"/>
+          <w:szCs w:val="20"/>
+          <w:lang w:eastAsia="en-IN" w:bidi="hi-IN"/>
+        </w:rPr>
+        <w:t>speed * dt * 60</w:t>
+      </w:r>
+      <w:r>
+        <w:rPr>
+          <w:rFonts w:ascii="Times New Roman" w:eastAsia="Times New Roman" w:hAnsi="Times New Roman" w:cs="Times New Roman"/>
+          <w:sz w:val="24"/>
+          <w:szCs w:val="24"/>
+          <w:lang w:eastAsia="en-IN" w:bidi="hi-IN"/>
+        </w:rPr>
+        <w:t xml:space="preserve"> is very small (slow car, high framerate), the car increments from </w:t>
+      </w:r>
+      <w:r>
+        <w:rPr>
+          <w:rFonts w:ascii="Courier New" w:eastAsia="Times New Roman" w:hAnsi="Courier New" w:cs="Courier New"/>
+          <w:sz w:val="20"/>
+          <w:szCs w:val="20"/>
+          <w:lang w:eastAsia="en-IN" w:bidi="hi-IN"/>
+        </w:rPr>
+        <w:t>0.98</w:t>
+      </w:r>
+      <w:r>
+        <w:rPr>
+          <w:rFonts w:ascii="Times New Roman" w:eastAsia="Times New Roman" w:hAnsi="Times New Roman" w:cs="Times New Roman"/>
+          <w:sz w:val="24"/>
+          <w:szCs w:val="24"/>
+          <w:lang w:eastAsia="en-IN" w:bidi="hi-IN"/>
+        </w:rPr>
+        <w:t xml:space="preserve"> to </w:t>
+      </w:r>
+      <w:r>
+        <w:rPr>
+          <w:rFonts w:ascii="Courier New" w:eastAsia="Times New Roman" w:hAnsi="Courier New" w:cs="Courier New"/>
+          <w:sz w:val="20"/>
+          <w:szCs w:val="20"/>
+          <w:lang w:eastAsia="en-IN" w:bidi="hi-IN"/>
+        </w:rPr>
+        <w:t>0.9805</w:t>
+      </w:r>
+      <w:r>
+        <w:rPr>
+          <w:rFonts w:ascii="Times New Roman" w:eastAsia="Times New Roman" w:hAnsi="Times New Roman" w:cs="Times New Roman"/>
+          <w:sz w:val="24"/>
+          <w:szCs w:val="24"/>
+          <w:lang w:eastAsia="en-IN" w:bidi="hi-IN"/>
+        </w:rPr>
+        <w:t xml:space="preserve">, re-hits the </w:t>
+      </w:r>
+      <w:r>
+        <w:rPr>
+          <w:rFonts w:ascii="Courier New" w:eastAsia="Times New Roman" w:hAnsi="Courier New" w:cs="Courier New"/>
+          <w:sz w:val="20"/>
+          <w:szCs w:val="20"/>
+          <w:lang w:eastAsia="en-IN" w:bidi="hi-IN"/>
+        </w:rPr>
+        <w:t>&gt;= 0.98</w:t>
+      </w:r>
+      <w:r>
+        <w:rPr>
+          <w:rFonts w:ascii="Times New Roman" w:eastAsia="Times New Roman" w:hAnsi="Times New Roman" w:cs="Times New Roman"/>
+          <w:sz w:val="24"/>
+          <w:szCs w:val="24"/>
+          <w:lang w:eastAsia="en-IN" w:bidi="hi-IN"/>
+        </w:rPr>
+        <w:t xml:space="preserve"> branch, and gets clamped again. </w:t>
+      </w:r>
+      <w:r>
+        <w:rPr>
+          <w:rFonts w:ascii="Times New Roman" w:eastAsia="Times New Roman" w:hAnsi="Times New Roman" w:cs="Times New Roman"/>
+          <w:b/>
+          <w:bCs/>
+          <w:sz w:val="24"/>
+          <w:szCs w:val="24"/>
+          <w:lang w:eastAsia="en-IN" w:bidi="hi-IN"/>
+        </w:rPr>
+        <w:t xml:space="preserve">Cars on low-speed roads with granular </w:t>
+      </w:r>
+      <w:r>
+        <w:rPr>
+          <w:rFonts w:ascii="Courier New" w:eastAsia="Times New Roman" w:hAnsi="Courier New" w:cs="Courier New"/>
+          <w:b/>
+          <w:bCs/>
+          <w:sz w:val="20"/>
+          <w:szCs w:val="20"/>
+          <w:lang w:eastAsia="en-IN" w:bidi="hi-IN"/>
+        </w:rPr>
+        <w:t>dt</w:t>
+      </w:r>
+      <w:r>
+        <w:rPr>
+          <w:rFonts w:ascii="Times New Roman" w:eastAsia="Times New Roman" w:hAnsi="Times New Roman" w:cs="Times New Roman"/>
+          <w:b/>
+          <w:bCs/>
+          <w:sz w:val="24"/>
+          <w:szCs w:val="24"/>
+          <w:lang w:eastAsia="en-IN" w:bidi="hi-IN"/>
+        </w:rPr>
+        <w:t xml:space="preserve"> will oscillate at the stop line indefinitely even on green.</w:t>
+      </w:r>
+    </w:p>
+    <w:p>
+      <w:pPr>
+        <w:spacing w:before="100" w:beforeAutospacing="1" w:after="100" w:afterAutospacing="1" w:line="240" w:lineRule="auto"/>
+        <w:rPr>
+          <w:rFonts w:ascii="Times New Roman" w:eastAsia="Times New Roman" w:hAnsi="Times New Roman" w:cs="Times New Roman"/>
+          <w:sz w:val="24"/>
+          <w:szCs w:val="24"/>
+          <w:lang w:eastAsia="en-IN" w:bidi="hi-IN"/>
+        </w:rPr>
+      </w:pPr>
+      <w:r>
+        <w:rPr>
+          <w:rFonts w:ascii="Times New Roman" w:eastAsia="Times New Roman" w:hAnsi="Times New Roman" w:cs="Times New Roman"/>
+          <w:b/>
+          <w:bCs/>
+          <w:sz w:val="24"/>
+          <w:szCs w:val="24"/>
+          <w:lang w:eastAsia="en-IN" w:bidi="hi-IN"/>
+        </w:rPr>
+        <w:t>Why it matters</w:t>
+      </w:r>
+      <w:r>
+        <w:rPr>
+          <w:rFonts w:ascii="Times New Roman" w:eastAsia="Times New Roman" w:hAnsi="Times New Roman" w:cs="Times New Roman"/>
+          <w:sz w:val="24"/>
+          <w:szCs w:val="24"/>
+          <w:lang w:eastAsia="en-IN" w:bidi="hi-IN"/>
+        </w:rPr>
+        <w:t xml:space="preserve">: This creates phantom traffic at intersections with </w:t>
+      </w:r>
+      <w:proofErr w:type="gramStart"/>
+      <w:r>
+        <w:rPr>
+          <w:rFonts w:ascii="Times New Roman" w:eastAsia="Times New Roman" w:hAnsi="Times New Roman" w:cs="Times New Roman"/>
+          <w:sz w:val="24"/>
+          <w:szCs w:val="24"/>
+          <w:lang w:eastAsia="en-IN" w:bidi="hi-IN"/>
+        </w:rPr>
+        <w:t>low speed</w:t>
+      </w:r>
+      <w:proofErr w:type="gramEnd"/>
+      <w:r>
+        <w:rPr>
+          <w:rFonts w:ascii="Times New Roman" w:eastAsia="Times New Roman" w:hAnsi="Times New Roman" w:cs="Times New Roman"/>
+          <w:sz w:val="24"/>
+          <w:szCs w:val="24"/>
+          <w:lang w:eastAsia="en-IN" w:bidi="hi-IN"/>
+        </w:rPr>
+        <w:t xml:space="preserve"> limit edges and high simulation speed multipliers.</w:t>
+      </w:r>
+    </w:p>
+    <w:p>
+      <w:pPr>
+        <w:spacing w:before="100" w:beforeAutospacing="1" w:after="100" w:afterAutospacing="1" w:line="240" w:lineRule="auto"/>
+        <w:rPr>
+          <w:rFonts w:ascii="Times New Roman" w:eastAsia="Times New Roman" w:hAnsi="Times New Roman" w:cs="Times New Roman"/>
+          <w:sz w:val="24"/>
+          <w:szCs w:val="24"/>
+          <w:lang w:eastAsia="en-IN" w:bidi="hi-IN"/>
+        </w:rPr>
+      </w:pPr>
+      <w:r>
+        <w:rPr>
+          <w:rFonts w:ascii="Times New Roman" w:eastAsia="Times New Roman" w:hAnsi="Times New Roman" w:cs="Times New Roman"/>
+          <w:b/>
+          <w:bCs/>
+          <w:sz w:val="24"/>
+          <w:szCs w:val="24"/>
+          <w:lang w:eastAsia="en-IN" w:bidi="hi-IN"/>
+        </w:rPr>
+        <w:t>Fix</w:t>
+      </w:r>
+      <w:r>
+        <w:rPr>
+          <w:rFonts w:ascii="Times New Roman" w:eastAsia="Times New Roman" w:hAnsi="Times New Roman" w:cs="Times New Roman"/>
+          <w:sz w:val="24"/>
+          <w:szCs w:val="24"/>
+          <w:lang w:eastAsia="en-IN" w:bidi="hi-IN"/>
+        </w:rPr>
+        <w:t xml:space="preserve">: Change the stop condition to </w:t>
+      </w:r>
+      <w:r>
+        <w:rPr>
+          <w:rFonts w:ascii="Courier New" w:eastAsia="Times New Roman" w:hAnsi="Courier New" w:cs="Courier New"/>
+          <w:sz w:val="20"/>
+          <w:szCs w:val="20"/>
+          <w:lang w:eastAsia="en-IN" w:bidi="hi-IN"/>
+        </w:rPr>
+        <w:t>&gt; 0.98</w:t>
+      </w:r>
+      <w:r>
+        <w:rPr>
+          <w:rFonts w:ascii="Times New Roman" w:eastAsia="Times New Roman" w:hAnsi="Times New Roman" w:cs="Times New Roman"/>
+          <w:sz w:val="24"/>
+          <w:szCs w:val="24"/>
+          <w:lang w:eastAsia="en-IN" w:bidi="hi-IN"/>
+        </w:rPr>
+        <w:t xml:space="preserve"> (exclusive) and the release condition to </w:t>
+      </w:r>
+      <w:r>
+        <w:rPr>
+          <w:rFonts w:ascii="Courier New" w:eastAsia="Times New Roman" w:hAnsi="Courier New" w:cs="Courier New"/>
+          <w:sz w:val="20"/>
+          <w:szCs w:val="20"/>
+          <w:lang w:eastAsia="en-IN" w:bidi="hi-IN"/>
+        </w:rPr>
+        <w:t>&gt;= 0.98</w:t>
+      </w:r>
+      <w:r>
+        <w:rPr>
+          <w:rFonts w:ascii="Times New Roman" w:eastAsia="Times New Roman" w:hAnsi="Times New Roman" w:cs="Times New Roman"/>
+          <w:sz w:val="24"/>
+          <w:szCs w:val="24"/>
+          <w:lang w:eastAsia="en-IN" w:bidi="hi-IN"/>
+        </w:rPr>
+        <w:t xml:space="preserve"> (inclusive, proceeding to the edge transition), or use a dedicated </w:t>
+      </w:r>
+      <w:proofErr w:type="spellStart"/>
+      <w:proofErr w:type="gramStart"/>
+      <w:r>
+        <w:rPr>
+          <w:rFonts w:ascii="Courier New" w:eastAsia="Times New Roman" w:hAnsi="Courier New" w:cs="Courier New"/>
+          <w:sz w:val="20"/>
+          <w:szCs w:val="20"/>
+          <w:lang w:eastAsia="en-IN" w:bidi="hi-IN"/>
+        </w:rPr>
+        <w:t>car.state</w:t>
+      </w:r>
+      <w:proofErr w:type="spellEnd"/>
+      <w:proofErr w:type="gramEnd"/>
+      <w:r>
+        <w:rPr>
+          <w:rFonts w:ascii="Times New Roman" w:eastAsia="Times New Roman" w:hAnsi="Times New Roman" w:cs="Times New Roman"/>
+          <w:sz w:val="24"/>
+          <w:szCs w:val="24"/>
+          <w:lang w:eastAsia="en-IN" w:bidi="hi-IN"/>
+        </w:rPr>
+        <w:t xml:space="preserve"> flag (</w:t>
+      </w:r>
+      <w:r>
+        <w:rPr>
+          <w:rFonts w:ascii="Courier New" w:eastAsia="Times New Roman" w:hAnsi="Courier New" w:cs="Courier New"/>
+          <w:sz w:val="20"/>
+          <w:szCs w:val="20"/>
+          <w:lang w:eastAsia="en-IN" w:bidi="hi-IN"/>
+        </w:rPr>
+        <w:t>moving | stopped | transitioning</w:t>
+      </w:r>
+      <w:r>
+        <w:rPr>
+          <w:rFonts w:ascii="Times New Roman" w:eastAsia="Times New Roman" w:hAnsi="Times New Roman" w:cs="Times New Roman"/>
+          <w:sz w:val="24"/>
+          <w:szCs w:val="24"/>
+          <w:lang w:eastAsia="en-IN" w:bidi="hi-IN"/>
+        </w:rPr>
+        <w:t>) rather than relying on floating-point boundary arithmetic.</w:t>
+      </w:r>
+    </w:p>
+    <w:p>
+      <w:pPr>
+        <w:spacing w:after="0" w:line="240" w:lineRule="auto"/>
+        <w:rPr>
+          <w:rFonts w:ascii="Times New Roman" w:eastAsia="Times New Roman" w:hAnsi="Times New Roman" w:cs="Times New Roman"/>
+          <w:sz w:val="24"/>
+          <w:szCs w:val="24"/>
+          <w:lang w:eastAsia="en-IN" w:bidi="hi-IN"/>
+        </w:rPr>
+      </w:pPr>
+      <w:r>
+        <w:rPr>
+          <w:rFonts w:ascii="Times New Roman" w:eastAsia="Times New Roman" w:hAnsi="Times New Roman" w:cs="Times New Roman"/>
+          <w:sz w:val="24"/>
+          <w:szCs w:val="24"/>
+          <w:lang w:eastAsia="en-IN" w:bidi="hi-IN"/>
+        </w:rPr>
+        <w:pict w14:anchorId="79EE202C">
+          <v:rect id="_x0000_i1028" style="width:0;height:1.5pt" o:hralign="center" o:hrstd="t" o:hr="t" fillcolor="#a0a0a0" stroked="f"/>
+        </w:pict>
+      </w:r>
+    </w:p>
+    <w:p>
+      <w:pPr>
+        <w:spacing w:before="100" w:beforeAutospacing="1" w:after="100" w:afterAutospacing="1" w:line="240" w:lineRule="auto"/>
+        <w:outlineLvl w:val="2"/>
+        <w:rPr>
+          <w:rFonts w:ascii="Times New Roman" w:eastAsia="Times New Roman" w:hAnsi="Times New Roman" w:cs="Times New Roman"/>
+          <w:b/>
+          <w:bCs/>
+          <w:sz w:val="27"/>
+          <w:szCs w:val="27"/>
+          <w:lang w:eastAsia="en-IN" w:bidi="hi-IN"/>
+        </w:rPr>
+      </w:pPr>
+      <w:r>
+        <w:rPr>
+          <w:rFonts w:ascii="Times New Roman" w:eastAsia="Times New Roman" w:hAnsi="Times New Roman" w:cs="Times New Roman"/>
+          <w:b/>
+          <w:bCs/>
+          <w:sz w:val="27"/>
+          <w:szCs w:val="27"/>
+          <w:lang w:eastAsia="en-IN" w:bidi="hi-IN"/>
+        </w:rPr>
+        <w:t xml:space="preserve">Flaw 4 — </w:t>
+      </w:r>
+      <w:proofErr w:type="spellStart"/>
+      <w:r>
+        <w:rPr>
+          <w:rFonts w:ascii="Courier New" w:eastAsia="Times New Roman" w:hAnsi="Courier New" w:cs="Courier New"/>
+          <w:b/>
+          <w:bCs/>
+          <w:sz w:val="20"/>
+          <w:szCs w:val="20"/>
+          <w:lang w:eastAsia="en-IN" w:bidi="hi-IN"/>
+        </w:rPr>
+        <w:t>banned_turns</w:t>
+      </w:r>
+      <w:proofErr w:type="spellEnd"/>
+      <w:r>
+        <w:rPr>
+          <w:rFonts w:ascii="Times New Roman" w:eastAsia="Times New Roman" w:hAnsi="Times New Roman" w:cs="Times New Roman"/>
+          <w:b/>
+          <w:bCs/>
+          <w:sz w:val="27"/>
+          <w:szCs w:val="27"/>
+          <w:lang w:eastAsia="en-IN" w:bidi="hi-IN"/>
+        </w:rPr>
+        <w:t xml:space="preserve"> filter does not match edge directionality</w:t>
+      </w:r>
+    </w:p>
+    <w:p>
+      <w:pPr>
+        <w:spacing w:before="100" w:beforeAutospacing="1" w:after="100" w:afterAutospacing="1" w:line="240" w:lineRule="auto"/>
+        <w:rPr>
+          <w:rFonts w:ascii="Times New Roman" w:eastAsia="Times New Roman" w:hAnsi="Times New Roman" w:cs="Times New Roman"/>
+          <w:sz w:val="24"/>
+          <w:szCs w:val="24"/>
+          <w:lang w:eastAsia="en-IN" w:bidi="hi-IN"/>
+        </w:rPr>
+      </w:pPr>
+      <w:r>
+        <w:rPr>
+          <w:rFonts w:ascii="Times New Roman" w:eastAsia="Times New Roman" w:hAnsi="Times New Roman" w:cs="Times New Roman"/>
+          <w:b/>
+          <w:bCs/>
+          <w:sz w:val="24"/>
+          <w:szCs w:val="24"/>
+          <w:lang w:eastAsia="en-IN" w:bidi="hi-IN"/>
+        </w:rPr>
+        <w:t>Location</w:t>
+      </w:r>
+      <w:r>
+        <w:rPr>
+          <w:rFonts w:ascii="Times New Roman" w:eastAsia="Times New Roman" w:hAnsi="Times New Roman" w:cs="Times New Roman"/>
+          <w:sz w:val="24"/>
+          <w:szCs w:val="24"/>
+          <w:lang w:eastAsia="en-IN" w:bidi="hi-IN"/>
+        </w:rPr>
+        <w:t xml:space="preserve">: </w:t>
+      </w:r>
+      <w:r>
+        <w:rPr>
+          <w:rFonts w:ascii="Courier New" w:eastAsia="Times New Roman" w:hAnsi="Courier New" w:cs="Courier New"/>
+          <w:sz w:val="20"/>
+          <w:szCs w:val="20"/>
+          <w:lang w:eastAsia="en-IN" w:bidi="hi-IN"/>
+        </w:rPr>
+        <w:t xml:space="preserve">simulation.js → </w:t>
+      </w:r>
+      <w:proofErr w:type="spellStart"/>
+      <w:proofErr w:type="gramStart"/>
+      <w:r>
+        <w:rPr>
+          <w:rFonts w:ascii="Courier New" w:eastAsia="Times New Roman" w:hAnsi="Courier New" w:cs="Courier New"/>
+          <w:sz w:val="20"/>
+          <w:szCs w:val="20"/>
+          <w:lang w:eastAsia="en-IN" w:bidi="hi-IN"/>
+        </w:rPr>
+        <w:t>updateCars</w:t>
+      </w:r>
+      <w:proofErr w:type="spellEnd"/>
+      <w:r>
+        <w:rPr>
+          <w:rFonts w:ascii="Courier New" w:eastAsia="Times New Roman" w:hAnsi="Courier New" w:cs="Courier New"/>
+          <w:sz w:val="20"/>
+          <w:szCs w:val="20"/>
+          <w:lang w:eastAsia="en-IN" w:bidi="hi-IN"/>
+        </w:rPr>
+        <w:t>(</w:t>
+      </w:r>
+      <w:proofErr w:type="gramEnd"/>
+      <w:r>
+        <w:rPr>
+          <w:rFonts w:ascii="Courier New" w:eastAsia="Times New Roman" w:hAnsi="Courier New" w:cs="Courier New"/>
+          <w:sz w:val="20"/>
+          <w:szCs w:val="20"/>
+          <w:lang w:eastAsia="en-IN" w:bidi="hi-IN"/>
+        </w:rPr>
+        <w:t>)</w:t>
+      </w:r>
+      <w:r>
+        <w:rPr>
+          <w:rFonts w:ascii="Times New Roman" w:eastAsia="Times New Roman" w:hAnsi="Times New Roman" w:cs="Times New Roman"/>
+          <w:sz w:val="24"/>
+          <w:szCs w:val="24"/>
+          <w:lang w:eastAsia="en-IN" w:bidi="hi-IN"/>
+        </w:rPr>
+        <w:t xml:space="preserve">, and </w:t>
+      </w:r>
+      <w:r>
+        <w:rPr>
+          <w:rFonts w:ascii="Courier New" w:eastAsia="Times New Roman" w:hAnsi="Courier New" w:cs="Courier New"/>
+          <w:sz w:val="20"/>
+          <w:szCs w:val="20"/>
+          <w:lang w:eastAsia="en-IN" w:bidi="hi-IN"/>
+        </w:rPr>
+        <w:t xml:space="preserve">main.js → </w:t>
+      </w:r>
+      <w:proofErr w:type="spellStart"/>
+      <w:r>
+        <w:rPr>
+          <w:rFonts w:ascii="Courier New" w:eastAsia="Times New Roman" w:hAnsi="Courier New" w:cs="Courier New"/>
+          <w:sz w:val="20"/>
+          <w:szCs w:val="20"/>
+          <w:lang w:eastAsia="en-IN" w:bidi="hi-IN"/>
+        </w:rPr>
+        <w:t>showMoNode</w:t>
+      </w:r>
+      <w:proofErr w:type="spellEnd"/>
+      <w:r>
+        <w:rPr>
+          <w:rFonts w:ascii="Courier New" w:eastAsia="Times New Roman" w:hAnsi="Courier New" w:cs="Courier New"/>
+          <w:sz w:val="20"/>
+          <w:szCs w:val="20"/>
+          <w:lang w:eastAsia="en-IN" w:bidi="hi-IN"/>
+        </w:rPr>
+        <w:t>()</w:t>
+      </w:r>
+    </w:p>
+    <w:p>
+      <w:pPr>
+        <w:spacing w:before="100" w:beforeAutospacing="1" w:after="100" w:afterAutospacing="1" w:line="240" w:lineRule="auto"/>
+        <w:rPr>
+          <w:rFonts w:ascii="Times New Roman" w:eastAsia="Times New Roman" w:hAnsi="Times New Roman" w:cs="Times New Roman"/>
+          <w:sz w:val="24"/>
+          <w:szCs w:val="24"/>
+          <w:lang w:eastAsia="en-IN" w:bidi="hi-IN"/>
+        </w:rPr>
+      </w:pPr>
+      <w:r>
+        <w:rPr>
+          <w:rFonts w:ascii="Times New Roman" w:eastAsia="Times New Roman" w:hAnsi="Times New Roman" w:cs="Times New Roman"/>
+          <w:sz w:val="24"/>
+          <w:szCs w:val="24"/>
+          <w:lang w:eastAsia="en-IN" w:bidi="hi-IN"/>
+        </w:rPr>
+        <w:t xml:space="preserve">When building the banned turns UI in </w:t>
+      </w:r>
+      <w:proofErr w:type="spellStart"/>
+      <w:proofErr w:type="gramStart"/>
+      <w:r>
+        <w:rPr>
+          <w:rFonts w:ascii="Courier New" w:eastAsia="Times New Roman" w:hAnsi="Courier New" w:cs="Courier New"/>
+          <w:sz w:val="20"/>
+          <w:szCs w:val="20"/>
+          <w:lang w:eastAsia="en-IN" w:bidi="hi-IN"/>
+        </w:rPr>
+        <w:t>showMoNode</w:t>
+      </w:r>
+      <w:proofErr w:type="spellEnd"/>
+      <w:r>
+        <w:rPr>
+          <w:rFonts w:ascii="Courier New" w:eastAsia="Times New Roman" w:hAnsi="Courier New" w:cs="Courier New"/>
+          <w:sz w:val="20"/>
+          <w:szCs w:val="20"/>
+          <w:lang w:eastAsia="en-IN" w:bidi="hi-IN"/>
+        </w:rPr>
+        <w:t>(</w:t>
+      </w:r>
+      <w:proofErr w:type="gramEnd"/>
+      <w:r>
+        <w:rPr>
+          <w:rFonts w:ascii="Courier New" w:eastAsia="Times New Roman" w:hAnsi="Courier New" w:cs="Courier New"/>
+          <w:sz w:val="20"/>
+          <w:szCs w:val="20"/>
+          <w:lang w:eastAsia="en-IN" w:bidi="hi-IN"/>
+        </w:rPr>
+        <w:t>)</w:t>
+      </w:r>
+      <w:r>
+        <w:rPr>
+          <w:rFonts w:ascii="Times New Roman" w:eastAsia="Times New Roman" w:hAnsi="Times New Roman" w:cs="Times New Roman"/>
+          <w:sz w:val="24"/>
+          <w:szCs w:val="24"/>
+          <w:lang w:eastAsia="en-IN" w:bidi="hi-IN"/>
+        </w:rPr>
+        <w:t xml:space="preserve">, both </w:t>
+      </w:r>
+      <w:proofErr w:type="spellStart"/>
+      <w:r>
+        <w:rPr>
+          <w:rFonts w:ascii="Courier New" w:eastAsia="Times New Roman" w:hAnsi="Courier New" w:cs="Courier New"/>
+          <w:sz w:val="20"/>
+          <w:szCs w:val="20"/>
+          <w:lang w:eastAsia="en-IN" w:bidi="hi-IN"/>
+        </w:rPr>
+        <w:t>inEdges</w:t>
+      </w:r>
+      <w:proofErr w:type="spellEnd"/>
+      <w:r>
+        <w:rPr>
+          <w:rFonts w:ascii="Times New Roman" w:eastAsia="Times New Roman" w:hAnsi="Times New Roman" w:cs="Times New Roman"/>
+          <w:sz w:val="24"/>
+          <w:szCs w:val="24"/>
+          <w:lang w:eastAsia="en-IN" w:bidi="hi-IN"/>
+        </w:rPr>
+        <w:t xml:space="preserve"> and </w:t>
+      </w:r>
+      <w:proofErr w:type="spellStart"/>
+      <w:r>
+        <w:rPr>
+          <w:rFonts w:ascii="Courier New" w:eastAsia="Times New Roman" w:hAnsi="Courier New" w:cs="Courier New"/>
+          <w:sz w:val="20"/>
+          <w:szCs w:val="20"/>
+          <w:lang w:eastAsia="en-IN" w:bidi="hi-IN"/>
+        </w:rPr>
+        <w:t>outEdges</w:t>
+      </w:r>
+      <w:proofErr w:type="spellEnd"/>
+      <w:r>
+        <w:rPr>
+          <w:rFonts w:ascii="Times New Roman" w:eastAsia="Times New Roman" w:hAnsi="Times New Roman" w:cs="Times New Roman"/>
+          <w:sz w:val="24"/>
+          <w:szCs w:val="24"/>
+          <w:lang w:eastAsia="en-IN" w:bidi="hi-IN"/>
+        </w:rPr>
+        <w:t xml:space="preserve"> are defined as edges touching the node from either direction. The turn checkboxes record </w:t>
+      </w:r>
+      <w:r>
+        <w:rPr>
+          <w:rFonts w:ascii="Courier New" w:eastAsia="Times New Roman" w:hAnsi="Courier New" w:cs="Courier New"/>
+          <w:sz w:val="20"/>
+          <w:szCs w:val="20"/>
+          <w:lang w:eastAsia="en-IN" w:bidi="hi-IN"/>
+        </w:rPr>
+        <w:t>data-from</w:t>
+      </w:r>
+      <w:r>
+        <w:rPr>
+          <w:rFonts w:ascii="Times New Roman" w:eastAsia="Times New Roman" w:hAnsi="Times New Roman" w:cs="Times New Roman"/>
+          <w:sz w:val="24"/>
+          <w:szCs w:val="24"/>
+          <w:lang w:eastAsia="en-IN" w:bidi="hi-IN"/>
+        </w:rPr>
+        <w:t xml:space="preserve"> and </w:t>
+      </w:r>
+      <w:r>
+        <w:rPr>
+          <w:rFonts w:ascii="Courier New" w:eastAsia="Times New Roman" w:hAnsi="Courier New" w:cs="Courier New"/>
+          <w:sz w:val="20"/>
+          <w:szCs w:val="20"/>
+          <w:lang w:eastAsia="en-IN" w:bidi="hi-IN"/>
+        </w:rPr>
+        <w:t>data-to</w:t>
+      </w:r>
+      <w:r>
+        <w:rPr>
+          <w:rFonts w:ascii="Times New Roman" w:eastAsia="Times New Roman" w:hAnsi="Times New Roman" w:cs="Times New Roman"/>
+          <w:sz w:val="24"/>
+          <w:szCs w:val="24"/>
+          <w:lang w:eastAsia="en-IN" w:bidi="hi-IN"/>
+        </w:rPr>
+        <w:t xml:space="preserve"> as edge IDs. But in </w:t>
+      </w:r>
+      <w:proofErr w:type="spellStart"/>
+      <w:proofErr w:type="gramStart"/>
+      <w:r>
+        <w:rPr>
+          <w:rFonts w:ascii="Courier New" w:eastAsia="Times New Roman" w:hAnsi="Courier New" w:cs="Courier New"/>
+          <w:sz w:val="20"/>
+          <w:szCs w:val="20"/>
+          <w:lang w:eastAsia="en-IN" w:bidi="hi-IN"/>
+        </w:rPr>
+        <w:t>updateCars</w:t>
+      </w:r>
+      <w:proofErr w:type="spellEnd"/>
+      <w:r>
+        <w:rPr>
+          <w:rFonts w:ascii="Courier New" w:eastAsia="Times New Roman" w:hAnsi="Courier New" w:cs="Courier New"/>
+          <w:sz w:val="20"/>
+          <w:szCs w:val="20"/>
+          <w:lang w:eastAsia="en-IN" w:bidi="hi-IN"/>
+        </w:rPr>
+        <w:t>(</w:t>
+      </w:r>
+      <w:proofErr w:type="gramEnd"/>
+      <w:r>
+        <w:rPr>
+          <w:rFonts w:ascii="Courier New" w:eastAsia="Times New Roman" w:hAnsi="Courier New" w:cs="Courier New"/>
+          <w:sz w:val="20"/>
+          <w:szCs w:val="20"/>
+          <w:lang w:eastAsia="en-IN" w:bidi="hi-IN"/>
+        </w:rPr>
+        <w:t>)</w:t>
+      </w:r>
+      <w:r>
+        <w:rPr>
+          <w:rFonts w:ascii="Times New Roman" w:eastAsia="Times New Roman" w:hAnsi="Times New Roman" w:cs="Times New Roman"/>
+          <w:sz w:val="24"/>
+          <w:szCs w:val="24"/>
+          <w:lang w:eastAsia="en-IN" w:bidi="hi-IN"/>
+        </w:rPr>
+        <w:t xml:space="preserve">, the ban is applied by comparing </w:t>
+      </w:r>
+      <w:proofErr w:type="spellStart"/>
+      <w:r>
+        <w:rPr>
+          <w:rFonts w:ascii="Courier New" w:eastAsia="Times New Roman" w:hAnsi="Courier New" w:cs="Courier New"/>
+          <w:sz w:val="20"/>
+          <w:szCs w:val="20"/>
+          <w:lang w:eastAsia="en-IN" w:bidi="hi-IN"/>
+        </w:rPr>
+        <w:t>bt.from</w:t>
+      </w:r>
+      <w:proofErr w:type="spellEnd"/>
+      <w:r>
+        <w:rPr>
+          <w:rFonts w:ascii="Courier New" w:eastAsia="Times New Roman" w:hAnsi="Courier New" w:cs="Courier New"/>
+          <w:sz w:val="20"/>
+          <w:szCs w:val="20"/>
+          <w:lang w:eastAsia="en-IN" w:bidi="hi-IN"/>
+        </w:rPr>
+        <w:t xml:space="preserve"> === edge.id</w:t>
+      </w:r>
+      <w:r>
+        <w:rPr>
+          <w:rFonts w:ascii="Times New Roman" w:eastAsia="Times New Roman" w:hAnsi="Times New Roman" w:cs="Times New Roman"/>
+          <w:sz w:val="24"/>
+          <w:szCs w:val="24"/>
+          <w:lang w:eastAsia="en-IN" w:bidi="hi-IN"/>
+        </w:rPr>
+        <w:t xml:space="preserve"> (the car's current edge) and </w:t>
+      </w:r>
+      <w:r>
+        <w:rPr>
+          <w:rFonts w:ascii="Courier New" w:eastAsia="Times New Roman" w:hAnsi="Courier New" w:cs="Courier New"/>
+          <w:sz w:val="20"/>
+          <w:szCs w:val="20"/>
+          <w:lang w:eastAsia="en-IN" w:bidi="hi-IN"/>
+        </w:rPr>
+        <w:t>bt.to === nextEdge.id</w:t>
+      </w:r>
+      <w:r>
+        <w:rPr>
+          <w:rFonts w:ascii="Times New Roman" w:eastAsia="Times New Roman" w:hAnsi="Times New Roman" w:cs="Times New Roman"/>
+          <w:sz w:val="24"/>
+          <w:szCs w:val="24"/>
+          <w:lang w:eastAsia="en-IN" w:bidi="hi-IN"/>
+        </w:rPr>
+        <w:t>. The problem: for a bidirectional edge (</w:t>
+      </w:r>
+      <w:proofErr w:type="gramStart"/>
+      <w:r>
+        <w:rPr>
+          <w:rFonts w:ascii="Times New Roman" w:eastAsia="Times New Roman" w:hAnsi="Times New Roman" w:cs="Times New Roman"/>
+          <w:sz w:val="24"/>
+          <w:szCs w:val="24"/>
+          <w:lang w:eastAsia="en-IN" w:bidi="hi-IN"/>
+        </w:rPr>
+        <w:t>e.g.</w:t>
+      </w:r>
+      <w:proofErr w:type="gramEnd"/>
+      <w:r>
+        <w:rPr>
+          <w:rFonts w:ascii="Times New Roman" w:eastAsia="Times New Roman" w:hAnsi="Times New Roman" w:cs="Times New Roman"/>
+          <w:sz w:val="24"/>
+          <w:szCs w:val="24"/>
+          <w:lang w:eastAsia="en-IN" w:bidi="hi-IN"/>
+        </w:rPr>
+        <w:t xml:space="preserve"> edge ID 29 with </w:t>
+      </w:r>
+      <w:r>
+        <w:rPr>
+          <w:rFonts w:ascii="Courier New" w:eastAsia="Times New Roman" w:hAnsi="Courier New" w:cs="Courier New"/>
+          <w:sz w:val="20"/>
+          <w:szCs w:val="20"/>
+          <w:lang w:eastAsia="en-IN" w:bidi="hi-IN"/>
+        </w:rPr>
+        <w:t>from: 4, to: 1</w:t>
+      </w:r>
+      <w:r>
+        <w:rPr>
+          <w:rFonts w:ascii="Times New Roman" w:eastAsia="Times New Roman" w:hAnsi="Times New Roman" w:cs="Times New Roman"/>
+          <w:sz w:val="24"/>
+          <w:szCs w:val="24"/>
+          <w:lang w:eastAsia="en-IN" w:bidi="hi-IN"/>
+        </w:rPr>
+        <w:t xml:space="preserve">), a car traveling "in" direction uses </w:t>
+      </w:r>
+      <w:r>
+        <w:rPr>
+          <w:rFonts w:ascii="Courier New" w:eastAsia="Times New Roman" w:hAnsi="Courier New" w:cs="Courier New"/>
+          <w:sz w:val="20"/>
+          <w:szCs w:val="20"/>
+          <w:lang w:eastAsia="en-IN" w:bidi="hi-IN"/>
+        </w:rPr>
+        <w:t xml:space="preserve">edge.to === </w:t>
+      </w:r>
+      <w:proofErr w:type="spellStart"/>
+      <w:r>
+        <w:rPr>
+          <w:rFonts w:ascii="Courier New" w:eastAsia="Times New Roman" w:hAnsi="Courier New" w:cs="Courier New"/>
+          <w:sz w:val="20"/>
+          <w:szCs w:val="20"/>
+          <w:lang w:eastAsia="en-IN" w:bidi="hi-IN"/>
+        </w:rPr>
+        <w:t>targetNodeId</w:t>
+      </w:r>
+      <w:proofErr w:type="spellEnd"/>
+      <w:r>
+        <w:rPr>
+          <w:rFonts w:ascii="Times New Roman" w:eastAsia="Times New Roman" w:hAnsi="Times New Roman" w:cs="Times New Roman"/>
+          <w:sz w:val="24"/>
+          <w:szCs w:val="24"/>
+          <w:lang w:eastAsia="en-IN" w:bidi="hi-IN"/>
+        </w:rPr>
+        <w:t xml:space="preserve"> — the car is traveling on the </w:t>
+      </w:r>
+      <w:r>
+        <w:rPr>
+          <w:rFonts w:ascii="Times New Roman" w:eastAsia="Times New Roman" w:hAnsi="Times New Roman" w:cs="Times New Roman"/>
+          <w:i/>
+          <w:iCs/>
+          <w:sz w:val="24"/>
+          <w:szCs w:val="24"/>
+          <w:lang w:eastAsia="en-IN" w:bidi="hi-IN"/>
+        </w:rPr>
+        <w:t>incoming</w:t>
+      </w:r>
+      <w:r>
+        <w:rPr>
+          <w:rFonts w:ascii="Times New Roman" w:eastAsia="Times New Roman" w:hAnsi="Times New Roman" w:cs="Times New Roman"/>
+          <w:sz w:val="24"/>
+          <w:szCs w:val="24"/>
+          <w:lang w:eastAsia="en-IN" w:bidi="hi-IN"/>
+        </w:rPr>
+        <w:t xml:space="preserve"> lane of the edge, but the ban stores the edge's structural ID. If a user bans the turn </w:t>
+      </w:r>
+      <w:r>
+        <w:rPr>
+          <w:rFonts w:ascii="Courier New" w:eastAsia="Times New Roman" w:hAnsi="Courier New" w:cs="Courier New"/>
+          <w:sz w:val="20"/>
+          <w:szCs w:val="20"/>
+          <w:lang w:eastAsia="en-IN" w:bidi="hi-IN"/>
+        </w:rPr>
+        <w:t>edge 29 → edge 36</w:t>
+      </w:r>
+      <w:r>
+        <w:rPr>
+          <w:rFonts w:ascii="Times New Roman" w:eastAsia="Times New Roman" w:hAnsi="Times New Roman" w:cs="Times New Roman"/>
+          <w:sz w:val="24"/>
+          <w:szCs w:val="24"/>
+          <w:lang w:eastAsia="en-IN" w:bidi="hi-IN"/>
+        </w:rPr>
+        <w:t xml:space="preserve">, that bans the movement regardless of </w:t>
+      </w:r>
+      <w:r>
+        <w:rPr>
+          <w:rFonts w:ascii="Times New Roman" w:eastAsia="Times New Roman" w:hAnsi="Times New Roman" w:cs="Times New Roman"/>
+          <w:i/>
+          <w:iCs/>
+          <w:sz w:val="24"/>
+          <w:szCs w:val="24"/>
+          <w:lang w:eastAsia="en-IN" w:bidi="hi-IN"/>
+        </w:rPr>
+        <w:t>which direction</w:t>
+      </w:r>
+      <w:r>
+        <w:rPr>
+          <w:rFonts w:ascii="Times New Roman" w:eastAsia="Times New Roman" w:hAnsi="Times New Roman" w:cs="Times New Roman"/>
+          <w:sz w:val="24"/>
+          <w:szCs w:val="24"/>
+          <w:lang w:eastAsia="en-IN" w:bidi="hi-IN"/>
+        </w:rPr>
+        <w:t xml:space="preserve"> the car is using edge 29. A car coming from node </w:t>
+      </w:r>
+      <w:r>
+        <w:rPr>
+          <w:rFonts w:ascii="Courier New" w:eastAsia="Times New Roman" w:hAnsi="Courier New" w:cs="Courier New"/>
+          <w:sz w:val="20"/>
+          <w:szCs w:val="20"/>
+          <w:lang w:eastAsia="en-IN" w:bidi="hi-IN"/>
+        </w:rPr>
+        <w:t>1</w:t>
+      </w:r>
+      <w:r>
+        <w:rPr>
+          <w:rFonts w:ascii="Times New Roman" w:eastAsia="Times New Roman" w:hAnsi="Times New Roman" w:cs="Times New Roman"/>
+          <w:sz w:val="24"/>
+          <w:szCs w:val="24"/>
+          <w:lang w:eastAsia="en-IN" w:bidi="hi-IN"/>
+        </w:rPr>
+        <w:t xml:space="preserve"> toward node </w:t>
+      </w:r>
+      <w:r>
+        <w:rPr>
+          <w:rFonts w:ascii="Courier New" w:eastAsia="Times New Roman" w:hAnsi="Courier New" w:cs="Courier New"/>
+          <w:sz w:val="20"/>
+          <w:szCs w:val="20"/>
+          <w:lang w:eastAsia="en-IN" w:bidi="hi-IN"/>
+        </w:rPr>
+        <w:t>4</w:t>
+      </w:r>
+      <w:r>
+        <w:rPr>
+          <w:rFonts w:ascii="Times New Roman" w:eastAsia="Times New Roman" w:hAnsi="Times New Roman" w:cs="Times New Roman"/>
+          <w:sz w:val="24"/>
+          <w:szCs w:val="24"/>
+          <w:lang w:eastAsia="en-IN" w:bidi="hi-IN"/>
+        </w:rPr>
+        <w:t xml:space="preserve"> via the "</w:t>
+      </w:r>
+      <w:proofErr w:type="spellStart"/>
+      <w:r>
+        <w:rPr>
+          <w:rFonts w:ascii="Times New Roman" w:eastAsia="Times New Roman" w:hAnsi="Times New Roman" w:cs="Times New Roman"/>
+          <w:sz w:val="24"/>
+          <w:szCs w:val="24"/>
+          <w:lang w:eastAsia="en-IN" w:bidi="hi-IN"/>
+        </w:rPr>
+        <w:t>inl</w:t>
+      </w:r>
+      <w:proofErr w:type="spellEnd"/>
+      <w:r>
+        <w:rPr>
+          <w:rFonts w:ascii="Times New Roman" w:eastAsia="Times New Roman" w:hAnsi="Times New Roman" w:cs="Times New Roman"/>
+          <w:sz w:val="24"/>
+          <w:szCs w:val="24"/>
+          <w:lang w:eastAsia="en-IN" w:bidi="hi-IN"/>
+        </w:rPr>
+        <w:t xml:space="preserve">" lanes of edge 29 would also be blocked even if the user only intended to block traffic from node </w:t>
+      </w:r>
+      <w:r>
+        <w:rPr>
+          <w:rFonts w:ascii="Courier New" w:eastAsia="Times New Roman" w:hAnsi="Courier New" w:cs="Courier New"/>
+          <w:sz w:val="20"/>
+          <w:szCs w:val="20"/>
+          <w:lang w:eastAsia="en-IN" w:bidi="hi-IN"/>
+        </w:rPr>
+        <w:t>4</w:t>
+      </w:r>
+      <w:r>
+        <w:rPr>
+          <w:rFonts w:ascii="Times New Roman" w:eastAsia="Times New Roman" w:hAnsi="Times New Roman" w:cs="Times New Roman"/>
+          <w:sz w:val="24"/>
+          <w:szCs w:val="24"/>
+          <w:lang w:eastAsia="en-IN" w:bidi="hi-IN"/>
+        </w:rPr>
+        <w:t xml:space="preserve"> to </w:t>
+      </w:r>
+      <w:r>
+        <w:rPr>
+          <w:rFonts w:ascii="Courier New" w:eastAsia="Times New Roman" w:hAnsi="Courier New" w:cs="Courier New"/>
+          <w:sz w:val="20"/>
+          <w:szCs w:val="20"/>
+          <w:lang w:eastAsia="en-IN" w:bidi="hi-IN"/>
+        </w:rPr>
+        <w:t>1</w:t>
+      </w:r>
+      <w:r>
+        <w:rPr>
+          <w:rFonts w:ascii="Times New Roman" w:eastAsia="Times New Roman" w:hAnsi="Times New Roman" w:cs="Times New Roman"/>
+          <w:sz w:val="24"/>
+          <w:szCs w:val="24"/>
+          <w:lang w:eastAsia="en-IN" w:bidi="hi-IN"/>
+        </w:rPr>
+        <w:t>.</w:t>
+      </w:r>
+    </w:p>
+    <w:p>
+      <w:pPr>
+        <w:spacing w:before="100" w:beforeAutospacing="1" w:after="100" w:afterAutospacing="1" w:line="240" w:lineRule="auto"/>
+        <w:rPr>
+          <w:rFonts w:ascii="Times New Roman" w:eastAsia="Times New Roman" w:hAnsi="Times New Roman" w:cs="Times New Roman"/>
+          <w:sz w:val="24"/>
+          <w:szCs w:val="24"/>
+          <w:lang w:eastAsia="en-IN" w:bidi="hi-IN"/>
+        </w:rPr>
+      </w:pPr>
+      <w:r>
+        <w:rPr>
+          <w:rFonts w:ascii="Times New Roman" w:eastAsia="Times New Roman" w:hAnsi="Times New Roman" w:cs="Times New Roman"/>
+          <w:b/>
+          <w:bCs/>
+          <w:sz w:val="24"/>
+          <w:szCs w:val="24"/>
+          <w:lang w:eastAsia="en-IN" w:bidi="hi-IN"/>
+        </w:rPr>
+        <w:t>Why it matters</w:t>
+      </w:r>
+      <w:r>
+        <w:rPr>
+          <w:rFonts w:ascii="Times New Roman" w:eastAsia="Times New Roman" w:hAnsi="Times New Roman" w:cs="Times New Roman"/>
+          <w:sz w:val="24"/>
+          <w:szCs w:val="24"/>
+          <w:lang w:eastAsia="en-IN" w:bidi="hi-IN"/>
+        </w:rPr>
+        <w:t>: Bidirectional roads make turn bans ambiguous. The UI shows "From A to D" but the actual filter is edge-to-edge, not direction-aware.</w:t>
+      </w:r>
+    </w:p>
+    <w:p>
+      <w:pPr>
+        <w:spacing w:before="100" w:beforeAutospacing="1" w:after="100" w:afterAutospacing="1" w:line="240" w:lineRule="auto"/>
+        <w:rPr>
+          <w:rFonts w:ascii="Times New Roman" w:eastAsia="Times New Roman" w:hAnsi="Times New Roman" w:cs="Times New Roman"/>
+          <w:sz w:val="24"/>
+          <w:szCs w:val="24"/>
+          <w:lang w:eastAsia="en-IN" w:bidi="hi-IN"/>
+        </w:rPr>
+      </w:pPr>
+      <w:r>
+        <w:rPr>
+          <w:rFonts w:ascii="Times New Roman" w:eastAsia="Times New Roman" w:hAnsi="Times New Roman" w:cs="Times New Roman"/>
+          <w:b/>
+          <w:bCs/>
+          <w:sz w:val="24"/>
+          <w:szCs w:val="24"/>
+          <w:lang w:eastAsia="en-IN" w:bidi="hi-IN"/>
+        </w:rPr>
+        <w:t>Fix</w:t>
+      </w:r>
+      <w:r>
+        <w:rPr>
+          <w:rFonts w:ascii="Times New Roman" w:eastAsia="Times New Roman" w:hAnsi="Times New Roman" w:cs="Times New Roman"/>
+          <w:sz w:val="24"/>
+          <w:szCs w:val="24"/>
+          <w:lang w:eastAsia="en-IN" w:bidi="hi-IN"/>
+        </w:rPr>
+        <w:t xml:space="preserve">: Store turn bans as </w:t>
+      </w:r>
+      <w:proofErr w:type="gramStart"/>
+      <w:r>
+        <w:rPr>
+          <w:rFonts w:ascii="Courier New" w:eastAsia="Times New Roman" w:hAnsi="Courier New" w:cs="Courier New"/>
+          <w:sz w:val="20"/>
+          <w:szCs w:val="20"/>
+          <w:lang w:eastAsia="en-IN" w:bidi="hi-IN"/>
+        </w:rPr>
+        <w:t xml:space="preserve">{ </w:t>
+      </w:r>
+      <w:proofErr w:type="spellStart"/>
+      <w:r>
+        <w:rPr>
+          <w:rFonts w:ascii="Courier New" w:eastAsia="Times New Roman" w:hAnsi="Courier New" w:cs="Courier New"/>
+          <w:sz w:val="20"/>
+          <w:szCs w:val="20"/>
+          <w:lang w:eastAsia="en-IN" w:bidi="hi-IN"/>
+        </w:rPr>
+        <w:t>fromNode</w:t>
+      </w:r>
+      <w:proofErr w:type="spellEnd"/>
+      <w:proofErr w:type="gramEnd"/>
+      <w:r>
+        <w:rPr>
+          <w:rFonts w:ascii="Courier New" w:eastAsia="Times New Roman" w:hAnsi="Courier New" w:cs="Courier New"/>
+          <w:sz w:val="20"/>
+          <w:szCs w:val="20"/>
+          <w:lang w:eastAsia="en-IN" w:bidi="hi-IN"/>
+        </w:rPr>
+        <w:t xml:space="preserve">, </w:t>
+      </w:r>
+      <w:proofErr w:type="spellStart"/>
+      <w:r>
+        <w:rPr>
+          <w:rFonts w:ascii="Courier New" w:eastAsia="Times New Roman" w:hAnsi="Courier New" w:cs="Courier New"/>
+          <w:sz w:val="20"/>
+          <w:szCs w:val="20"/>
+          <w:lang w:eastAsia="en-IN" w:bidi="hi-IN"/>
+        </w:rPr>
+        <w:t>toNode</w:t>
+      </w:r>
+      <w:proofErr w:type="spellEnd"/>
+      <w:r>
+        <w:rPr>
+          <w:rFonts w:ascii="Courier New" w:eastAsia="Times New Roman" w:hAnsi="Courier New" w:cs="Courier New"/>
+          <w:sz w:val="20"/>
+          <w:szCs w:val="20"/>
+          <w:lang w:eastAsia="en-IN" w:bidi="hi-IN"/>
+        </w:rPr>
+        <w:t xml:space="preserve"> }</w:t>
+      </w:r>
+      <w:r>
+        <w:rPr>
+          <w:rFonts w:ascii="Times New Roman" w:eastAsia="Times New Roman" w:hAnsi="Times New Roman" w:cs="Times New Roman"/>
+          <w:sz w:val="24"/>
+          <w:szCs w:val="24"/>
+          <w:lang w:eastAsia="en-IN" w:bidi="hi-IN"/>
+        </w:rPr>
+        <w:t xml:space="preserve"> or add a </w:t>
+      </w:r>
+      <w:r>
+        <w:rPr>
+          <w:rFonts w:ascii="Courier New" w:eastAsia="Times New Roman" w:hAnsi="Courier New" w:cs="Courier New"/>
+          <w:sz w:val="20"/>
+          <w:szCs w:val="20"/>
+          <w:lang w:eastAsia="en-IN" w:bidi="hi-IN"/>
+        </w:rPr>
+        <w:t>direction</w:t>
+      </w:r>
+      <w:r>
+        <w:rPr>
+          <w:rFonts w:ascii="Times New Roman" w:eastAsia="Times New Roman" w:hAnsi="Times New Roman" w:cs="Times New Roman"/>
+          <w:sz w:val="24"/>
+          <w:szCs w:val="24"/>
+          <w:lang w:eastAsia="en-IN" w:bidi="hi-IN"/>
+        </w:rPr>
+        <w:t xml:space="preserve"> field (</w:t>
+      </w:r>
+      <w:r>
+        <w:rPr>
+          <w:rFonts w:ascii="Courier New" w:eastAsia="Times New Roman" w:hAnsi="Courier New" w:cs="Courier New"/>
+          <w:sz w:val="20"/>
+          <w:szCs w:val="20"/>
+          <w:lang w:eastAsia="en-IN" w:bidi="hi-IN"/>
+        </w:rPr>
+        <w:t>"out" | "in"</w:t>
+      </w:r>
+      <w:r>
+        <w:rPr>
+          <w:rFonts w:ascii="Times New Roman" w:eastAsia="Times New Roman" w:hAnsi="Times New Roman" w:cs="Times New Roman"/>
+          <w:sz w:val="24"/>
+          <w:szCs w:val="24"/>
+          <w:lang w:eastAsia="en-IN" w:bidi="hi-IN"/>
+        </w:rPr>
+        <w:t>) to the ban record. The UI should present per-lane or per-direction context.</w:t>
+      </w:r>
+    </w:p>
+    <w:p>
+      <w:pPr>
+        <w:rPr>
+          <w:rFonts w:ascii="Times New Roman" w:eastAsia="Times New Roman" w:hAnsi="Times New Roman" w:cs="Times New Roman"/>
+          <w:sz w:val="24"/>
+          <w:szCs w:val="24"/>
+          <w:lang w:eastAsia="en-IN" w:bidi="hi-IN"/>
+        </w:rPr>
+      </w:pPr>
+      <w:r>
+        <w:rPr>
+          <w:rFonts w:ascii="Times New Roman" w:eastAsia="Times New Roman" w:hAnsi="Times New Roman" w:cs="Times New Roman"/>
+          <w:sz w:val="24"/>
+          <w:szCs w:val="24"/>
+          <w:lang w:eastAsia="en-IN" w:bidi="hi-IN"/>
+        </w:rPr>
+        <w:br w:type="page"/>
+      </w:r>
+    </w:p>
+    <w:p>
+      <w:pPr>
+        <w:spacing w:after="0" w:line="240" w:lineRule="auto"/>
+        <w:rPr>
+          <w:rFonts w:ascii="Times New Roman" w:eastAsia="Times New Roman" w:hAnsi="Times New Roman" w:cs="Times New Roman"/>
+          <w:sz w:val="24"/>
+          <w:szCs w:val="24"/>
+          <w:lang w:eastAsia="en-IN" w:bidi="hi-IN"/>
+        </w:rPr>
+      </w:pPr>
+      <w:r>
+        <w:rPr>
+          <w:rFonts w:ascii="Times New Roman" w:eastAsia="Times New Roman" w:hAnsi="Times New Roman" w:cs="Times New Roman"/>
+          <w:b/>
+          <w:bCs/>
+          <w:sz w:val="27"/>
+          <w:szCs w:val="27"/>
+          <w:lang w:eastAsia="en-IN" w:bidi="hi-IN"/>
+        </w:rPr>
+        <w:lastRenderedPageBreak/>
+        <w:t>Flaw 5 — AI volume learning uses raw stopped car count but ignores flowing cars</w:t>
+      </w:r>
+    </w:p>
+    <w:p>
+      <w:pPr>
+        <w:spacing w:before="100" w:beforeAutospacing="1" w:after="100" w:afterAutospacing="1" w:line="240" w:lineRule="auto"/>
+        <w:rPr>
+          <w:rFonts w:ascii="Times New Roman" w:eastAsia="Times New Roman" w:hAnsi="Times New Roman" w:cs="Times New Roman"/>
+          <w:sz w:val="24"/>
+          <w:szCs w:val="24"/>
+          <w:lang w:eastAsia="en-IN" w:bidi="hi-IN"/>
+        </w:rPr>
+      </w:pPr>
+      <w:r>
+        <w:rPr>
+          <w:rFonts w:ascii="Times New Roman" w:eastAsia="Times New Roman" w:hAnsi="Times New Roman" w:cs="Times New Roman"/>
+          <w:b/>
+          <w:bCs/>
+          <w:sz w:val="24"/>
+          <w:szCs w:val="24"/>
+          <w:lang w:eastAsia="en-IN" w:bidi="hi-IN"/>
+        </w:rPr>
+        <w:t>Location</w:t>
+      </w:r>
+      <w:r>
+        <w:rPr>
+          <w:rFonts w:ascii="Times New Roman" w:eastAsia="Times New Roman" w:hAnsi="Times New Roman" w:cs="Times New Roman"/>
+          <w:sz w:val="24"/>
+          <w:szCs w:val="24"/>
+          <w:lang w:eastAsia="en-IN" w:bidi="hi-IN"/>
+        </w:rPr>
+        <w:t xml:space="preserve">: </w:t>
+      </w:r>
+      <w:r>
+        <w:rPr>
+          <w:rFonts w:ascii="Courier New" w:eastAsia="Times New Roman" w:hAnsi="Courier New" w:cs="Courier New"/>
+          <w:sz w:val="20"/>
+          <w:szCs w:val="20"/>
+          <w:lang w:eastAsia="en-IN" w:bidi="hi-IN"/>
+        </w:rPr>
+        <w:t xml:space="preserve">simulation.js → </w:t>
+      </w:r>
+      <w:proofErr w:type="spellStart"/>
+      <w:proofErr w:type="gramStart"/>
+      <w:r>
+        <w:rPr>
+          <w:rFonts w:ascii="Courier New" w:eastAsia="Times New Roman" w:hAnsi="Courier New" w:cs="Courier New"/>
+          <w:sz w:val="20"/>
+          <w:szCs w:val="20"/>
+          <w:lang w:eastAsia="en-IN" w:bidi="hi-IN"/>
+        </w:rPr>
+        <w:t>updateTrafficLights</w:t>
+      </w:r>
+      <w:proofErr w:type="spellEnd"/>
+      <w:r>
+        <w:rPr>
+          <w:rFonts w:ascii="Courier New" w:eastAsia="Times New Roman" w:hAnsi="Courier New" w:cs="Courier New"/>
+          <w:sz w:val="20"/>
+          <w:szCs w:val="20"/>
+          <w:lang w:eastAsia="en-IN" w:bidi="hi-IN"/>
+        </w:rPr>
+        <w:t>(</w:t>
+      </w:r>
+      <w:proofErr w:type="gramEnd"/>
+      <w:r>
+        <w:rPr>
+          <w:rFonts w:ascii="Courier New" w:eastAsia="Times New Roman" w:hAnsi="Courier New" w:cs="Courier New"/>
+          <w:sz w:val="20"/>
+          <w:szCs w:val="20"/>
+          <w:lang w:eastAsia="en-IN" w:bidi="hi-IN"/>
+        </w:rPr>
+        <w:t>)</w:t>
+      </w:r>
+      <w:r>
+        <w:rPr>
+          <w:rFonts w:ascii="Times New Roman" w:eastAsia="Times New Roman" w:hAnsi="Times New Roman" w:cs="Times New Roman"/>
+          <w:sz w:val="24"/>
+          <w:szCs w:val="24"/>
+          <w:lang w:eastAsia="en-IN" w:bidi="hi-IN"/>
+        </w:rPr>
+        <w:t>, the learning event block</w:t>
+      </w:r>
+    </w:p>
+    <w:p>
+      <w:pPr>
+        <w:spacing w:before="100" w:beforeAutospacing="1" w:after="100" w:afterAutospacing="1" w:line="240" w:lineRule="auto"/>
+        <w:rPr>
+          <w:rFonts w:ascii="Times New Roman" w:eastAsia="Times New Roman" w:hAnsi="Times New Roman" w:cs="Times New Roman"/>
+          <w:sz w:val="24"/>
+          <w:szCs w:val="24"/>
+          <w:lang w:eastAsia="en-IN" w:bidi="hi-IN"/>
+        </w:rPr>
+      </w:pPr>
+      <w:r>
+        <w:rPr>
+          <w:rFonts w:ascii="Times New Roman" w:eastAsia="Times New Roman" w:hAnsi="Times New Roman" w:cs="Times New Roman"/>
+          <w:sz w:val="24"/>
+          <w:szCs w:val="24"/>
+          <w:lang w:eastAsia="en-IN" w:bidi="hi-IN"/>
+        </w:rPr>
+        <w:t xml:space="preserve">The line </w:t>
+      </w:r>
+      <w:proofErr w:type="spellStart"/>
+      <w:proofErr w:type="gramStart"/>
+      <w:r>
+        <w:rPr>
+          <w:rFonts w:ascii="Courier New" w:eastAsia="Times New Roman" w:hAnsi="Courier New" w:cs="Courier New"/>
+          <w:sz w:val="20"/>
+          <w:szCs w:val="20"/>
+          <w:lang w:eastAsia="en-IN" w:bidi="hi-IN"/>
+        </w:rPr>
+        <w:t>node.ai.historicalVolume</w:t>
+      </w:r>
+      <w:proofErr w:type="spellEnd"/>
+      <w:proofErr w:type="gramEnd"/>
+      <w:r>
+        <w:rPr>
+          <w:rFonts w:ascii="Courier New" w:eastAsia="Times New Roman" w:hAnsi="Courier New" w:cs="Courier New"/>
+          <w:sz w:val="20"/>
+          <w:szCs w:val="20"/>
+          <w:lang w:eastAsia="en-IN" w:bidi="hi-IN"/>
+        </w:rPr>
+        <w:t>[</w:t>
+      </w:r>
+      <w:proofErr w:type="spellStart"/>
+      <w:r>
+        <w:rPr>
+          <w:rFonts w:ascii="Courier New" w:eastAsia="Times New Roman" w:hAnsi="Courier New" w:cs="Courier New"/>
+          <w:sz w:val="20"/>
+          <w:szCs w:val="20"/>
+          <w:lang w:eastAsia="en-IN" w:bidi="hi-IN"/>
+        </w:rPr>
+        <w:t>nextEdgeId</w:t>
+      </w:r>
+      <w:proofErr w:type="spellEnd"/>
+      <w:r>
+        <w:rPr>
+          <w:rFonts w:ascii="Courier New" w:eastAsia="Times New Roman" w:hAnsi="Courier New" w:cs="Courier New"/>
+          <w:sz w:val="20"/>
+          <w:szCs w:val="20"/>
+          <w:lang w:eastAsia="en-IN" w:bidi="hi-IN"/>
+        </w:rPr>
+        <w:t xml:space="preserve">] = ... * 0.8 + </w:t>
+      </w:r>
+      <w:proofErr w:type="spellStart"/>
+      <w:r>
+        <w:rPr>
+          <w:rFonts w:ascii="Courier New" w:eastAsia="Times New Roman" w:hAnsi="Courier New" w:cs="Courier New"/>
+          <w:sz w:val="20"/>
+          <w:szCs w:val="20"/>
+          <w:lang w:eastAsia="en-IN" w:bidi="hi-IN"/>
+        </w:rPr>
+        <w:t>carsWaiting</w:t>
+      </w:r>
+      <w:proofErr w:type="spellEnd"/>
+      <w:r>
+        <w:rPr>
+          <w:rFonts w:ascii="Courier New" w:eastAsia="Times New Roman" w:hAnsi="Courier New" w:cs="Courier New"/>
+          <w:sz w:val="20"/>
+          <w:szCs w:val="20"/>
+          <w:lang w:eastAsia="en-IN" w:bidi="hi-IN"/>
+        </w:rPr>
+        <w:t xml:space="preserve"> * 0.2</w:t>
+      </w:r>
+      <w:r>
+        <w:rPr>
+          <w:rFonts w:ascii="Times New Roman" w:eastAsia="Times New Roman" w:hAnsi="Times New Roman" w:cs="Times New Roman"/>
+          <w:sz w:val="24"/>
+          <w:szCs w:val="24"/>
+          <w:lang w:eastAsia="en-IN" w:bidi="hi-IN"/>
+        </w:rPr>
+        <w:t xml:space="preserve"> only counts </w:t>
+      </w:r>
+      <w:proofErr w:type="spellStart"/>
+      <w:r>
+        <w:rPr>
+          <w:rFonts w:ascii="Courier New" w:eastAsia="Times New Roman" w:hAnsi="Courier New" w:cs="Courier New"/>
+          <w:sz w:val="20"/>
+          <w:szCs w:val="20"/>
+          <w:lang w:eastAsia="en-IN" w:bidi="hi-IN"/>
+        </w:rPr>
+        <w:t>car.isStopped</w:t>
+      </w:r>
+      <w:proofErr w:type="spellEnd"/>
+      <w:r>
+        <w:rPr>
+          <w:rFonts w:ascii="Courier New" w:eastAsia="Times New Roman" w:hAnsi="Courier New" w:cs="Courier New"/>
+          <w:sz w:val="20"/>
+          <w:szCs w:val="20"/>
+          <w:lang w:eastAsia="en-IN" w:bidi="hi-IN"/>
+        </w:rPr>
+        <w:t xml:space="preserve"> === true</w:t>
+      </w:r>
+      <w:r>
+        <w:rPr>
+          <w:rFonts w:ascii="Times New Roman" w:eastAsia="Times New Roman" w:hAnsi="Times New Roman" w:cs="Times New Roman"/>
+          <w:sz w:val="24"/>
+          <w:szCs w:val="24"/>
+          <w:lang w:eastAsia="en-IN" w:bidi="hi-IN"/>
+        </w:rPr>
+        <w:t xml:space="preserve">. Cars that are flowing through the intersection (not queued) contribute zero to the volume estimate. This systematically underestimates traffic on high-throughput green approaches and overestimates on perpetually red ones (because cars pile up). Over time, the adaptive algorithm will give progressively </w:t>
+      </w:r>
+      <w:r>
+        <w:rPr>
+          <w:rFonts w:ascii="Times New Roman" w:eastAsia="Times New Roman" w:hAnsi="Times New Roman" w:cs="Times New Roman"/>
+          <w:i/>
+          <w:iCs/>
+          <w:sz w:val="24"/>
+          <w:szCs w:val="24"/>
+          <w:lang w:eastAsia="en-IN" w:bidi="hi-IN"/>
+        </w:rPr>
+        <w:t>longer</w:t>
+      </w:r>
+      <w:r>
+        <w:rPr>
+          <w:rFonts w:ascii="Times New Roman" w:eastAsia="Times New Roman" w:hAnsi="Times New Roman" w:cs="Times New Roman"/>
+          <w:sz w:val="24"/>
+          <w:szCs w:val="24"/>
+          <w:lang w:eastAsia="en-IN" w:bidi="hi-IN"/>
+        </w:rPr>
+        <w:t xml:space="preserve"> green time to already-green phases and </w:t>
+      </w:r>
+      <w:r>
+        <w:rPr>
+          <w:rFonts w:ascii="Times New Roman" w:eastAsia="Times New Roman" w:hAnsi="Times New Roman" w:cs="Times New Roman"/>
+          <w:i/>
+          <w:iCs/>
+          <w:sz w:val="24"/>
+          <w:szCs w:val="24"/>
+          <w:lang w:eastAsia="en-IN" w:bidi="hi-IN"/>
+        </w:rPr>
+        <w:t>shorter</w:t>
+      </w:r>
+      <w:r>
+        <w:rPr>
+          <w:rFonts w:ascii="Times New Roman" w:eastAsia="Times New Roman" w:hAnsi="Times New Roman" w:cs="Times New Roman"/>
+          <w:sz w:val="24"/>
+          <w:szCs w:val="24"/>
+          <w:lang w:eastAsia="en-IN" w:bidi="hi-IN"/>
+        </w:rPr>
+        <w:t xml:space="preserve"> time to red phases — a positive feedback loop that causes signal starvation.</w:t>
+      </w:r>
+    </w:p>
+    <w:p>
+      <w:pPr>
+        <w:spacing w:before="100" w:beforeAutospacing="1" w:after="100" w:afterAutospacing="1" w:line="240" w:lineRule="auto"/>
+        <w:rPr>
+          <w:rFonts w:ascii="Times New Roman" w:eastAsia="Times New Roman" w:hAnsi="Times New Roman" w:cs="Times New Roman"/>
+          <w:sz w:val="24"/>
+          <w:szCs w:val="24"/>
+          <w:lang w:eastAsia="en-IN" w:bidi="hi-IN"/>
+        </w:rPr>
+      </w:pPr>
+      <w:r>
+        <w:rPr>
+          <w:rFonts w:ascii="Times New Roman" w:eastAsia="Times New Roman" w:hAnsi="Times New Roman" w:cs="Times New Roman"/>
+          <w:b/>
+          <w:bCs/>
+          <w:sz w:val="24"/>
+          <w:szCs w:val="24"/>
+          <w:lang w:eastAsia="en-IN" w:bidi="hi-IN"/>
+        </w:rPr>
+        <w:t>Why it matters</w:t>
+      </w:r>
+      <w:r>
+        <w:rPr>
+          <w:rFonts w:ascii="Times New Roman" w:eastAsia="Times New Roman" w:hAnsi="Times New Roman" w:cs="Times New Roman"/>
+          <w:sz w:val="24"/>
+          <w:szCs w:val="24"/>
+          <w:lang w:eastAsia="en-IN" w:bidi="hi-IN"/>
+        </w:rPr>
+        <w:t xml:space="preserve">: This is the opposite of what an adaptive controller should do. It rewards phases that are </w:t>
+      </w:r>
+      <w:r>
+        <w:rPr>
+          <w:rFonts w:ascii="Times New Roman" w:eastAsia="Times New Roman" w:hAnsi="Times New Roman" w:cs="Times New Roman"/>
+          <w:i/>
+          <w:iCs/>
+          <w:sz w:val="24"/>
+          <w:szCs w:val="24"/>
+          <w:lang w:eastAsia="en-IN" w:bidi="hi-IN"/>
+        </w:rPr>
+        <w:t>already</w:t>
+      </w:r>
+      <w:r>
+        <w:rPr>
+          <w:rFonts w:ascii="Times New Roman" w:eastAsia="Times New Roman" w:hAnsi="Times New Roman" w:cs="Times New Roman"/>
+          <w:sz w:val="24"/>
+          <w:szCs w:val="24"/>
+          <w:lang w:eastAsia="en-IN" w:bidi="hi-IN"/>
+        </w:rPr>
+        <w:t xml:space="preserve"> getting green time and punishes congested phases that need more.</w:t>
+      </w:r>
+    </w:p>
+    <w:p>
+      <w:pPr>
+        <w:spacing w:before="100" w:beforeAutospacing="1" w:after="100" w:afterAutospacing="1" w:line="240" w:lineRule="auto"/>
+        <w:rPr>
+          <w:rFonts w:ascii="Times New Roman" w:eastAsia="Times New Roman" w:hAnsi="Times New Roman" w:cs="Times New Roman"/>
+          <w:sz w:val="24"/>
+          <w:szCs w:val="24"/>
+          <w:lang w:eastAsia="en-IN" w:bidi="hi-IN"/>
+        </w:rPr>
+      </w:pPr>
+      <w:r>
+        <w:rPr>
+          <w:rFonts w:ascii="Times New Roman" w:eastAsia="Times New Roman" w:hAnsi="Times New Roman" w:cs="Times New Roman"/>
+          <w:b/>
+          <w:bCs/>
+          <w:sz w:val="24"/>
+          <w:szCs w:val="24"/>
+          <w:lang w:eastAsia="en-IN" w:bidi="hi-IN"/>
+        </w:rPr>
+        <w:t>Fix</w:t>
+      </w:r>
+      <w:r>
+        <w:rPr>
+          <w:rFonts w:ascii="Times New Roman" w:eastAsia="Times New Roman" w:hAnsi="Times New Roman" w:cs="Times New Roman"/>
+          <w:sz w:val="24"/>
+          <w:szCs w:val="24"/>
+          <w:lang w:eastAsia="en-IN" w:bidi="hi-IN"/>
+        </w:rPr>
+        <w:t>: Count all cars approaching the intersection on that edge within a lookahead distance (</w:t>
+      </w:r>
+      <w:proofErr w:type="gramStart"/>
+      <w:r>
+        <w:rPr>
+          <w:rFonts w:ascii="Times New Roman" w:eastAsia="Times New Roman" w:hAnsi="Times New Roman" w:cs="Times New Roman"/>
+          <w:sz w:val="24"/>
+          <w:szCs w:val="24"/>
+          <w:lang w:eastAsia="en-IN" w:bidi="hi-IN"/>
+        </w:rPr>
+        <w:t>e.g.</w:t>
+      </w:r>
+      <w:proofErr w:type="gramEnd"/>
+      <w:r>
+        <w:rPr>
+          <w:rFonts w:ascii="Times New Roman" w:eastAsia="Times New Roman" w:hAnsi="Times New Roman" w:cs="Times New Roman"/>
+          <w:sz w:val="24"/>
+          <w:szCs w:val="24"/>
+          <w:lang w:eastAsia="en-IN" w:bidi="hi-IN"/>
+        </w:rPr>
+        <w:t xml:space="preserve"> </w:t>
+      </w:r>
+      <w:r>
+        <w:rPr>
+          <w:rFonts w:ascii="Courier New" w:eastAsia="Times New Roman" w:hAnsi="Courier New" w:cs="Courier New"/>
+          <w:sz w:val="20"/>
+          <w:szCs w:val="20"/>
+          <w:lang w:eastAsia="en-IN" w:bidi="hi-IN"/>
+        </w:rPr>
+        <w:t>progress &gt; 0.7</w:t>
+      </w:r>
+      <w:r>
+        <w:rPr>
+          <w:rFonts w:ascii="Times New Roman" w:eastAsia="Times New Roman" w:hAnsi="Times New Roman" w:cs="Times New Roman"/>
+          <w:sz w:val="24"/>
+          <w:szCs w:val="24"/>
+          <w:lang w:eastAsia="en-IN" w:bidi="hi-IN"/>
+        </w:rPr>
+        <w:t>), not just stopped ones. This gives true arrival rate, not just queue length at saturation.</w:t>
+      </w:r>
+    </w:p>
+    <w:p>
+      <w:pPr>
+        <w:spacing w:after="0" w:line="240" w:lineRule="auto"/>
+        <w:rPr>
+          <w:rFonts w:ascii="Times New Roman" w:eastAsia="Times New Roman" w:hAnsi="Times New Roman" w:cs="Times New Roman"/>
+          <w:sz w:val="24"/>
+          <w:szCs w:val="24"/>
+          <w:lang w:eastAsia="en-IN" w:bidi="hi-IN"/>
+        </w:rPr>
+      </w:pPr>
+      <w:r>
+        <w:rPr>
+          <w:rFonts w:ascii="Times New Roman" w:eastAsia="Times New Roman" w:hAnsi="Times New Roman" w:cs="Times New Roman"/>
+          <w:sz w:val="24"/>
+          <w:szCs w:val="24"/>
+          <w:lang w:eastAsia="en-IN" w:bidi="hi-IN"/>
+        </w:rPr>
+        <w:pict w14:anchorId="416531B0">
+          <v:rect id="_x0000_i1030" style="width:0;height:1.5pt" o:hralign="center" o:hrstd="t" o:hr="t" fillcolor="#a0a0a0" stroked="f"/>
+        </w:pict>
+      </w:r>
+    </w:p>
+    <w:p>
+      <w:pPr>
+        <w:spacing w:before="100" w:beforeAutospacing="1" w:after="100" w:afterAutospacing="1" w:line="240" w:lineRule="auto"/>
+        <w:outlineLvl w:val="2"/>
+        <w:rPr>
+          <w:rFonts w:ascii="Times New Roman" w:eastAsia="Times New Roman" w:hAnsi="Times New Roman" w:cs="Times New Roman"/>
+          <w:b/>
+          <w:bCs/>
+          <w:sz w:val="27"/>
+          <w:szCs w:val="27"/>
+          <w:lang w:eastAsia="en-IN" w:bidi="hi-IN"/>
+        </w:rPr>
+      </w:pPr>
+      <w:r>
+        <w:rPr>
+          <w:rFonts w:ascii="Times New Roman" w:eastAsia="Times New Roman" w:hAnsi="Times New Roman" w:cs="Times New Roman"/>
+          <w:b/>
+          <w:bCs/>
+          <w:sz w:val="27"/>
+          <w:szCs w:val="27"/>
+          <w:lang w:eastAsia="en-IN" w:bidi="hi-IN"/>
+        </w:rPr>
+        <w:t>Flaw 6 — Speed-weighted allocation multiplies by absolute speed, not relative throughput</w:t>
+      </w:r>
+    </w:p>
+    <w:p>
+      <w:pPr>
+        <w:spacing w:before="100" w:beforeAutospacing="1" w:after="100" w:afterAutospacing="1" w:line="240" w:lineRule="auto"/>
+        <w:rPr>
+          <w:rFonts w:ascii="Times New Roman" w:eastAsia="Times New Roman" w:hAnsi="Times New Roman" w:cs="Times New Roman"/>
+          <w:sz w:val="24"/>
+          <w:szCs w:val="24"/>
+          <w:lang w:eastAsia="en-IN" w:bidi="hi-IN"/>
+        </w:rPr>
+      </w:pPr>
+      <w:r>
+        <w:rPr>
+          <w:rFonts w:ascii="Times New Roman" w:eastAsia="Times New Roman" w:hAnsi="Times New Roman" w:cs="Times New Roman"/>
+          <w:b/>
+          <w:bCs/>
+          <w:sz w:val="24"/>
+          <w:szCs w:val="24"/>
+          <w:lang w:eastAsia="en-IN" w:bidi="hi-IN"/>
+        </w:rPr>
+        <w:t>Location</w:t>
+      </w:r>
+      <w:r>
+        <w:rPr>
+          <w:rFonts w:ascii="Times New Roman" w:eastAsia="Times New Roman" w:hAnsi="Times New Roman" w:cs="Times New Roman"/>
+          <w:sz w:val="24"/>
+          <w:szCs w:val="24"/>
+          <w:lang w:eastAsia="en-IN" w:bidi="hi-IN"/>
+        </w:rPr>
+        <w:t xml:space="preserve">: </w:t>
+      </w:r>
+      <w:r>
+        <w:rPr>
+          <w:rFonts w:ascii="Courier New" w:eastAsia="Times New Roman" w:hAnsi="Courier New" w:cs="Courier New"/>
+          <w:sz w:val="20"/>
+          <w:szCs w:val="20"/>
+          <w:lang w:eastAsia="en-IN" w:bidi="hi-IN"/>
+        </w:rPr>
+        <w:t xml:space="preserve">simulation.js → </w:t>
+      </w:r>
+      <w:proofErr w:type="spellStart"/>
+      <w:proofErr w:type="gramStart"/>
+      <w:r>
+        <w:rPr>
+          <w:rFonts w:ascii="Courier New" w:eastAsia="Times New Roman" w:hAnsi="Courier New" w:cs="Courier New"/>
+          <w:sz w:val="20"/>
+          <w:szCs w:val="20"/>
+          <w:lang w:eastAsia="en-IN" w:bidi="hi-IN"/>
+        </w:rPr>
+        <w:t>updateTrafficLights</w:t>
+      </w:r>
+      <w:proofErr w:type="spellEnd"/>
+      <w:r>
+        <w:rPr>
+          <w:rFonts w:ascii="Courier New" w:eastAsia="Times New Roman" w:hAnsi="Courier New" w:cs="Courier New"/>
+          <w:sz w:val="20"/>
+          <w:szCs w:val="20"/>
+          <w:lang w:eastAsia="en-IN" w:bidi="hi-IN"/>
+        </w:rPr>
+        <w:t>(</w:t>
+      </w:r>
+      <w:proofErr w:type="gramEnd"/>
+      <w:r>
+        <w:rPr>
+          <w:rFonts w:ascii="Courier New" w:eastAsia="Times New Roman" w:hAnsi="Courier New" w:cs="Courier New"/>
+          <w:sz w:val="20"/>
+          <w:szCs w:val="20"/>
+          <w:lang w:eastAsia="en-IN" w:bidi="hi-IN"/>
+        </w:rPr>
+        <w:t>)</w:t>
+      </w:r>
+      <w:r>
+        <w:rPr>
+          <w:rFonts w:ascii="Times New Roman" w:eastAsia="Times New Roman" w:hAnsi="Times New Roman" w:cs="Times New Roman"/>
+          <w:sz w:val="24"/>
+          <w:szCs w:val="24"/>
+          <w:lang w:eastAsia="en-IN" w:bidi="hi-IN"/>
+        </w:rPr>
+        <w:t>, new speed-weighted algorithm</w:t>
+      </w:r>
+    </w:p>
+    <w:p>
+      <w:pPr>
+        <w:spacing w:before="100" w:beforeAutospacing="1" w:after="100" w:afterAutospacing="1" w:line="240" w:lineRule="auto"/>
+        <w:rPr>
+          <w:rFonts w:ascii="Times New Roman" w:eastAsia="Times New Roman" w:hAnsi="Times New Roman" w:cs="Times New Roman"/>
+          <w:sz w:val="24"/>
+          <w:szCs w:val="24"/>
+          <w:lang w:eastAsia="en-IN" w:bidi="hi-IN"/>
+        </w:rPr>
+      </w:pPr>
+      <w:r>
+        <w:rPr>
+          <w:rFonts w:ascii="Times New Roman" w:eastAsia="Times New Roman" w:hAnsi="Times New Roman" w:cs="Times New Roman"/>
+          <w:sz w:val="24"/>
+          <w:szCs w:val="24"/>
+          <w:lang w:eastAsia="en-IN" w:bidi="hi-IN"/>
+        </w:rPr>
+        <w:t xml:space="preserve">The speed weight is </w:t>
+      </w:r>
+      <w:proofErr w:type="spellStart"/>
+      <w:r>
+        <w:rPr>
+          <w:rFonts w:ascii="Courier New" w:eastAsia="Times New Roman" w:hAnsi="Courier New" w:cs="Courier New"/>
+          <w:sz w:val="20"/>
+          <w:szCs w:val="20"/>
+          <w:lang w:eastAsia="en-IN" w:bidi="hi-IN"/>
+        </w:rPr>
+        <w:t>edge.spd</w:t>
+      </w:r>
+      <w:proofErr w:type="spellEnd"/>
+      <w:r>
+        <w:rPr>
+          <w:rFonts w:ascii="Courier New" w:eastAsia="Times New Roman" w:hAnsi="Courier New" w:cs="Courier New"/>
+          <w:sz w:val="20"/>
+          <w:szCs w:val="20"/>
+          <w:lang w:eastAsia="en-IN" w:bidi="hi-IN"/>
+        </w:rPr>
+        <w:t xml:space="preserve"> / 50</w:t>
+      </w:r>
+      <w:r>
+        <w:rPr>
+          <w:rFonts w:ascii="Times New Roman" w:eastAsia="Times New Roman" w:hAnsi="Times New Roman" w:cs="Times New Roman"/>
+          <w:sz w:val="24"/>
+          <w:szCs w:val="24"/>
+          <w:lang w:eastAsia="en-IN" w:bidi="hi-IN"/>
+        </w:rPr>
+        <w:t xml:space="preserve">. A road with </w:t>
+      </w:r>
+      <w:proofErr w:type="spellStart"/>
+      <w:r>
+        <w:rPr>
+          <w:rFonts w:ascii="Courier New" w:eastAsia="Times New Roman" w:hAnsi="Courier New" w:cs="Courier New"/>
+          <w:sz w:val="20"/>
+          <w:szCs w:val="20"/>
+          <w:lang w:eastAsia="en-IN" w:bidi="hi-IN"/>
+        </w:rPr>
+        <w:t>spd</w:t>
+      </w:r>
+      <w:proofErr w:type="spellEnd"/>
+      <w:r>
+        <w:rPr>
+          <w:rFonts w:ascii="Courier New" w:eastAsia="Times New Roman" w:hAnsi="Courier New" w:cs="Courier New"/>
+          <w:sz w:val="20"/>
+          <w:szCs w:val="20"/>
+          <w:lang w:eastAsia="en-IN" w:bidi="hi-IN"/>
+        </w:rPr>
+        <w:t>: 100</w:t>
+      </w:r>
+      <w:r>
+        <w:rPr>
+          <w:rFonts w:ascii="Times New Roman" w:eastAsia="Times New Roman" w:hAnsi="Times New Roman" w:cs="Times New Roman"/>
+          <w:sz w:val="24"/>
+          <w:szCs w:val="24"/>
+          <w:lang w:eastAsia="en-IN" w:bidi="hi-IN"/>
+        </w:rPr>
+        <w:t xml:space="preserve"> gets 2× the allocation weight of a baseline road. But in reality, higher-speed roads have higher </w:t>
+      </w:r>
+      <w:r>
+        <w:rPr>
+          <w:rFonts w:ascii="Times New Roman" w:eastAsia="Times New Roman" w:hAnsi="Times New Roman" w:cs="Times New Roman"/>
+          <w:i/>
+          <w:iCs/>
+          <w:sz w:val="24"/>
+          <w:szCs w:val="24"/>
+          <w:lang w:eastAsia="en-IN" w:bidi="hi-IN"/>
+        </w:rPr>
+        <w:t>capacity</w:t>
+      </w:r>
+      <w:r>
+        <w:rPr>
+          <w:rFonts w:ascii="Times New Roman" w:eastAsia="Times New Roman" w:hAnsi="Times New Roman" w:cs="Times New Roman"/>
+          <w:sz w:val="24"/>
+          <w:szCs w:val="24"/>
+          <w:lang w:eastAsia="en-IN" w:bidi="hi-IN"/>
+        </w:rPr>
+        <w:t xml:space="preserve"> — they need </w:t>
+      </w:r>
+      <w:r>
+        <w:rPr>
+          <w:rFonts w:ascii="Times New Roman" w:eastAsia="Times New Roman" w:hAnsi="Times New Roman" w:cs="Times New Roman"/>
+          <w:i/>
+          <w:iCs/>
+          <w:sz w:val="24"/>
+          <w:szCs w:val="24"/>
+          <w:lang w:eastAsia="en-IN" w:bidi="hi-IN"/>
+        </w:rPr>
+        <w:t>less</w:t>
+      </w:r>
+      <w:r>
+        <w:rPr>
+          <w:rFonts w:ascii="Times New Roman" w:eastAsia="Times New Roman" w:hAnsi="Times New Roman" w:cs="Times New Roman"/>
+          <w:sz w:val="24"/>
+          <w:szCs w:val="24"/>
+          <w:lang w:eastAsia="en-IN" w:bidi="hi-IN"/>
+        </w:rPr>
+        <w:t xml:space="preserve"> green time per vehicle, not more. The weight as implemented allocates disproportionate green time to fast roads even when they have low volume.</w:t>
+      </w:r>
+    </w:p>
+    <w:p>
+      <w:pPr>
+        <w:spacing w:before="100" w:beforeAutospacing="1" w:after="100" w:afterAutospacing="1" w:line="240" w:lineRule="auto"/>
+        <w:rPr>
+          <w:rFonts w:ascii="Times New Roman" w:eastAsia="Times New Roman" w:hAnsi="Times New Roman" w:cs="Times New Roman"/>
+          <w:sz w:val="24"/>
+          <w:szCs w:val="24"/>
+          <w:lang w:eastAsia="en-IN" w:bidi="hi-IN"/>
+        </w:rPr>
+      </w:pPr>
+      <w:r>
+        <w:rPr>
+          <w:rFonts w:ascii="Times New Roman" w:eastAsia="Times New Roman" w:hAnsi="Times New Roman" w:cs="Times New Roman"/>
+          <w:b/>
+          <w:bCs/>
+          <w:sz w:val="24"/>
+          <w:szCs w:val="24"/>
+          <w:lang w:eastAsia="en-IN" w:bidi="hi-IN"/>
+        </w:rPr>
+        <w:t>Why it matters</w:t>
+      </w:r>
+      <w:r>
+        <w:rPr>
+          <w:rFonts w:ascii="Times New Roman" w:eastAsia="Times New Roman" w:hAnsi="Times New Roman" w:cs="Times New Roman"/>
+          <w:sz w:val="24"/>
+          <w:szCs w:val="24"/>
+          <w:lang w:eastAsia="en-IN" w:bidi="hi-IN"/>
+        </w:rPr>
+        <w:t>: In any network with a mix of 25 km/h and 50 km/h roads (as in the sample map), slow arterials will be perpetually starved of green time.</w:t>
+      </w:r>
+    </w:p>
+    <w:p>
+      <w:pPr>
+        <w:spacing w:before="100" w:beforeAutospacing="1" w:after="100" w:afterAutospacing="1" w:line="240" w:lineRule="auto"/>
+        <w:rPr>
+          <w:rFonts w:ascii="Times New Roman" w:eastAsia="Times New Roman" w:hAnsi="Times New Roman" w:cs="Times New Roman"/>
+          <w:sz w:val="24"/>
+          <w:szCs w:val="24"/>
+          <w:lang w:eastAsia="en-IN" w:bidi="hi-IN"/>
+        </w:rPr>
+      </w:pPr>
+      <w:r>
+        <w:rPr>
+          <w:rFonts w:ascii="Times New Roman" w:eastAsia="Times New Roman" w:hAnsi="Times New Roman" w:cs="Times New Roman"/>
+          <w:b/>
+          <w:bCs/>
+          <w:sz w:val="24"/>
+          <w:szCs w:val="24"/>
+          <w:lang w:eastAsia="en-IN" w:bidi="hi-IN"/>
+        </w:rPr>
+        <w:t>Fix</w:t>
+      </w:r>
+      <w:r>
+        <w:rPr>
+          <w:rFonts w:ascii="Times New Roman" w:eastAsia="Times New Roman" w:hAnsi="Times New Roman" w:cs="Times New Roman"/>
+          <w:sz w:val="24"/>
+          <w:szCs w:val="24"/>
+          <w:lang w:eastAsia="en-IN" w:bidi="hi-IN"/>
+        </w:rPr>
+        <w:t xml:space="preserve">: Either remove the speed weight from the phase duration calculation (pure volume-proportional is more defensible) or invert it: </w:t>
+      </w:r>
+      <w:proofErr w:type="spellStart"/>
+      <w:r>
+        <w:rPr>
+          <w:rFonts w:ascii="Courier New" w:eastAsia="Times New Roman" w:hAnsi="Courier New" w:cs="Courier New"/>
+          <w:sz w:val="20"/>
+          <w:szCs w:val="20"/>
+          <w:lang w:eastAsia="en-IN" w:bidi="hi-IN"/>
+        </w:rPr>
+        <w:t>speedWeight</w:t>
+      </w:r>
+      <w:proofErr w:type="spellEnd"/>
+      <w:r>
+        <w:rPr>
+          <w:rFonts w:ascii="Courier New" w:eastAsia="Times New Roman" w:hAnsi="Courier New" w:cs="Courier New"/>
+          <w:sz w:val="20"/>
+          <w:szCs w:val="20"/>
+          <w:lang w:eastAsia="en-IN" w:bidi="hi-IN"/>
+        </w:rPr>
+        <w:t xml:space="preserve"> = 50 / </w:t>
+      </w:r>
+      <w:proofErr w:type="spellStart"/>
+      <w:r>
+        <w:rPr>
+          <w:rFonts w:ascii="Courier New" w:eastAsia="Times New Roman" w:hAnsi="Courier New" w:cs="Courier New"/>
+          <w:sz w:val="20"/>
+          <w:szCs w:val="20"/>
+          <w:lang w:eastAsia="en-IN" w:bidi="hi-IN"/>
+        </w:rPr>
+        <w:t>edge.spd</w:t>
+      </w:r>
+      <w:proofErr w:type="spellEnd"/>
+      <w:r>
+        <w:rPr>
+          <w:rFonts w:ascii="Times New Roman" w:eastAsia="Times New Roman" w:hAnsi="Times New Roman" w:cs="Times New Roman"/>
+          <w:sz w:val="24"/>
+          <w:szCs w:val="24"/>
+          <w:lang w:eastAsia="en-IN" w:bidi="hi-IN"/>
+        </w:rPr>
+        <w:t xml:space="preserve"> to give more green time to slower, higher-friction approaches. Better still, use saturation flow rate: </w:t>
+      </w:r>
+      <w:r>
+        <w:rPr>
+          <w:rFonts w:ascii="Courier New" w:eastAsia="Times New Roman" w:hAnsi="Courier New" w:cs="Courier New"/>
+          <w:sz w:val="20"/>
+          <w:szCs w:val="20"/>
+          <w:lang w:eastAsia="en-IN" w:bidi="hi-IN"/>
+        </w:rPr>
+        <w:t xml:space="preserve">allocation </w:t>
+      </w:r>
+      <w:r>
+        <w:rPr>
+          <w:rFonts w:ascii="Cambria Math" w:eastAsia="Times New Roman" w:hAnsi="Cambria Math" w:cs="Cambria Math"/>
+          <w:sz w:val="20"/>
+          <w:szCs w:val="20"/>
+          <w:lang w:eastAsia="en-IN" w:bidi="hi-IN"/>
+        </w:rPr>
+        <w:t>∝</w:t>
+      </w:r>
+      <w:r>
+        <w:rPr>
+          <w:rFonts w:ascii="Courier New" w:eastAsia="Times New Roman" w:hAnsi="Courier New" w:cs="Courier New"/>
+          <w:sz w:val="20"/>
+          <w:szCs w:val="20"/>
+          <w:lang w:eastAsia="en-IN" w:bidi="hi-IN"/>
+        </w:rPr>
+        <w:t xml:space="preserve"> volume / capacity</w:t>
+      </w:r>
+      <w:r>
+        <w:rPr>
+          <w:rFonts w:ascii="Times New Roman" w:eastAsia="Times New Roman" w:hAnsi="Times New Roman" w:cs="Times New Roman"/>
+          <w:sz w:val="24"/>
+          <w:szCs w:val="24"/>
+          <w:lang w:eastAsia="en-IN" w:bidi="hi-IN"/>
+        </w:rPr>
+        <w:t>, where capacity scales positively with speed.</w:t>
+      </w:r>
+    </w:p>
+    <w:p>
+      <w:pPr>
+        <w:spacing w:after="0" w:line="240" w:lineRule="auto"/>
+        <w:rPr>
+          <w:rFonts w:ascii="Times New Roman" w:eastAsia="Times New Roman" w:hAnsi="Times New Roman" w:cs="Times New Roman"/>
+          <w:sz w:val="24"/>
+          <w:szCs w:val="24"/>
+          <w:lang w:eastAsia="en-IN" w:bidi="hi-IN"/>
+        </w:rPr>
+      </w:pPr>
+      <w:r>
+        <w:rPr>
+          <w:rFonts w:ascii="Times New Roman" w:eastAsia="Times New Roman" w:hAnsi="Times New Roman" w:cs="Times New Roman"/>
+          <w:sz w:val="24"/>
+          <w:szCs w:val="24"/>
+          <w:lang w:eastAsia="en-IN" w:bidi="hi-IN"/>
+        </w:rPr>
+        <w:pict w14:anchorId="62300174">
+          <v:rect id="_x0000_i1031" style="width:0;height:1.5pt" o:hralign="center" o:hrstd="t" o:hr="t" fillcolor="#a0a0a0" stroked="f"/>
+        </w:pict>
+      </w:r>
+    </w:p>
+    <w:p>
+      <w:pPr>
+        <w:spacing w:before="100" w:beforeAutospacing="1" w:after="100" w:afterAutospacing="1" w:line="240" w:lineRule="auto"/>
+        <w:outlineLvl w:val="2"/>
+        <w:rPr>
+          <w:rFonts w:ascii="Times New Roman" w:eastAsia="Times New Roman" w:hAnsi="Times New Roman" w:cs="Times New Roman"/>
+          <w:b/>
+          <w:bCs/>
+          <w:sz w:val="27"/>
+          <w:szCs w:val="27"/>
+          <w:lang w:eastAsia="en-IN" w:bidi="hi-IN"/>
+        </w:rPr>
+      </w:pPr>
+      <w:r>
+        <w:rPr>
+          <w:rFonts w:ascii="Times New Roman" w:eastAsia="Times New Roman" w:hAnsi="Times New Roman" w:cs="Times New Roman"/>
+          <w:b/>
+          <w:bCs/>
+          <w:sz w:val="27"/>
+          <w:szCs w:val="27"/>
+          <w:lang w:eastAsia="en-IN" w:bidi="hi-IN"/>
+        </w:rPr>
+        <w:t xml:space="preserve">Flaw 7 — </w:t>
+      </w:r>
+      <w:proofErr w:type="gramStart"/>
+      <w:r>
+        <w:rPr>
+          <w:rFonts w:ascii="Courier New" w:eastAsia="Times New Roman" w:hAnsi="Courier New" w:cs="Courier New"/>
+          <w:b/>
+          <w:bCs/>
+          <w:sz w:val="20"/>
+          <w:szCs w:val="20"/>
+          <w:lang w:eastAsia="en-IN" w:bidi="hi-IN"/>
+        </w:rPr>
+        <w:t>spawn(</w:t>
+      </w:r>
+      <w:proofErr w:type="gramEnd"/>
+      <w:r>
+        <w:rPr>
+          <w:rFonts w:ascii="Courier New" w:eastAsia="Times New Roman" w:hAnsi="Courier New" w:cs="Courier New"/>
+          <w:b/>
+          <w:bCs/>
+          <w:sz w:val="20"/>
+          <w:szCs w:val="20"/>
+          <w:lang w:eastAsia="en-IN" w:bidi="hi-IN"/>
+        </w:rPr>
+        <w:t>)</w:t>
+      </w:r>
+      <w:r>
+        <w:rPr>
+          <w:rFonts w:ascii="Times New Roman" w:eastAsia="Times New Roman" w:hAnsi="Times New Roman" w:cs="Times New Roman"/>
+          <w:b/>
+          <w:bCs/>
+          <w:sz w:val="27"/>
+          <w:szCs w:val="27"/>
+          <w:lang w:eastAsia="en-IN" w:bidi="hi-IN"/>
+        </w:rPr>
+        <w:t xml:space="preserve"> / </w:t>
+      </w:r>
+      <w:proofErr w:type="spellStart"/>
+      <w:r>
+        <w:rPr>
+          <w:rFonts w:ascii="Courier New" w:eastAsia="Times New Roman" w:hAnsi="Courier New" w:cs="Courier New"/>
+          <w:b/>
+          <w:bCs/>
+          <w:sz w:val="20"/>
+          <w:szCs w:val="20"/>
+          <w:lang w:eastAsia="en-IN" w:bidi="hi-IN"/>
+        </w:rPr>
+        <w:t>spawnCars</w:t>
+      </w:r>
+      <w:proofErr w:type="spellEnd"/>
+      <w:r>
+        <w:rPr>
+          <w:rFonts w:ascii="Courier New" w:eastAsia="Times New Roman" w:hAnsi="Courier New" w:cs="Courier New"/>
+          <w:b/>
+          <w:bCs/>
+          <w:sz w:val="20"/>
+          <w:szCs w:val="20"/>
+          <w:lang w:eastAsia="en-IN" w:bidi="hi-IN"/>
+        </w:rPr>
+        <w:t>()</w:t>
+      </w:r>
+      <w:r>
+        <w:rPr>
+          <w:rFonts w:ascii="Times New Roman" w:eastAsia="Times New Roman" w:hAnsi="Times New Roman" w:cs="Times New Roman"/>
+          <w:b/>
+          <w:bCs/>
+          <w:sz w:val="27"/>
+          <w:szCs w:val="27"/>
+          <w:lang w:eastAsia="en-IN" w:bidi="hi-IN"/>
+        </w:rPr>
+        <w:t xml:space="preserve"> duplicated with divergent behavior</w:t>
+      </w:r>
+    </w:p>
+    <w:p>
+      <w:pPr>
+        <w:spacing w:before="100" w:beforeAutospacing="1" w:after="100" w:afterAutospacing="1" w:line="240" w:lineRule="auto"/>
+        <w:rPr>
+          <w:rFonts w:ascii="Times New Roman" w:eastAsia="Times New Roman" w:hAnsi="Times New Roman" w:cs="Times New Roman"/>
+          <w:sz w:val="24"/>
+          <w:szCs w:val="24"/>
+          <w:lang w:eastAsia="en-IN" w:bidi="hi-IN"/>
+        </w:rPr>
+      </w:pPr>
+      <w:r>
+        <w:rPr>
+          <w:rFonts w:ascii="Times New Roman" w:eastAsia="Times New Roman" w:hAnsi="Times New Roman" w:cs="Times New Roman"/>
+          <w:b/>
+          <w:bCs/>
+          <w:sz w:val="24"/>
+          <w:szCs w:val="24"/>
+          <w:lang w:eastAsia="en-IN" w:bidi="hi-IN"/>
+        </w:rPr>
+        <w:t>Location</w:t>
+      </w:r>
+      <w:r>
+        <w:rPr>
+          <w:rFonts w:ascii="Times New Roman" w:eastAsia="Times New Roman" w:hAnsi="Times New Roman" w:cs="Times New Roman"/>
+          <w:sz w:val="24"/>
+          <w:szCs w:val="24"/>
+          <w:lang w:eastAsia="en-IN" w:bidi="hi-IN"/>
+        </w:rPr>
+        <w:t xml:space="preserve">: </w:t>
+      </w:r>
+      <w:r>
+        <w:rPr>
+          <w:rFonts w:ascii="Courier New" w:eastAsia="Times New Roman" w:hAnsi="Courier New" w:cs="Courier New"/>
+          <w:sz w:val="20"/>
+          <w:szCs w:val="20"/>
+          <w:lang w:eastAsia="en-IN" w:bidi="hi-IN"/>
+        </w:rPr>
+        <w:t xml:space="preserve">index.js → </w:t>
+      </w:r>
+      <w:proofErr w:type="gramStart"/>
+      <w:r>
+        <w:rPr>
+          <w:rFonts w:ascii="Courier New" w:eastAsia="Times New Roman" w:hAnsi="Courier New" w:cs="Courier New"/>
+          <w:sz w:val="20"/>
+          <w:szCs w:val="20"/>
+          <w:lang w:eastAsia="en-IN" w:bidi="hi-IN"/>
+        </w:rPr>
+        <w:t>spawn(</w:t>
+      </w:r>
+      <w:proofErr w:type="gramEnd"/>
+      <w:r>
+        <w:rPr>
+          <w:rFonts w:ascii="Courier New" w:eastAsia="Times New Roman" w:hAnsi="Courier New" w:cs="Courier New"/>
+          <w:sz w:val="20"/>
+          <w:szCs w:val="20"/>
+          <w:lang w:eastAsia="en-IN" w:bidi="hi-IN"/>
+        </w:rPr>
+        <w:t>)</w:t>
+      </w:r>
+      <w:r>
+        <w:rPr>
+          <w:rFonts w:ascii="Times New Roman" w:eastAsia="Times New Roman" w:hAnsi="Times New Roman" w:cs="Times New Roman"/>
+          <w:sz w:val="24"/>
+          <w:szCs w:val="24"/>
+          <w:lang w:eastAsia="en-IN" w:bidi="hi-IN"/>
+        </w:rPr>
+        <w:t xml:space="preserve"> vs </w:t>
+      </w:r>
+      <w:r>
+        <w:rPr>
+          <w:rFonts w:ascii="Courier New" w:eastAsia="Times New Roman" w:hAnsi="Courier New" w:cs="Courier New"/>
+          <w:sz w:val="20"/>
+          <w:szCs w:val="20"/>
+          <w:lang w:eastAsia="en-IN" w:bidi="hi-IN"/>
+        </w:rPr>
+        <w:t xml:space="preserve">simulation.js → </w:t>
+      </w:r>
+      <w:proofErr w:type="spellStart"/>
+      <w:r>
+        <w:rPr>
+          <w:rFonts w:ascii="Courier New" w:eastAsia="Times New Roman" w:hAnsi="Courier New" w:cs="Courier New"/>
+          <w:sz w:val="20"/>
+          <w:szCs w:val="20"/>
+          <w:lang w:eastAsia="en-IN" w:bidi="hi-IN"/>
+        </w:rPr>
+        <w:t>spawnCars</w:t>
+      </w:r>
+      <w:proofErr w:type="spellEnd"/>
+      <w:r>
+        <w:rPr>
+          <w:rFonts w:ascii="Courier New" w:eastAsia="Times New Roman" w:hAnsi="Courier New" w:cs="Courier New"/>
+          <w:sz w:val="20"/>
+          <w:szCs w:val="20"/>
+          <w:lang w:eastAsia="en-IN" w:bidi="hi-IN"/>
+        </w:rPr>
+        <w:t>()</w:t>
+      </w:r>
+    </w:p>
+    <w:p>
+      <w:pPr>
+        <w:spacing w:before="100" w:beforeAutospacing="1" w:after="100" w:afterAutospacing="1" w:line="240" w:lineRule="auto"/>
+        <w:rPr>
+          <w:rFonts w:ascii="Times New Roman" w:eastAsia="Times New Roman" w:hAnsi="Times New Roman" w:cs="Times New Roman"/>
+          <w:sz w:val="24"/>
+          <w:szCs w:val="24"/>
+          <w:lang w:eastAsia="en-IN" w:bidi="hi-IN"/>
+        </w:rPr>
+      </w:pPr>
+      <w:r>
+        <w:rPr>
+          <w:rFonts w:ascii="Times New Roman" w:eastAsia="Times New Roman" w:hAnsi="Times New Roman" w:cs="Times New Roman"/>
+          <w:sz w:val="24"/>
+          <w:szCs w:val="24"/>
+          <w:lang w:eastAsia="en-IN" w:bidi="hi-IN"/>
+        </w:rPr>
+        <w:t xml:space="preserve">Both functions exist and are called in different code paths. </w:t>
+      </w:r>
+      <w:r>
+        <w:rPr>
+          <w:rFonts w:ascii="Courier New" w:eastAsia="Times New Roman" w:hAnsi="Courier New" w:cs="Courier New"/>
+          <w:sz w:val="20"/>
+          <w:szCs w:val="20"/>
+          <w:lang w:eastAsia="en-IN" w:bidi="hi-IN"/>
+        </w:rPr>
+        <w:t xml:space="preserve">index.js → </w:t>
+      </w:r>
+      <w:proofErr w:type="gramStart"/>
+      <w:r>
+        <w:rPr>
+          <w:rFonts w:ascii="Courier New" w:eastAsia="Times New Roman" w:hAnsi="Courier New" w:cs="Courier New"/>
+          <w:sz w:val="20"/>
+          <w:szCs w:val="20"/>
+          <w:lang w:eastAsia="en-IN" w:bidi="hi-IN"/>
+        </w:rPr>
+        <w:t>spawn(</w:t>
+      </w:r>
+      <w:proofErr w:type="gramEnd"/>
+      <w:r>
+        <w:rPr>
+          <w:rFonts w:ascii="Courier New" w:eastAsia="Times New Roman" w:hAnsi="Courier New" w:cs="Courier New"/>
+          <w:sz w:val="20"/>
+          <w:szCs w:val="20"/>
+          <w:lang w:eastAsia="en-IN" w:bidi="hi-IN"/>
+        </w:rPr>
+        <w:t>)</w:t>
+      </w:r>
+      <w:r>
+        <w:rPr>
+          <w:rFonts w:ascii="Times New Roman" w:eastAsia="Times New Roman" w:hAnsi="Times New Roman" w:cs="Times New Roman"/>
+          <w:sz w:val="24"/>
+          <w:szCs w:val="24"/>
+          <w:lang w:eastAsia="en-IN" w:bidi="hi-IN"/>
+        </w:rPr>
+        <w:t xml:space="preserve"> uses </w:t>
+      </w:r>
+      <w:proofErr w:type="spellStart"/>
+      <w:r>
+        <w:rPr>
+          <w:rFonts w:ascii="Courier New" w:eastAsia="Times New Roman" w:hAnsi="Courier New" w:cs="Courier New"/>
+          <w:sz w:val="20"/>
+          <w:szCs w:val="20"/>
+          <w:lang w:eastAsia="en-IN" w:bidi="hi-IN"/>
+        </w:rPr>
+        <w:t>Math.random</w:t>
+      </w:r>
+      <w:proofErr w:type="spellEnd"/>
+      <w:r>
+        <w:rPr>
+          <w:rFonts w:ascii="Courier New" w:eastAsia="Times New Roman" w:hAnsi="Courier New" w:cs="Courier New"/>
+          <w:sz w:val="20"/>
+          <w:szCs w:val="20"/>
+          <w:lang w:eastAsia="en-IN" w:bidi="hi-IN"/>
+        </w:rPr>
+        <w:t>() * 0.1 + 0.05 * (</w:t>
+      </w:r>
+      <w:proofErr w:type="spellStart"/>
+      <w:r>
+        <w:rPr>
+          <w:rFonts w:ascii="Courier New" w:eastAsia="Times New Roman" w:hAnsi="Courier New" w:cs="Courier New"/>
+          <w:sz w:val="20"/>
+          <w:szCs w:val="20"/>
+          <w:lang w:eastAsia="en-IN" w:bidi="hi-IN"/>
+        </w:rPr>
+        <w:t>e.spd</w:t>
+      </w:r>
+      <w:proofErr w:type="spellEnd"/>
+      <w:r>
+        <w:rPr>
+          <w:rFonts w:ascii="Courier New" w:eastAsia="Times New Roman" w:hAnsi="Courier New" w:cs="Courier New"/>
+          <w:sz w:val="20"/>
+          <w:szCs w:val="20"/>
+          <w:lang w:eastAsia="en-IN" w:bidi="hi-IN"/>
+        </w:rPr>
+        <w:t xml:space="preserve"> / 50)</w:t>
+      </w:r>
+      <w:r>
+        <w:rPr>
+          <w:rFonts w:ascii="Times New Roman" w:eastAsia="Times New Roman" w:hAnsi="Times New Roman" w:cs="Times New Roman"/>
+          <w:sz w:val="24"/>
+          <w:szCs w:val="24"/>
+          <w:lang w:eastAsia="en-IN" w:bidi="hi-IN"/>
+        </w:rPr>
+        <w:t xml:space="preserve"> for speed. </w:t>
+      </w:r>
+      <w:r>
+        <w:rPr>
+          <w:rFonts w:ascii="Courier New" w:eastAsia="Times New Roman" w:hAnsi="Courier New" w:cs="Courier New"/>
+          <w:sz w:val="20"/>
+          <w:szCs w:val="20"/>
+          <w:lang w:eastAsia="en-IN" w:bidi="hi-IN"/>
+        </w:rPr>
+        <w:t xml:space="preserve">simulation.js → </w:t>
+      </w:r>
+      <w:proofErr w:type="spellStart"/>
+      <w:proofErr w:type="gramStart"/>
+      <w:r>
+        <w:rPr>
+          <w:rFonts w:ascii="Courier New" w:eastAsia="Times New Roman" w:hAnsi="Courier New" w:cs="Courier New"/>
+          <w:sz w:val="20"/>
+          <w:szCs w:val="20"/>
+          <w:lang w:eastAsia="en-IN" w:bidi="hi-IN"/>
+        </w:rPr>
+        <w:t>spawnCars</w:t>
+      </w:r>
+      <w:proofErr w:type="spellEnd"/>
+      <w:r>
+        <w:rPr>
+          <w:rFonts w:ascii="Courier New" w:eastAsia="Times New Roman" w:hAnsi="Courier New" w:cs="Courier New"/>
+          <w:sz w:val="20"/>
+          <w:szCs w:val="20"/>
+          <w:lang w:eastAsia="en-IN" w:bidi="hi-IN"/>
+        </w:rPr>
+        <w:t>(</w:t>
+      </w:r>
+      <w:proofErr w:type="gramEnd"/>
+      <w:r>
+        <w:rPr>
+          <w:rFonts w:ascii="Courier New" w:eastAsia="Times New Roman" w:hAnsi="Courier New" w:cs="Courier New"/>
+          <w:sz w:val="20"/>
+          <w:szCs w:val="20"/>
+          <w:lang w:eastAsia="en-IN" w:bidi="hi-IN"/>
+        </w:rPr>
+        <w:t>)</w:t>
+      </w:r>
+      <w:r>
+        <w:rPr>
+          <w:rFonts w:ascii="Times New Roman" w:eastAsia="Times New Roman" w:hAnsi="Times New Roman" w:cs="Times New Roman"/>
+          <w:sz w:val="24"/>
+          <w:szCs w:val="24"/>
+          <w:lang w:eastAsia="en-IN" w:bidi="hi-IN"/>
+        </w:rPr>
+        <w:t xml:space="preserve"> uses </w:t>
+      </w:r>
+      <w:r>
+        <w:rPr>
+          <w:rFonts w:ascii="Courier New" w:eastAsia="Times New Roman" w:hAnsi="Courier New" w:cs="Courier New"/>
+          <w:sz w:val="20"/>
+          <w:szCs w:val="20"/>
+          <w:lang w:eastAsia="en-IN" w:bidi="hi-IN"/>
+        </w:rPr>
+        <w:t xml:space="preserve">(0.05 + </w:t>
+      </w:r>
+      <w:proofErr w:type="spellStart"/>
+      <w:r>
+        <w:rPr>
+          <w:rFonts w:ascii="Courier New" w:eastAsia="Times New Roman" w:hAnsi="Courier New" w:cs="Courier New"/>
+          <w:sz w:val="20"/>
+          <w:szCs w:val="20"/>
+          <w:lang w:eastAsia="en-IN" w:bidi="hi-IN"/>
+        </w:rPr>
+        <w:t>Math.random</w:t>
+      </w:r>
+      <w:proofErr w:type="spellEnd"/>
+      <w:r>
+        <w:rPr>
+          <w:rFonts w:ascii="Courier New" w:eastAsia="Times New Roman" w:hAnsi="Courier New" w:cs="Courier New"/>
+          <w:sz w:val="20"/>
+          <w:szCs w:val="20"/>
+          <w:lang w:eastAsia="en-IN" w:bidi="hi-IN"/>
+        </w:rPr>
+        <w:t>() * 0.1) * (</w:t>
+      </w:r>
+      <w:proofErr w:type="spellStart"/>
+      <w:r>
+        <w:rPr>
+          <w:rFonts w:ascii="Courier New" w:eastAsia="Times New Roman" w:hAnsi="Courier New" w:cs="Courier New"/>
+          <w:sz w:val="20"/>
+          <w:szCs w:val="20"/>
+          <w:lang w:eastAsia="en-IN" w:bidi="hi-IN"/>
+        </w:rPr>
+        <w:t>e.spd</w:t>
+      </w:r>
+      <w:proofErr w:type="spellEnd"/>
+      <w:r>
+        <w:rPr>
+          <w:rFonts w:ascii="Courier New" w:eastAsia="Times New Roman" w:hAnsi="Courier New" w:cs="Courier New"/>
+          <w:sz w:val="20"/>
+          <w:szCs w:val="20"/>
+          <w:lang w:eastAsia="en-IN" w:bidi="hi-IN"/>
+        </w:rPr>
+        <w:t xml:space="preserve"> / 50)</w:t>
+      </w:r>
+      <w:r>
+        <w:rPr>
+          <w:rFonts w:ascii="Times New Roman" w:eastAsia="Times New Roman" w:hAnsi="Times New Roman" w:cs="Times New Roman"/>
+          <w:sz w:val="24"/>
+          <w:szCs w:val="24"/>
+          <w:lang w:eastAsia="en-IN" w:bidi="hi-IN"/>
+        </w:rPr>
+        <w:t xml:space="preserve"> — a subtle difference in multiplication order that changes the distribution on low-speed roads. The </w:t>
+      </w:r>
+      <w:r>
+        <w:rPr>
+          <w:rFonts w:ascii="Courier New" w:eastAsia="Times New Roman" w:hAnsi="Courier New" w:cs="Courier New"/>
+          <w:sz w:val="20"/>
+          <w:szCs w:val="20"/>
+          <w:lang w:eastAsia="en-IN" w:bidi="hi-IN"/>
+        </w:rPr>
+        <w:lastRenderedPageBreak/>
+        <w:t>index.js</w:t>
+      </w:r>
+      <w:r>
+        <w:rPr>
+          <w:rFonts w:ascii="Times New Roman" w:eastAsia="Times New Roman" w:hAnsi="Times New Roman" w:cs="Times New Roman"/>
+          <w:sz w:val="24"/>
+          <w:szCs w:val="24"/>
+          <w:lang w:eastAsia="en-IN" w:bidi="hi-IN"/>
+        </w:rPr>
+        <w:t xml:space="preserve"> version also lacks the </w:t>
+      </w:r>
+      <w:proofErr w:type="spellStart"/>
+      <w:r>
+        <w:rPr>
+          <w:rFonts w:ascii="Courier New" w:eastAsia="Times New Roman" w:hAnsi="Courier New" w:cs="Courier New"/>
+          <w:sz w:val="20"/>
+          <w:szCs w:val="20"/>
+          <w:lang w:eastAsia="en-IN" w:bidi="hi-IN"/>
+        </w:rPr>
+        <w:t>waitTime</w:t>
+      </w:r>
+      <w:proofErr w:type="spellEnd"/>
+      <w:r>
+        <w:rPr>
+          <w:rFonts w:ascii="Courier New" w:eastAsia="Times New Roman" w:hAnsi="Courier New" w:cs="Courier New"/>
+          <w:sz w:val="20"/>
+          <w:szCs w:val="20"/>
+          <w:lang w:eastAsia="en-IN" w:bidi="hi-IN"/>
+        </w:rPr>
+        <w:t>: 0</w:t>
+      </w:r>
+      <w:r>
+        <w:rPr>
+          <w:rFonts w:ascii="Times New Roman" w:eastAsia="Times New Roman" w:hAnsi="Times New Roman" w:cs="Times New Roman"/>
+          <w:sz w:val="24"/>
+          <w:szCs w:val="24"/>
+          <w:lang w:eastAsia="en-IN" w:bidi="hi-IN"/>
+        </w:rPr>
+        <w:t xml:space="preserve"> field on spawned cars, which </w:t>
+      </w:r>
+      <w:r>
+        <w:rPr>
+          <w:rFonts w:ascii="Courier New" w:eastAsia="Times New Roman" w:hAnsi="Courier New" w:cs="Courier New"/>
+          <w:sz w:val="20"/>
+          <w:szCs w:val="20"/>
+          <w:lang w:eastAsia="en-IN" w:bidi="hi-IN"/>
+        </w:rPr>
+        <w:t xml:space="preserve">simulation.js → </w:t>
+      </w:r>
+      <w:proofErr w:type="spellStart"/>
+      <w:proofErr w:type="gramStart"/>
+      <w:r>
+        <w:rPr>
+          <w:rFonts w:ascii="Courier New" w:eastAsia="Times New Roman" w:hAnsi="Courier New" w:cs="Courier New"/>
+          <w:sz w:val="20"/>
+          <w:szCs w:val="20"/>
+          <w:lang w:eastAsia="en-IN" w:bidi="hi-IN"/>
+        </w:rPr>
+        <w:t>updateInspectorLiveStats</w:t>
+      </w:r>
+      <w:proofErr w:type="spellEnd"/>
+      <w:r>
+        <w:rPr>
+          <w:rFonts w:ascii="Courier New" w:eastAsia="Times New Roman" w:hAnsi="Courier New" w:cs="Courier New"/>
+          <w:sz w:val="20"/>
+          <w:szCs w:val="20"/>
+          <w:lang w:eastAsia="en-IN" w:bidi="hi-IN"/>
+        </w:rPr>
+        <w:t>(</w:t>
+      </w:r>
+      <w:proofErr w:type="gramEnd"/>
+      <w:r>
+        <w:rPr>
+          <w:rFonts w:ascii="Courier New" w:eastAsia="Times New Roman" w:hAnsi="Courier New" w:cs="Courier New"/>
+          <w:sz w:val="20"/>
+          <w:szCs w:val="20"/>
+          <w:lang w:eastAsia="en-IN" w:bidi="hi-IN"/>
+        </w:rPr>
+        <w:t>)</w:t>
+      </w:r>
+      <w:r>
+        <w:rPr>
+          <w:rFonts w:ascii="Times New Roman" w:eastAsia="Times New Roman" w:hAnsi="Times New Roman" w:cs="Times New Roman"/>
+          <w:sz w:val="24"/>
+          <w:szCs w:val="24"/>
+          <w:lang w:eastAsia="en-IN" w:bidi="hi-IN"/>
+        </w:rPr>
+        <w:t xml:space="preserve"> references.</w:t>
+      </w:r>
+    </w:p>
+    <w:p>
+      <w:pPr>
+        <w:spacing w:before="100" w:beforeAutospacing="1" w:after="100" w:afterAutospacing="1" w:line="240" w:lineRule="auto"/>
+        <w:rPr>
+          <w:rFonts w:ascii="Times New Roman" w:eastAsia="Times New Roman" w:hAnsi="Times New Roman" w:cs="Times New Roman"/>
+          <w:sz w:val="24"/>
+          <w:szCs w:val="24"/>
+          <w:lang w:eastAsia="en-IN" w:bidi="hi-IN"/>
+        </w:rPr>
+      </w:pPr>
+      <w:r>
+        <w:rPr>
+          <w:rFonts w:ascii="Times New Roman" w:eastAsia="Times New Roman" w:hAnsi="Times New Roman" w:cs="Times New Roman"/>
+          <w:b/>
+          <w:bCs/>
+          <w:sz w:val="24"/>
+          <w:szCs w:val="24"/>
+          <w:lang w:eastAsia="en-IN" w:bidi="hi-IN"/>
+        </w:rPr>
+        <w:t>Why it matters</w:t>
+      </w:r>
+      <w:r>
+        <w:rPr>
+          <w:rFonts w:ascii="Times New Roman" w:eastAsia="Times New Roman" w:hAnsi="Times New Roman" w:cs="Times New Roman"/>
+          <w:sz w:val="24"/>
+          <w:szCs w:val="24"/>
+          <w:lang w:eastAsia="en-IN" w:bidi="hi-IN"/>
+        </w:rPr>
+        <w:t xml:space="preserve">: </w:t>
+      </w:r>
+      <w:proofErr w:type="spellStart"/>
+      <w:r>
+        <w:rPr>
+          <w:rFonts w:ascii="Times New Roman" w:eastAsia="Times New Roman" w:hAnsi="Times New Roman" w:cs="Times New Roman"/>
+          <w:sz w:val="24"/>
+          <w:szCs w:val="24"/>
+          <w:lang w:eastAsia="en-IN" w:bidi="hi-IN"/>
+        </w:rPr>
+        <w:t>Behavioral</w:t>
+      </w:r>
+      <w:proofErr w:type="spellEnd"/>
+      <w:r>
+        <w:rPr>
+          <w:rFonts w:ascii="Times New Roman" w:eastAsia="Times New Roman" w:hAnsi="Times New Roman" w:cs="Times New Roman"/>
+          <w:sz w:val="24"/>
+          <w:szCs w:val="24"/>
+          <w:lang w:eastAsia="en-IN" w:bidi="hi-IN"/>
+        </w:rPr>
+        <w:t xml:space="preserve"> inconsistency between code paths. The wrong file being loaded (e.g., a build step pulling in both) would cause car speed distributions to be incoherent.</w:t>
+      </w:r>
+    </w:p>
+    <w:p>
+      <w:pPr>
+        <w:spacing w:before="100" w:beforeAutospacing="1" w:after="100" w:afterAutospacing="1" w:line="240" w:lineRule="auto"/>
+        <w:rPr>
+          <w:rFonts w:ascii="Times New Roman" w:eastAsia="Times New Roman" w:hAnsi="Times New Roman" w:cs="Times New Roman"/>
+          <w:sz w:val="24"/>
+          <w:szCs w:val="24"/>
+          <w:lang w:eastAsia="en-IN" w:bidi="hi-IN"/>
+        </w:rPr>
+      </w:pPr>
+      <w:r>
+        <w:rPr>
+          <w:rFonts w:ascii="Times New Roman" w:eastAsia="Times New Roman" w:hAnsi="Times New Roman" w:cs="Times New Roman"/>
+          <w:b/>
+          <w:bCs/>
+          <w:sz w:val="24"/>
+          <w:szCs w:val="24"/>
+          <w:lang w:eastAsia="en-IN" w:bidi="hi-IN"/>
+        </w:rPr>
+        <w:t>Fix</w:t>
+      </w:r>
+      <w:r>
+        <w:rPr>
+          <w:rFonts w:ascii="Times New Roman" w:eastAsia="Times New Roman" w:hAnsi="Times New Roman" w:cs="Times New Roman"/>
+          <w:sz w:val="24"/>
+          <w:szCs w:val="24"/>
+          <w:lang w:eastAsia="en-IN" w:bidi="hi-IN"/>
+        </w:rPr>
+        <w:t xml:space="preserve">: Delete </w:t>
+      </w:r>
+      <w:r>
+        <w:rPr>
+          <w:rFonts w:ascii="Courier New" w:eastAsia="Times New Roman" w:hAnsi="Courier New" w:cs="Courier New"/>
+          <w:sz w:val="20"/>
+          <w:szCs w:val="20"/>
+          <w:lang w:eastAsia="en-IN" w:bidi="hi-IN"/>
+        </w:rPr>
+        <w:t>index.js</w:t>
+      </w:r>
+      <w:r>
+        <w:rPr>
+          <w:rFonts w:ascii="Times New Roman" w:eastAsia="Times New Roman" w:hAnsi="Times New Roman" w:cs="Times New Roman"/>
+          <w:sz w:val="24"/>
+          <w:szCs w:val="24"/>
+          <w:lang w:eastAsia="en-IN" w:bidi="hi-IN"/>
+        </w:rPr>
+        <w:t xml:space="preserve"> entirely or clearly mark it as the legacy file not to be loaded in </w:t>
+      </w:r>
+      <w:r>
+        <w:rPr>
+          <w:rFonts w:ascii="Courier New" w:eastAsia="Times New Roman" w:hAnsi="Courier New" w:cs="Courier New"/>
+          <w:sz w:val="20"/>
+          <w:szCs w:val="20"/>
+          <w:lang w:eastAsia="en-IN" w:bidi="hi-IN"/>
+        </w:rPr>
+        <w:t>index.html</w:t>
+      </w:r>
+      <w:r>
+        <w:rPr>
+          <w:rFonts w:ascii="Times New Roman" w:eastAsia="Times New Roman" w:hAnsi="Times New Roman" w:cs="Times New Roman"/>
+          <w:sz w:val="24"/>
+          <w:szCs w:val="24"/>
+          <w:lang w:eastAsia="en-IN" w:bidi="hi-IN"/>
+        </w:rPr>
+        <w:t xml:space="preserve">. The </w:t>
+      </w:r>
+      <w:r>
+        <w:rPr>
+          <w:rFonts w:ascii="Courier New" w:eastAsia="Times New Roman" w:hAnsi="Courier New" w:cs="Courier New"/>
+          <w:sz w:val="20"/>
+          <w:szCs w:val="20"/>
+          <w:lang w:eastAsia="en-IN" w:bidi="hi-IN"/>
+        </w:rPr>
+        <w:t>index.html</w:t>
+      </w:r>
+      <w:r>
+        <w:rPr>
+          <w:rFonts w:ascii="Times New Roman" w:eastAsia="Times New Roman" w:hAnsi="Times New Roman" w:cs="Times New Roman"/>
+          <w:sz w:val="24"/>
+          <w:szCs w:val="24"/>
+          <w:lang w:eastAsia="en-IN" w:bidi="hi-IN"/>
+        </w:rPr>
+        <w:t xml:space="preserve"> already only loads the modular files (</w:t>
+      </w:r>
+      <w:r>
+        <w:rPr>
+          <w:rFonts w:ascii="Courier New" w:eastAsia="Times New Roman" w:hAnsi="Courier New" w:cs="Courier New"/>
+          <w:sz w:val="20"/>
+          <w:szCs w:val="20"/>
+          <w:lang w:eastAsia="en-IN" w:bidi="hi-IN"/>
+        </w:rPr>
+        <w:t>state.js</w:t>
+      </w:r>
+      <w:r>
+        <w:rPr>
+          <w:rFonts w:ascii="Times New Roman" w:eastAsia="Times New Roman" w:hAnsi="Times New Roman" w:cs="Times New Roman"/>
+          <w:sz w:val="24"/>
+          <w:szCs w:val="24"/>
+          <w:lang w:eastAsia="en-IN" w:bidi="hi-IN"/>
+        </w:rPr>
+        <w:t xml:space="preserve">, </w:t>
+      </w:r>
+      <w:r>
+        <w:rPr>
+          <w:rFonts w:ascii="Courier New" w:eastAsia="Times New Roman" w:hAnsi="Courier New" w:cs="Courier New"/>
+          <w:sz w:val="20"/>
+          <w:szCs w:val="20"/>
+          <w:lang w:eastAsia="en-IN" w:bidi="hi-IN"/>
+        </w:rPr>
+        <w:t>math.js</w:t>
+      </w:r>
+      <w:r>
+        <w:rPr>
+          <w:rFonts w:ascii="Times New Roman" w:eastAsia="Times New Roman" w:hAnsi="Times New Roman" w:cs="Times New Roman"/>
+          <w:sz w:val="24"/>
+          <w:szCs w:val="24"/>
+          <w:lang w:eastAsia="en-IN" w:bidi="hi-IN"/>
+        </w:rPr>
+        <w:t xml:space="preserve">, etc.), so </w:t>
+      </w:r>
+      <w:r>
+        <w:rPr>
+          <w:rFonts w:ascii="Courier New" w:eastAsia="Times New Roman" w:hAnsi="Courier New" w:cs="Courier New"/>
+          <w:sz w:val="20"/>
+          <w:szCs w:val="20"/>
+          <w:lang w:eastAsia="en-IN" w:bidi="hi-IN"/>
+        </w:rPr>
+        <w:t>index.js</w:t>
+      </w:r>
+      <w:r>
+        <w:rPr>
+          <w:rFonts w:ascii="Times New Roman" w:eastAsia="Times New Roman" w:hAnsi="Times New Roman" w:cs="Times New Roman"/>
+          <w:sz w:val="24"/>
+          <w:szCs w:val="24"/>
+          <w:lang w:eastAsia="en-IN" w:bidi="hi-IN"/>
+        </w:rPr>
+        <w:t xml:space="preserve"> is dead code — but it still lives in the codebase and will confuse future contributors.</w:t>
+      </w:r>
+    </w:p>
+    <w:p>
+      <w:pPr>
+        <w:spacing w:after="0" w:line="240" w:lineRule="auto"/>
+        <w:rPr>
+          <w:rFonts w:ascii="Times New Roman" w:eastAsia="Times New Roman" w:hAnsi="Times New Roman" w:cs="Times New Roman"/>
+          <w:sz w:val="24"/>
+          <w:szCs w:val="24"/>
+          <w:lang w:eastAsia="en-IN" w:bidi="hi-IN"/>
+        </w:rPr>
+      </w:pPr>
+      <w:r>
+        <w:rPr>
+          <w:rFonts w:ascii="Times New Roman" w:eastAsia="Times New Roman" w:hAnsi="Times New Roman" w:cs="Times New Roman"/>
+          <w:sz w:val="24"/>
+          <w:szCs w:val="24"/>
+          <w:lang w:eastAsia="en-IN" w:bidi="hi-IN"/>
+        </w:rPr>
+        <w:pict w14:anchorId="66B4BB25">
+          <v:rect id="_x0000_i1032" style="width:0;height:1.5pt" o:hralign="center" o:hrstd="t" o:hr="t" fillcolor="#a0a0a0" stroked="f"/>
+        </w:pict>
+      </w:r>
+    </w:p>
+    <w:p>
+      <w:pPr>
+        <w:spacing w:before="100" w:beforeAutospacing="1" w:after="100" w:afterAutospacing="1" w:line="240" w:lineRule="auto"/>
+        <w:outlineLvl w:val="2"/>
+        <w:rPr>
+          <w:rFonts w:ascii="Times New Roman" w:eastAsia="Times New Roman" w:hAnsi="Times New Roman" w:cs="Times New Roman"/>
+          <w:b/>
+          <w:bCs/>
+          <w:sz w:val="27"/>
+          <w:szCs w:val="27"/>
+          <w:lang w:eastAsia="en-IN" w:bidi="hi-IN"/>
+        </w:rPr>
+      </w:pPr>
+      <w:r>
+        <w:rPr>
+          <w:rFonts w:ascii="Times New Roman" w:eastAsia="Times New Roman" w:hAnsi="Times New Roman" w:cs="Times New Roman"/>
+          <w:b/>
+          <w:bCs/>
+          <w:sz w:val="27"/>
+          <w:szCs w:val="27"/>
+          <w:lang w:eastAsia="en-IN" w:bidi="hi-IN"/>
+        </w:rPr>
+        <w:t xml:space="preserve">Flaw 8 — </w:t>
+      </w:r>
+      <w:proofErr w:type="spellStart"/>
+      <w:proofErr w:type="gramStart"/>
+      <w:r>
+        <w:rPr>
+          <w:rFonts w:ascii="Courier New" w:eastAsia="Times New Roman" w:hAnsi="Courier New" w:cs="Courier New"/>
+          <w:b/>
+          <w:bCs/>
+          <w:sz w:val="20"/>
+          <w:szCs w:val="20"/>
+          <w:lang w:eastAsia="en-IN" w:bidi="hi-IN"/>
+        </w:rPr>
+        <w:t>loadSample</w:t>
+      </w:r>
+      <w:proofErr w:type="spellEnd"/>
+      <w:r>
+        <w:rPr>
+          <w:rFonts w:ascii="Courier New" w:eastAsia="Times New Roman" w:hAnsi="Courier New" w:cs="Courier New"/>
+          <w:b/>
+          <w:bCs/>
+          <w:sz w:val="20"/>
+          <w:szCs w:val="20"/>
+          <w:lang w:eastAsia="en-IN" w:bidi="hi-IN"/>
+        </w:rPr>
+        <w:t>(</w:t>
+      </w:r>
+      <w:proofErr w:type="gramEnd"/>
+      <w:r>
+        <w:rPr>
+          <w:rFonts w:ascii="Courier New" w:eastAsia="Times New Roman" w:hAnsi="Courier New" w:cs="Courier New"/>
+          <w:b/>
+          <w:bCs/>
+          <w:sz w:val="20"/>
+          <w:szCs w:val="20"/>
+          <w:lang w:eastAsia="en-IN" w:bidi="hi-IN"/>
+        </w:rPr>
+        <w:t>)</w:t>
+      </w:r>
+      <w:r>
+        <w:rPr>
+          <w:rFonts w:ascii="Times New Roman" w:eastAsia="Times New Roman" w:hAnsi="Times New Roman" w:cs="Times New Roman"/>
+          <w:b/>
+          <w:bCs/>
+          <w:sz w:val="27"/>
+          <w:szCs w:val="27"/>
+          <w:lang w:eastAsia="en-IN" w:bidi="hi-IN"/>
+        </w:rPr>
+        <w:t xml:space="preserve"> does not populate </w:t>
+      </w:r>
+      <w:r>
+        <w:rPr>
+          <w:rFonts w:ascii="Courier New" w:eastAsia="Times New Roman" w:hAnsi="Courier New" w:cs="Courier New"/>
+          <w:b/>
+          <w:bCs/>
+          <w:sz w:val="20"/>
+          <w:szCs w:val="20"/>
+          <w:lang w:eastAsia="en-IN" w:bidi="hi-IN"/>
+        </w:rPr>
+        <w:t>lights</w:t>
+      </w:r>
+      <w:r>
+        <w:rPr>
+          <w:rFonts w:ascii="Times New Roman" w:eastAsia="Times New Roman" w:hAnsi="Times New Roman" w:cs="Times New Roman"/>
+          <w:b/>
+          <w:bCs/>
+          <w:sz w:val="27"/>
+          <w:szCs w:val="27"/>
+          <w:lang w:eastAsia="en-IN" w:bidi="hi-IN"/>
+        </w:rPr>
+        <w:t xml:space="preserve"> arrays</w:t>
+      </w:r>
+    </w:p>
+    <w:p>
+      <w:pPr>
+        <w:spacing w:before="100" w:beforeAutospacing="1" w:after="100" w:afterAutospacing="1" w:line="240" w:lineRule="auto"/>
+        <w:rPr>
+          <w:rFonts w:ascii="Times New Roman" w:eastAsia="Times New Roman" w:hAnsi="Times New Roman" w:cs="Times New Roman"/>
+          <w:sz w:val="24"/>
+          <w:szCs w:val="24"/>
+          <w:lang w:eastAsia="en-IN" w:bidi="hi-IN"/>
+        </w:rPr>
+      </w:pPr>
+      <w:r>
+        <w:rPr>
+          <w:rFonts w:ascii="Times New Roman" w:eastAsia="Times New Roman" w:hAnsi="Times New Roman" w:cs="Times New Roman"/>
+          <w:b/>
+          <w:bCs/>
+          <w:sz w:val="24"/>
+          <w:szCs w:val="24"/>
+          <w:lang w:eastAsia="en-IN" w:bidi="hi-IN"/>
+        </w:rPr>
+        <w:t>Location</w:t>
+      </w:r>
+      <w:r>
+        <w:rPr>
+          <w:rFonts w:ascii="Times New Roman" w:eastAsia="Times New Roman" w:hAnsi="Times New Roman" w:cs="Times New Roman"/>
+          <w:sz w:val="24"/>
+          <w:szCs w:val="24"/>
+          <w:lang w:eastAsia="en-IN" w:bidi="hi-IN"/>
+        </w:rPr>
+        <w:t xml:space="preserve">: </w:t>
+      </w:r>
+      <w:r>
+        <w:rPr>
+          <w:rFonts w:ascii="Courier New" w:eastAsia="Times New Roman" w:hAnsi="Courier New" w:cs="Courier New"/>
+          <w:sz w:val="20"/>
+          <w:szCs w:val="20"/>
+          <w:lang w:eastAsia="en-IN" w:bidi="hi-IN"/>
+        </w:rPr>
+        <w:t xml:space="preserve">main.js → </w:t>
+      </w:r>
+      <w:proofErr w:type="spellStart"/>
+      <w:proofErr w:type="gramStart"/>
+      <w:r>
+        <w:rPr>
+          <w:rFonts w:ascii="Courier New" w:eastAsia="Times New Roman" w:hAnsi="Courier New" w:cs="Courier New"/>
+          <w:sz w:val="20"/>
+          <w:szCs w:val="20"/>
+          <w:lang w:eastAsia="en-IN" w:bidi="hi-IN"/>
+        </w:rPr>
+        <w:t>loadSample</w:t>
+      </w:r>
+      <w:proofErr w:type="spellEnd"/>
+      <w:r>
+        <w:rPr>
+          <w:rFonts w:ascii="Courier New" w:eastAsia="Times New Roman" w:hAnsi="Courier New" w:cs="Courier New"/>
+          <w:sz w:val="20"/>
+          <w:szCs w:val="20"/>
+          <w:lang w:eastAsia="en-IN" w:bidi="hi-IN"/>
+        </w:rPr>
+        <w:t>(</w:t>
+      </w:r>
+      <w:proofErr w:type="gramEnd"/>
+      <w:r>
+        <w:rPr>
+          <w:rFonts w:ascii="Courier New" w:eastAsia="Times New Roman" w:hAnsi="Courier New" w:cs="Courier New"/>
+          <w:sz w:val="20"/>
+          <w:szCs w:val="20"/>
+          <w:lang w:eastAsia="en-IN" w:bidi="hi-IN"/>
+        </w:rPr>
+        <w:t>)</w:t>
+      </w:r>
+    </w:p>
+    <w:p>
+      <w:pPr>
+        <w:spacing w:before="100" w:beforeAutospacing="1" w:after="100" w:afterAutospacing="1" w:line="240" w:lineRule="auto"/>
+        <w:rPr>
+          <w:rFonts w:ascii="Times New Roman" w:eastAsia="Times New Roman" w:hAnsi="Times New Roman" w:cs="Times New Roman"/>
+          <w:sz w:val="24"/>
+          <w:szCs w:val="24"/>
+          <w:lang w:eastAsia="en-IN" w:bidi="hi-IN"/>
+        </w:rPr>
+      </w:pPr>
+      <w:r>
+        <w:rPr>
+          <w:rFonts w:ascii="Times New Roman" w:eastAsia="Times New Roman" w:hAnsi="Times New Roman" w:cs="Times New Roman"/>
+          <w:sz w:val="24"/>
+          <w:szCs w:val="24"/>
+          <w:lang w:eastAsia="en-IN" w:bidi="hi-IN"/>
+        </w:rPr>
+        <w:t xml:space="preserve">The sample map factory creates nodes with </w:t>
+      </w:r>
+      <w:r>
+        <w:rPr>
+          <w:rFonts w:ascii="Courier New" w:eastAsia="Times New Roman" w:hAnsi="Courier New" w:cs="Courier New"/>
+          <w:sz w:val="20"/>
+          <w:szCs w:val="20"/>
+          <w:lang w:eastAsia="en-IN" w:bidi="hi-IN"/>
+        </w:rPr>
+        <w:t>lights: []</w:t>
+      </w:r>
+      <w:r>
+        <w:rPr>
+          <w:rFonts w:ascii="Times New Roman" w:eastAsia="Times New Roman" w:hAnsi="Times New Roman" w:cs="Times New Roman"/>
+          <w:sz w:val="24"/>
+          <w:szCs w:val="24"/>
+          <w:lang w:eastAsia="en-IN" w:bidi="hi-IN"/>
+        </w:rPr>
+        <w:t>. When the user loads the sample and immediately starts simulation, no intersection has any traffic lights configured. The sample is the most common first-run experience — it should demonstrate the system's features, not require manual configuration of every intersection before anything works.</w:t>
+      </w:r>
+    </w:p>
+    <w:p>
+      <w:pPr>
+        <w:spacing w:before="100" w:beforeAutospacing="1" w:after="100" w:afterAutospacing="1" w:line="240" w:lineRule="auto"/>
+        <w:rPr>
+          <w:rFonts w:ascii="Times New Roman" w:eastAsia="Times New Roman" w:hAnsi="Times New Roman" w:cs="Times New Roman"/>
+          <w:sz w:val="24"/>
+          <w:szCs w:val="24"/>
+          <w:lang w:eastAsia="en-IN" w:bidi="hi-IN"/>
+        </w:rPr>
+      </w:pPr>
+      <w:r>
+        <w:rPr>
+          <w:rFonts w:ascii="Times New Roman" w:eastAsia="Times New Roman" w:hAnsi="Times New Roman" w:cs="Times New Roman"/>
+          <w:b/>
+          <w:bCs/>
+          <w:sz w:val="24"/>
+          <w:szCs w:val="24"/>
+          <w:lang w:eastAsia="en-IN" w:bidi="hi-IN"/>
+        </w:rPr>
+        <w:t>Fix</w:t>
+      </w:r>
+      <w:r>
+        <w:rPr>
+          <w:rFonts w:ascii="Times New Roman" w:eastAsia="Times New Roman" w:hAnsi="Times New Roman" w:cs="Times New Roman"/>
+          <w:sz w:val="24"/>
+          <w:szCs w:val="24"/>
+          <w:lang w:eastAsia="en-IN" w:bidi="hi-IN"/>
+        </w:rPr>
+        <w:t xml:space="preserve">: Auto-assign </w:t>
+      </w:r>
+      <w:r>
+        <w:rPr>
+          <w:rFonts w:ascii="Courier New" w:eastAsia="Times New Roman" w:hAnsi="Courier New" w:cs="Courier New"/>
+          <w:sz w:val="20"/>
+          <w:szCs w:val="20"/>
+          <w:lang w:eastAsia="en-IN" w:bidi="hi-IN"/>
+        </w:rPr>
+        <w:t>lights</w:t>
+      </w:r>
+      <w:r>
+        <w:rPr>
+          <w:rFonts w:ascii="Times New Roman" w:eastAsia="Times New Roman" w:hAnsi="Times New Roman" w:cs="Times New Roman"/>
+          <w:sz w:val="24"/>
+          <w:szCs w:val="24"/>
+          <w:lang w:eastAsia="en-IN" w:bidi="hi-IN"/>
+        </w:rPr>
+        <w:t xml:space="preserve"> in </w:t>
+      </w:r>
+      <w:proofErr w:type="spellStart"/>
+      <w:proofErr w:type="gramStart"/>
+      <w:r>
+        <w:rPr>
+          <w:rFonts w:ascii="Courier New" w:eastAsia="Times New Roman" w:hAnsi="Courier New" w:cs="Courier New"/>
+          <w:sz w:val="20"/>
+          <w:szCs w:val="20"/>
+          <w:lang w:eastAsia="en-IN" w:bidi="hi-IN"/>
+        </w:rPr>
+        <w:t>loadSample</w:t>
+      </w:r>
+      <w:proofErr w:type="spellEnd"/>
+      <w:r>
+        <w:rPr>
+          <w:rFonts w:ascii="Courier New" w:eastAsia="Times New Roman" w:hAnsi="Courier New" w:cs="Courier New"/>
+          <w:sz w:val="20"/>
+          <w:szCs w:val="20"/>
+          <w:lang w:eastAsia="en-IN" w:bidi="hi-IN"/>
+        </w:rPr>
+        <w:t>(</w:t>
+      </w:r>
+      <w:proofErr w:type="gramEnd"/>
+      <w:r>
+        <w:rPr>
+          <w:rFonts w:ascii="Courier New" w:eastAsia="Times New Roman" w:hAnsi="Courier New" w:cs="Courier New"/>
+          <w:sz w:val="20"/>
+          <w:szCs w:val="20"/>
+          <w:lang w:eastAsia="en-IN" w:bidi="hi-IN"/>
+        </w:rPr>
+        <w:t>)</w:t>
+      </w:r>
+      <w:r>
+        <w:rPr>
+          <w:rFonts w:ascii="Times New Roman" w:eastAsia="Times New Roman" w:hAnsi="Times New Roman" w:cs="Times New Roman"/>
+          <w:sz w:val="24"/>
+          <w:szCs w:val="24"/>
+          <w:lang w:eastAsia="en-IN" w:bidi="hi-IN"/>
+        </w:rPr>
+        <w:t xml:space="preserve"> based on incoming edges at each node, same as the fix for Flaw 2.</w:t>
+      </w:r>
+    </w:p>
+    <w:p>
+      <w:pPr>
+        <w:spacing w:after="0" w:line="240" w:lineRule="auto"/>
+        <w:rPr>
+          <w:rFonts w:ascii="Times New Roman" w:eastAsia="Times New Roman" w:hAnsi="Times New Roman" w:cs="Times New Roman"/>
+          <w:sz w:val="24"/>
+          <w:szCs w:val="24"/>
+          <w:lang w:eastAsia="en-IN" w:bidi="hi-IN"/>
+        </w:rPr>
+      </w:pPr>
+      <w:r>
+        <w:rPr>
+          <w:rFonts w:ascii="Times New Roman" w:eastAsia="Times New Roman" w:hAnsi="Times New Roman" w:cs="Times New Roman"/>
+          <w:sz w:val="24"/>
+          <w:szCs w:val="24"/>
+          <w:lang w:eastAsia="en-IN" w:bidi="hi-IN"/>
+        </w:rPr>
+        <w:pict w14:anchorId="3E7C6BE2">
+          <v:rect id="_x0000_i1033" style="width:0;height:1.5pt" o:hralign="center" o:hrstd="t" o:hr="t" fillcolor="#a0a0a0" stroked="f"/>
+        </w:pict>
+      </w:r>
+    </w:p>
+    <w:p>
+      <w:pPr>
+        <w:spacing w:before="100" w:beforeAutospacing="1" w:after="100" w:afterAutospacing="1" w:line="240" w:lineRule="auto"/>
+        <w:outlineLvl w:val="2"/>
+        <w:rPr>
+          <w:rFonts w:ascii="Times New Roman" w:eastAsia="Times New Roman" w:hAnsi="Times New Roman" w:cs="Times New Roman"/>
+          <w:b/>
+          <w:bCs/>
+          <w:sz w:val="27"/>
+          <w:szCs w:val="27"/>
+          <w:lang w:eastAsia="en-IN" w:bidi="hi-IN"/>
+        </w:rPr>
+      </w:pPr>
+      <w:r>
+        <w:rPr>
+          <w:rFonts w:ascii="Times New Roman" w:eastAsia="Times New Roman" w:hAnsi="Times New Roman" w:cs="Times New Roman"/>
+          <w:b/>
+          <w:bCs/>
+          <w:sz w:val="27"/>
+          <w:szCs w:val="27"/>
+          <w:lang w:eastAsia="en-IN" w:bidi="hi-IN"/>
+        </w:rPr>
+        <w:t xml:space="preserve">Flaw 9 — </w:t>
+      </w:r>
+      <w:proofErr w:type="spellStart"/>
+      <w:proofErr w:type="gramStart"/>
+      <w:r>
+        <w:rPr>
+          <w:rFonts w:ascii="Courier New" w:eastAsia="Times New Roman" w:hAnsi="Courier New" w:cs="Courier New"/>
+          <w:b/>
+          <w:bCs/>
+          <w:sz w:val="20"/>
+          <w:szCs w:val="20"/>
+          <w:lang w:eastAsia="en-IN" w:bidi="hi-IN"/>
+        </w:rPr>
+        <w:t>exportMap</w:t>
+      </w:r>
+      <w:proofErr w:type="spellEnd"/>
+      <w:r>
+        <w:rPr>
+          <w:rFonts w:ascii="Courier New" w:eastAsia="Times New Roman" w:hAnsi="Courier New" w:cs="Courier New"/>
+          <w:b/>
+          <w:bCs/>
+          <w:sz w:val="20"/>
+          <w:szCs w:val="20"/>
+          <w:lang w:eastAsia="en-IN" w:bidi="hi-IN"/>
+        </w:rPr>
+        <w:t>(</w:t>
+      </w:r>
+      <w:proofErr w:type="gramEnd"/>
+      <w:r>
+        <w:rPr>
+          <w:rFonts w:ascii="Courier New" w:eastAsia="Times New Roman" w:hAnsi="Courier New" w:cs="Courier New"/>
+          <w:b/>
+          <w:bCs/>
+          <w:sz w:val="20"/>
+          <w:szCs w:val="20"/>
+          <w:lang w:eastAsia="en-IN" w:bidi="hi-IN"/>
+        </w:rPr>
+        <w:t>)</w:t>
+      </w:r>
+      <w:r>
+        <w:rPr>
+          <w:rFonts w:ascii="Times New Roman" w:eastAsia="Times New Roman" w:hAnsi="Times New Roman" w:cs="Times New Roman"/>
+          <w:b/>
+          <w:bCs/>
+          <w:sz w:val="27"/>
+          <w:szCs w:val="27"/>
+          <w:lang w:eastAsia="en-IN" w:bidi="hi-IN"/>
+        </w:rPr>
+        <w:t xml:space="preserve"> serializes live AI state into the JSON</w:t>
+      </w:r>
+    </w:p>
+    <w:p>
+      <w:pPr>
+        <w:spacing w:before="100" w:beforeAutospacing="1" w:after="100" w:afterAutospacing="1" w:line="240" w:lineRule="auto"/>
+        <w:rPr>
+          <w:rFonts w:ascii="Times New Roman" w:eastAsia="Times New Roman" w:hAnsi="Times New Roman" w:cs="Times New Roman"/>
+          <w:sz w:val="24"/>
+          <w:szCs w:val="24"/>
+          <w:lang w:eastAsia="en-IN" w:bidi="hi-IN"/>
+        </w:rPr>
+      </w:pPr>
+      <w:r>
+        <w:rPr>
+          <w:rFonts w:ascii="Times New Roman" w:eastAsia="Times New Roman" w:hAnsi="Times New Roman" w:cs="Times New Roman"/>
+          <w:b/>
+          <w:bCs/>
+          <w:sz w:val="24"/>
+          <w:szCs w:val="24"/>
+          <w:lang w:eastAsia="en-IN" w:bidi="hi-IN"/>
+        </w:rPr>
+        <w:t>Location</w:t>
+      </w:r>
+      <w:r>
+        <w:rPr>
+          <w:rFonts w:ascii="Times New Roman" w:eastAsia="Times New Roman" w:hAnsi="Times New Roman" w:cs="Times New Roman"/>
+          <w:sz w:val="24"/>
+          <w:szCs w:val="24"/>
+          <w:lang w:eastAsia="en-IN" w:bidi="hi-IN"/>
+        </w:rPr>
+        <w:t xml:space="preserve">: </w:t>
+      </w:r>
+      <w:r>
+        <w:rPr>
+          <w:rFonts w:ascii="Courier New" w:eastAsia="Times New Roman" w:hAnsi="Courier New" w:cs="Courier New"/>
+          <w:sz w:val="20"/>
+          <w:szCs w:val="20"/>
+          <w:lang w:eastAsia="en-IN" w:bidi="hi-IN"/>
+        </w:rPr>
+        <w:t xml:space="preserve">state.js → </w:t>
+      </w:r>
+      <w:proofErr w:type="spellStart"/>
+      <w:proofErr w:type="gramStart"/>
+      <w:r>
+        <w:rPr>
+          <w:rFonts w:ascii="Courier New" w:eastAsia="Times New Roman" w:hAnsi="Courier New" w:cs="Courier New"/>
+          <w:sz w:val="20"/>
+          <w:szCs w:val="20"/>
+          <w:lang w:eastAsia="en-IN" w:bidi="hi-IN"/>
+        </w:rPr>
+        <w:t>exportMap</w:t>
+      </w:r>
+      <w:proofErr w:type="spellEnd"/>
+      <w:r>
+        <w:rPr>
+          <w:rFonts w:ascii="Courier New" w:eastAsia="Times New Roman" w:hAnsi="Courier New" w:cs="Courier New"/>
+          <w:sz w:val="20"/>
+          <w:szCs w:val="20"/>
+          <w:lang w:eastAsia="en-IN" w:bidi="hi-IN"/>
+        </w:rPr>
+        <w:t>(</w:t>
+      </w:r>
+      <w:proofErr w:type="gramEnd"/>
+      <w:r>
+        <w:rPr>
+          <w:rFonts w:ascii="Courier New" w:eastAsia="Times New Roman" w:hAnsi="Courier New" w:cs="Courier New"/>
+          <w:sz w:val="20"/>
+          <w:szCs w:val="20"/>
+          <w:lang w:eastAsia="en-IN" w:bidi="hi-IN"/>
+        </w:rPr>
+        <w:t>)</w:t>
+      </w:r>
+      <w:r>
+        <w:rPr>
+          <w:rFonts w:ascii="Times New Roman" w:eastAsia="Times New Roman" w:hAnsi="Times New Roman" w:cs="Times New Roman"/>
+          <w:sz w:val="24"/>
+          <w:szCs w:val="24"/>
+          <w:lang w:eastAsia="en-IN" w:bidi="hi-IN"/>
+        </w:rPr>
+        <w:t xml:space="preserve"> and </w:t>
+      </w:r>
+      <w:proofErr w:type="spellStart"/>
+      <w:r>
+        <w:rPr>
+          <w:rFonts w:ascii="Courier New" w:eastAsia="Times New Roman" w:hAnsi="Courier New" w:cs="Courier New"/>
+          <w:sz w:val="20"/>
+          <w:szCs w:val="20"/>
+          <w:lang w:eastAsia="en-IN" w:bidi="hi-IN"/>
+        </w:rPr>
+        <w:t>saveState</w:t>
+      </w:r>
+      <w:proofErr w:type="spellEnd"/>
+      <w:r>
+        <w:rPr>
+          <w:rFonts w:ascii="Courier New" w:eastAsia="Times New Roman" w:hAnsi="Courier New" w:cs="Courier New"/>
+          <w:sz w:val="20"/>
+          <w:szCs w:val="20"/>
+          <w:lang w:eastAsia="en-IN" w:bidi="hi-IN"/>
+        </w:rPr>
+        <w:t>()</w:t>
+      </w:r>
+    </w:p>
+    <w:p>
+      <w:pPr>
+        <w:spacing w:before="100" w:beforeAutospacing="1" w:after="100" w:afterAutospacing="1" w:line="240" w:lineRule="auto"/>
+        <w:rPr>
+          <w:rFonts w:ascii="Times New Roman" w:eastAsia="Times New Roman" w:hAnsi="Times New Roman" w:cs="Times New Roman"/>
+          <w:sz w:val="24"/>
+          <w:szCs w:val="24"/>
+          <w:lang w:eastAsia="en-IN" w:bidi="hi-IN"/>
+        </w:rPr>
+      </w:pPr>
+      <w:proofErr w:type="spellStart"/>
+      <w:r>
+        <w:rPr>
+          <w:rFonts w:ascii="Courier New" w:eastAsia="Times New Roman" w:hAnsi="Courier New" w:cs="Courier New"/>
+          <w:sz w:val="20"/>
+          <w:szCs w:val="20"/>
+          <w:lang w:eastAsia="en-IN" w:bidi="hi-IN"/>
+        </w:rPr>
+        <w:t>State.nodes</w:t>
+      </w:r>
+      <w:proofErr w:type="spellEnd"/>
+      <w:r>
+        <w:rPr>
+          <w:rFonts w:ascii="Times New Roman" w:eastAsia="Times New Roman" w:hAnsi="Times New Roman" w:cs="Times New Roman"/>
+          <w:sz w:val="24"/>
+          <w:szCs w:val="24"/>
+          <w:lang w:eastAsia="en-IN" w:bidi="hi-IN"/>
+        </w:rPr>
+        <w:t xml:space="preserve"> is serialized directly including </w:t>
+      </w:r>
+      <w:r>
+        <w:rPr>
+          <w:rFonts w:ascii="Courier New" w:eastAsia="Times New Roman" w:hAnsi="Courier New" w:cs="Courier New"/>
+          <w:sz w:val="20"/>
+          <w:szCs w:val="20"/>
+          <w:lang w:eastAsia="en-IN" w:bidi="hi-IN"/>
+        </w:rPr>
+        <w:t>node.ai</w:t>
+      </w:r>
+      <w:r>
+        <w:rPr>
+          <w:rFonts w:ascii="Times New Roman" w:eastAsia="Times New Roman" w:hAnsi="Times New Roman" w:cs="Times New Roman"/>
+          <w:sz w:val="24"/>
+          <w:szCs w:val="24"/>
+          <w:lang w:eastAsia="en-IN" w:bidi="hi-IN"/>
+        </w:rPr>
+        <w:t xml:space="preserve">, </w:t>
+      </w:r>
+      <w:proofErr w:type="spellStart"/>
+      <w:proofErr w:type="gramStart"/>
+      <w:r>
+        <w:rPr>
+          <w:rFonts w:ascii="Courier New" w:eastAsia="Times New Roman" w:hAnsi="Courier New" w:cs="Courier New"/>
+          <w:sz w:val="20"/>
+          <w:szCs w:val="20"/>
+          <w:lang w:eastAsia="en-IN" w:bidi="hi-IN"/>
+        </w:rPr>
+        <w:t>node.edgeStats</w:t>
+      </w:r>
+      <w:proofErr w:type="spellEnd"/>
+      <w:proofErr w:type="gramEnd"/>
+      <w:r>
+        <w:rPr>
+          <w:rFonts w:ascii="Times New Roman" w:eastAsia="Times New Roman" w:hAnsi="Times New Roman" w:cs="Times New Roman"/>
+          <w:sz w:val="24"/>
+          <w:szCs w:val="24"/>
+          <w:lang w:eastAsia="en-IN" w:bidi="hi-IN"/>
+        </w:rPr>
+        <w:t xml:space="preserve">, </w:t>
+      </w:r>
+      <w:proofErr w:type="spellStart"/>
+      <w:r>
+        <w:rPr>
+          <w:rFonts w:ascii="Courier New" w:eastAsia="Times New Roman" w:hAnsi="Courier New" w:cs="Courier New"/>
+          <w:sz w:val="20"/>
+          <w:szCs w:val="20"/>
+          <w:lang w:eastAsia="en-IN" w:bidi="hi-IN"/>
+        </w:rPr>
+        <w:t>node.activeGreenEdge</w:t>
+      </w:r>
+      <w:proofErr w:type="spellEnd"/>
+      <w:r>
+        <w:rPr>
+          <w:rFonts w:ascii="Times New Roman" w:eastAsia="Times New Roman" w:hAnsi="Times New Roman" w:cs="Times New Roman"/>
+          <w:sz w:val="24"/>
+          <w:szCs w:val="24"/>
+          <w:lang w:eastAsia="en-IN" w:bidi="hi-IN"/>
+        </w:rPr>
+        <w:t xml:space="preserve">, and </w:t>
+      </w:r>
+      <w:proofErr w:type="spellStart"/>
+      <w:r>
+        <w:rPr>
+          <w:rFonts w:ascii="Courier New" w:eastAsia="Times New Roman" w:hAnsi="Courier New" w:cs="Courier New"/>
+          <w:sz w:val="20"/>
+          <w:szCs w:val="20"/>
+          <w:lang w:eastAsia="en-IN" w:bidi="hi-IN"/>
+        </w:rPr>
+        <w:t>node.phaseTimer</w:t>
+      </w:r>
+      <w:proofErr w:type="spellEnd"/>
+      <w:r>
+        <w:rPr>
+          <w:rFonts w:ascii="Times New Roman" w:eastAsia="Times New Roman" w:hAnsi="Times New Roman" w:cs="Times New Roman"/>
+          <w:sz w:val="24"/>
+          <w:szCs w:val="24"/>
+          <w:lang w:eastAsia="en-IN" w:bidi="hi-IN"/>
+        </w:rPr>
+        <w:t xml:space="preserve">. On import, these stale values are restored and used as starting conditions. The </w:t>
+      </w:r>
+      <w:r>
+        <w:rPr>
+          <w:rFonts w:ascii="Courier New" w:eastAsia="Times New Roman" w:hAnsi="Courier New" w:cs="Courier New"/>
+          <w:sz w:val="20"/>
+          <w:szCs w:val="20"/>
+          <w:lang w:eastAsia="en-IN" w:bidi="hi-IN"/>
+        </w:rPr>
+        <w:t>clean_map.js</w:t>
+      </w:r>
+      <w:r>
+        <w:rPr>
+          <w:rFonts w:ascii="Times New Roman" w:eastAsia="Times New Roman" w:hAnsi="Times New Roman" w:cs="Times New Roman"/>
+          <w:sz w:val="24"/>
+          <w:szCs w:val="24"/>
+          <w:lang w:eastAsia="en-IN" w:bidi="hi-IN"/>
+        </w:rPr>
+        <w:t xml:space="preserve"> utility exists to strip this, but it requires a manual Node.js run — it's not integrated into the UI. The result is that exported maps, when re-imported, start with AI memory from the previous session's traffic conditions, meaning the signal timing is pre-biased from the moment simulation starts.</w:t>
+      </w:r>
+    </w:p>
+    <w:p>
+      <w:pPr>
+        <w:spacing w:before="100" w:beforeAutospacing="1" w:after="100" w:afterAutospacing="1" w:line="240" w:lineRule="auto"/>
+        <w:rPr>
+          <w:rFonts w:ascii="Times New Roman" w:eastAsia="Times New Roman" w:hAnsi="Times New Roman" w:cs="Times New Roman"/>
+          <w:sz w:val="24"/>
+          <w:szCs w:val="24"/>
+          <w:lang w:eastAsia="en-IN" w:bidi="hi-IN"/>
+        </w:rPr>
+      </w:pPr>
+      <w:r>
+        <w:rPr>
+          <w:rFonts w:ascii="Times New Roman" w:eastAsia="Times New Roman" w:hAnsi="Times New Roman" w:cs="Times New Roman"/>
+          <w:b/>
+          <w:bCs/>
+          <w:sz w:val="24"/>
+          <w:szCs w:val="24"/>
+          <w:lang w:eastAsia="en-IN" w:bidi="hi-IN"/>
+        </w:rPr>
+        <w:t>Fix</w:t>
+      </w:r>
+      <w:r>
+        <w:rPr>
+          <w:rFonts w:ascii="Times New Roman" w:eastAsia="Times New Roman" w:hAnsi="Times New Roman" w:cs="Times New Roman"/>
+          <w:sz w:val="24"/>
+          <w:szCs w:val="24"/>
+          <w:lang w:eastAsia="en-IN" w:bidi="hi-IN"/>
+        </w:rPr>
+        <w:t xml:space="preserve">: Strip AI-runtime fields from the export payload explicitly (as </w:t>
+      </w:r>
+      <w:r>
+        <w:rPr>
+          <w:rFonts w:ascii="Courier New" w:eastAsia="Times New Roman" w:hAnsi="Courier New" w:cs="Courier New"/>
+          <w:sz w:val="20"/>
+          <w:szCs w:val="20"/>
+          <w:lang w:eastAsia="en-IN" w:bidi="hi-IN"/>
+        </w:rPr>
+        <w:t>clean_map.js</w:t>
+      </w:r>
+      <w:r>
+        <w:rPr>
+          <w:rFonts w:ascii="Times New Roman" w:eastAsia="Times New Roman" w:hAnsi="Times New Roman" w:cs="Times New Roman"/>
+          <w:sz w:val="24"/>
+          <w:szCs w:val="24"/>
+          <w:lang w:eastAsia="en-IN" w:bidi="hi-IN"/>
+        </w:rPr>
+        <w:t xml:space="preserve"> demonstrates) and from </w:t>
+      </w:r>
+      <w:proofErr w:type="spellStart"/>
+      <w:proofErr w:type="gramStart"/>
+      <w:r>
+        <w:rPr>
+          <w:rFonts w:ascii="Courier New" w:eastAsia="Times New Roman" w:hAnsi="Courier New" w:cs="Courier New"/>
+          <w:sz w:val="20"/>
+          <w:szCs w:val="20"/>
+          <w:lang w:eastAsia="en-IN" w:bidi="hi-IN"/>
+        </w:rPr>
+        <w:t>saveState</w:t>
+      </w:r>
+      <w:proofErr w:type="spellEnd"/>
+      <w:r>
+        <w:rPr>
+          <w:rFonts w:ascii="Courier New" w:eastAsia="Times New Roman" w:hAnsi="Courier New" w:cs="Courier New"/>
+          <w:sz w:val="20"/>
+          <w:szCs w:val="20"/>
+          <w:lang w:eastAsia="en-IN" w:bidi="hi-IN"/>
+        </w:rPr>
+        <w:t>(</w:t>
+      </w:r>
+      <w:proofErr w:type="gramEnd"/>
+      <w:r>
+        <w:rPr>
+          <w:rFonts w:ascii="Courier New" w:eastAsia="Times New Roman" w:hAnsi="Courier New" w:cs="Courier New"/>
+          <w:sz w:val="20"/>
+          <w:szCs w:val="20"/>
+          <w:lang w:eastAsia="en-IN" w:bidi="hi-IN"/>
+        </w:rPr>
+        <w:t>)</w:t>
+      </w:r>
+      <w:r>
+        <w:rPr>
+          <w:rFonts w:ascii="Times New Roman" w:eastAsia="Times New Roman" w:hAnsi="Times New Roman" w:cs="Times New Roman"/>
+          <w:sz w:val="24"/>
+          <w:szCs w:val="24"/>
+          <w:lang w:eastAsia="en-IN" w:bidi="hi-IN"/>
+        </w:rPr>
+        <w:t xml:space="preserve"> as well. Runtime state should live in memory only, not in persistence.</w:t>
+      </w:r>
+    </w:p>
+    <w:p>
+      <w:pPr>
+        <w:rPr>
+          <w:rFonts w:ascii="Times New Roman" w:eastAsia="Times New Roman" w:hAnsi="Times New Roman" w:cs="Times New Roman"/>
+          <w:sz w:val="24"/>
+          <w:szCs w:val="24"/>
+          <w:lang w:eastAsia="en-IN" w:bidi="hi-IN"/>
+        </w:rPr>
+      </w:pPr>
+      <w:r>
+        <w:rPr>
+          <w:rFonts w:ascii="Times New Roman" w:eastAsia="Times New Roman" w:hAnsi="Times New Roman" w:cs="Times New Roman"/>
+          <w:sz w:val="24"/>
+          <w:szCs w:val="24"/>
+          <w:lang w:eastAsia="en-IN" w:bidi="hi-IN"/>
+        </w:rPr>
+        <w:br w:type="page"/>
+      </w:r>
+    </w:p>
+    <w:p>
+      <w:pPr>
+        <w:spacing w:after="0" w:line="240" w:lineRule="auto"/>
+        <w:rPr>
+          <w:rFonts w:ascii="Times New Roman" w:eastAsia="Times New Roman" w:hAnsi="Times New Roman" w:cs="Times New Roman"/>
+          <w:sz w:val="24"/>
+          <w:szCs w:val="24"/>
+          <w:lang w:eastAsia="en-IN" w:bidi="hi-IN"/>
+        </w:rPr>
+      </w:pPr>
+      <w:r>
+        <w:rPr>
+          <w:rFonts w:ascii="Times New Roman" w:eastAsia="Times New Roman" w:hAnsi="Times New Roman" w:cs="Times New Roman"/>
+          <w:b/>
+          <w:bCs/>
+          <w:sz w:val="36"/>
+          <w:szCs w:val="36"/>
+          <w:lang w:eastAsia="en-IN" w:bidi="hi-IN"/>
+        </w:rPr>
+        <w:lastRenderedPageBreak/>
+        <w:t>Section 2: Missing Factors</w:t>
+      </w:r>
+    </w:p>
+    <w:p>
+      <w:pPr>
+        <w:spacing w:before="100" w:beforeAutospacing="1" w:after="100" w:afterAutospacing="1" w:line="240" w:lineRule="auto"/>
+        <w:outlineLvl w:val="2"/>
+        <w:rPr>
+          <w:rFonts w:ascii="Times New Roman" w:eastAsia="Times New Roman" w:hAnsi="Times New Roman" w:cs="Times New Roman"/>
+          <w:b/>
+          <w:bCs/>
+          <w:sz w:val="27"/>
+          <w:szCs w:val="27"/>
+          <w:lang w:eastAsia="en-IN" w:bidi="hi-IN"/>
+        </w:rPr>
+      </w:pPr>
+      <w:r>
+        <w:rPr>
+          <w:rFonts w:ascii="Times New Roman" w:eastAsia="Times New Roman" w:hAnsi="Times New Roman" w:cs="Times New Roman"/>
+          <w:b/>
+          <w:bCs/>
+          <w:sz w:val="27"/>
+          <w:szCs w:val="27"/>
+          <w:lang w:eastAsia="en-IN" w:bidi="hi-IN"/>
+        </w:rPr>
+        <w:t>2.1 — Inter-intersection coordination (green wave / platoon progression)</w:t>
+      </w:r>
+    </w:p>
+    <w:p>
+      <w:pPr>
+        <w:spacing w:before="100" w:beforeAutospacing="1" w:after="100" w:afterAutospacing="1" w:line="240" w:lineRule="auto"/>
+        <w:rPr>
+          <w:rFonts w:ascii="Times New Roman" w:eastAsia="Times New Roman" w:hAnsi="Times New Roman" w:cs="Times New Roman"/>
+          <w:sz w:val="24"/>
+          <w:szCs w:val="24"/>
+          <w:lang w:eastAsia="en-IN" w:bidi="hi-IN"/>
+        </w:rPr>
+      </w:pPr>
+      <w:r>
+        <w:rPr>
+          <w:rFonts w:ascii="Times New Roman" w:eastAsia="Times New Roman" w:hAnsi="Times New Roman" w:cs="Times New Roman"/>
+          <w:sz w:val="24"/>
+          <w:szCs w:val="24"/>
+          <w:lang w:eastAsia="en-IN" w:bidi="hi-IN"/>
+        </w:rPr>
+        <w:t xml:space="preserve">Currently each intersection's AI runs independently. In real adaptive control systems (SCOOT, SCATS, </w:t>
+      </w:r>
+      <w:proofErr w:type="spellStart"/>
+      <w:r>
+        <w:rPr>
+          <w:rFonts w:ascii="Times New Roman" w:eastAsia="Times New Roman" w:hAnsi="Times New Roman" w:cs="Times New Roman"/>
+          <w:sz w:val="24"/>
+          <w:szCs w:val="24"/>
+          <w:lang w:eastAsia="en-IN" w:bidi="hi-IN"/>
+        </w:rPr>
+        <w:t>InSync</w:t>
+      </w:r>
+      <w:proofErr w:type="spellEnd"/>
+      <w:r>
+        <w:rPr>
+          <w:rFonts w:ascii="Times New Roman" w:eastAsia="Times New Roman" w:hAnsi="Times New Roman" w:cs="Times New Roman"/>
+          <w:sz w:val="24"/>
+          <w:szCs w:val="24"/>
+          <w:lang w:eastAsia="en-IN" w:bidi="hi-IN"/>
+        </w:rPr>
+        <w:t>), signal offsets are coordinated across corridors so platoons of vehicles released from one green light arrive at the next intersection also on green. Without this, even a perfectly-timed individual intersection creates stop-and-go waves across the network.</w:t>
+      </w:r>
+    </w:p>
+    <w:p>
+      <w:pPr>
+        <w:spacing w:before="100" w:beforeAutospacing="1" w:after="100" w:afterAutospacing="1" w:line="240" w:lineRule="auto"/>
+        <w:rPr>
+          <w:rFonts w:ascii="Times New Roman" w:eastAsia="Times New Roman" w:hAnsi="Times New Roman" w:cs="Times New Roman"/>
+          <w:sz w:val="24"/>
+          <w:szCs w:val="24"/>
+          <w:lang w:eastAsia="en-IN" w:bidi="hi-IN"/>
+        </w:rPr>
+      </w:pPr>
+      <w:r>
+        <w:rPr>
+          <w:rFonts w:ascii="Times New Roman" w:eastAsia="Times New Roman" w:hAnsi="Times New Roman" w:cs="Times New Roman"/>
+          <w:b/>
+          <w:bCs/>
+          <w:sz w:val="24"/>
+          <w:szCs w:val="24"/>
+          <w:lang w:eastAsia="en-IN" w:bidi="hi-IN"/>
+        </w:rPr>
+        <w:t>Impact</w:t>
+      </w:r>
+      <w:r>
+        <w:rPr>
+          <w:rFonts w:ascii="Times New Roman" w:eastAsia="Times New Roman" w:hAnsi="Times New Roman" w:cs="Times New Roman"/>
+          <w:sz w:val="24"/>
+          <w:szCs w:val="24"/>
+          <w:lang w:eastAsia="en-IN" w:bidi="hi-IN"/>
+        </w:rPr>
+        <w:t>: The simulation will always show high cumulative delays on corridors because vehicles catch red lights after being released. The AI adaptation appears to be "fighting itself" across adjacent nodes.</w:t>
+      </w:r>
+    </w:p>
+    <w:p>
+      <w:pPr>
+        <w:spacing w:before="100" w:beforeAutospacing="1" w:after="100" w:afterAutospacing="1" w:line="240" w:lineRule="auto"/>
+        <w:rPr>
+          <w:rFonts w:ascii="Times New Roman" w:eastAsia="Times New Roman" w:hAnsi="Times New Roman" w:cs="Times New Roman"/>
+          <w:sz w:val="24"/>
+          <w:szCs w:val="24"/>
+          <w:lang w:eastAsia="en-IN" w:bidi="hi-IN"/>
+        </w:rPr>
+      </w:pPr>
+      <w:r>
+        <w:rPr>
+          <w:rFonts w:ascii="Times New Roman" w:eastAsia="Times New Roman" w:hAnsi="Times New Roman" w:cs="Times New Roman"/>
+          <w:b/>
+          <w:bCs/>
+          <w:sz w:val="24"/>
+          <w:szCs w:val="24"/>
+          <w:lang w:eastAsia="en-IN" w:bidi="hi-IN"/>
+        </w:rPr>
+        <w:t>Implementation</w:t>
+      </w:r>
+      <w:r>
+        <w:rPr>
+          <w:rFonts w:ascii="Times New Roman" w:eastAsia="Times New Roman" w:hAnsi="Times New Roman" w:cs="Times New Roman"/>
+          <w:sz w:val="24"/>
+          <w:szCs w:val="24"/>
+          <w:lang w:eastAsia="en-IN" w:bidi="hi-IN"/>
+        </w:rPr>
+        <w:t xml:space="preserve">: Add a </w:t>
+      </w:r>
+      <w:r>
+        <w:rPr>
+          <w:rFonts w:ascii="Courier New" w:eastAsia="Times New Roman" w:hAnsi="Courier New" w:cs="Courier New"/>
+          <w:sz w:val="20"/>
+          <w:szCs w:val="20"/>
+          <w:lang w:eastAsia="en-IN" w:bidi="hi-IN"/>
+        </w:rPr>
+        <w:t>corridor</w:t>
+      </w:r>
+      <w:r>
+        <w:rPr>
+          <w:rFonts w:ascii="Times New Roman" w:eastAsia="Times New Roman" w:hAnsi="Times New Roman" w:cs="Times New Roman"/>
+          <w:sz w:val="24"/>
+          <w:szCs w:val="24"/>
+          <w:lang w:eastAsia="en-IN" w:bidi="hi-IN"/>
+        </w:rPr>
+        <w:t xml:space="preserve"> data structure grouping collinear edges. For each corridor, compute </w:t>
+      </w:r>
+      <w:r>
+        <w:rPr>
+          <w:rFonts w:ascii="Courier New" w:eastAsia="Times New Roman" w:hAnsi="Courier New" w:cs="Courier New"/>
+          <w:sz w:val="20"/>
+          <w:szCs w:val="20"/>
+          <w:lang w:eastAsia="en-IN" w:bidi="hi-IN"/>
+        </w:rPr>
+        <w:t xml:space="preserve">offset = distance / </w:t>
+      </w:r>
+      <w:proofErr w:type="spellStart"/>
+      <w:r>
+        <w:rPr>
+          <w:rFonts w:ascii="Courier New" w:eastAsia="Times New Roman" w:hAnsi="Courier New" w:cs="Courier New"/>
+          <w:sz w:val="20"/>
+          <w:szCs w:val="20"/>
+          <w:lang w:eastAsia="en-IN" w:bidi="hi-IN"/>
+        </w:rPr>
+        <w:t>speed_limit</w:t>
+      </w:r>
+      <w:proofErr w:type="spellEnd"/>
+      <w:r>
+        <w:rPr>
+          <w:rFonts w:ascii="Times New Roman" w:eastAsia="Times New Roman" w:hAnsi="Times New Roman" w:cs="Times New Roman"/>
+          <w:sz w:val="24"/>
+          <w:szCs w:val="24"/>
+          <w:lang w:eastAsia="en-IN" w:bidi="hi-IN"/>
+        </w:rPr>
+        <w:t xml:space="preserve"> to stagger phase start times between nodes. This is manageable as a post-processing step after individual phase durations are computed.</w:t>
+      </w:r>
+    </w:p>
+    <w:p>
+      <w:pPr>
+        <w:spacing w:after="0" w:line="240" w:lineRule="auto"/>
+        <w:rPr>
+          <w:rFonts w:ascii="Times New Roman" w:eastAsia="Times New Roman" w:hAnsi="Times New Roman" w:cs="Times New Roman"/>
+          <w:sz w:val="24"/>
+          <w:szCs w:val="24"/>
+          <w:lang w:eastAsia="en-IN" w:bidi="hi-IN"/>
+        </w:rPr>
+      </w:pPr>
+      <w:r>
+        <w:rPr>
+          <w:rFonts w:ascii="Times New Roman" w:eastAsia="Times New Roman" w:hAnsi="Times New Roman" w:cs="Times New Roman"/>
+          <w:sz w:val="24"/>
+          <w:szCs w:val="24"/>
+          <w:lang w:eastAsia="en-IN" w:bidi="hi-IN"/>
+        </w:rPr>
+        <w:pict w14:anchorId="2A082CF7">
+          <v:rect id="_x0000_i1035" style="width:0;height:1.5pt" o:hralign="center" o:hrstd="t" o:hr="t" fillcolor="#a0a0a0" stroked="f"/>
+        </w:pict>
+      </w:r>
+    </w:p>
+    <w:p>
+      <w:pPr>
+        <w:spacing w:before="100" w:beforeAutospacing="1" w:after="100" w:afterAutospacing="1" w:line="240" w:lineRule="auto"/>
+        <w:outlineLvl w:val="2"/>
+        <w:rPr>
+          <w:rFonts w:ascii="Times New Roman" w:eastAsia="Times New Roman" w:hAnsi="Times New Roman" w:cs="Times New Roman"/>
+          <w:b/>
+          <w:bCs/>
+          <w:sz w:val="27"/>
+          <w:szCs w:val="27"/>
+          <w:lang w:eastAsia="en-IN" w:bidi="hi-IN"/>
+        </w:rPr>
+      </w:pPr>
+      <w:r>
+        <w:rPr>
+          <w:rFonts w:ascii="Times New Roman" w:eastAsia="Times New Roman" w:hAnsi="Times New Roman" w:cs="Times New Roman"/>
+          <w:b/>
+          <w:bCs/>
+          <w:sz w:val="27"/>
+          <w:szCs w:val="27"/>
+          <w:lang w:eastAsia="en-IN" w:bidi="hi-IN"/>
+        </w:rPr>
+        <w:t>2.2 — Queue spillback detection and feedback</w:t>
+      </w:r>
+    </w:p>
+    <w:p>
+      <w:pPr>
+        <w:spacing w:before="100" w:beforeAutospacing="1" w:after="100" w:afterAutospacing="1" w:line="240" w:lineRule="auto"/>
+        <w:rPr>
+          <w:rFonts w:ascii="Times New Roman" w:eastAsia="Times New Roman" w:hAnsi="Times New Roman" w:cs="Times New Roman"/>
+          <w:sz w:val="24"/>
+          <w:szCs w:val="24"/>
+          <w:lang w:eastAsia="en-IN" w:bidi="hi-IN"/>
+        </w:rPr>
+      </w:pPr>
+      <w:r>
+        <w:rPr>
+          <w:rFonts w:ascii="Times New Roman" w:eastAsia="Times New Roman" w:hAnsi="Times New Roman" w:cs="Times New Roman"/>
+          <w:sz w:val="24"/>
+          <w:szCs w:val="24"/>
+          <w:lang w:eastAsia="en-IN" w:bidi="hi-IN"/>
+        </w:rPr>
+        <w:t>When a queue at one intersection grows long enough to block upstream intersections, the system has no mechanism to detect or react to this. In the real world, this is "gridlock" — a failure mode that requires either preventing the downstream red or holding the upstream green.</w:t>
+      </w:r>
+    </w:p>
+    <w:p>
+      <w:pPr>
+        <w:spacing w:before="100" w:beforeAutospacing="1" w:after="100" w:afterAutospacing="1" w:line="240" w:lineRule="auto"/>
+        <w:rPr>
+          <w:rFonts w:ascii="Times New Roman" w:eastAsia="Times New Roman" w:hAnsi="Times New Roman" w:cs="Times New Roman"/>
+          <w:sz w:val="24"/>
+          <w:szCs w:val="24"/>
+          <w:lang w:eastAsia="en-IN" w:bidi="hi-IN"/>
+        </w:rPr>
+      </w:pPr>
+      <w:r>
+        <w:rPr>
+          <w:rFonts w:ascii="Times New Roman" w:eastAsia="Times New Roman" w:hAnsi="Times New Roman" w:cs="Times New Roman"/>
+          <w:b/>
+          <w:bCs/>
+          <w:sz w:val="24"/>
+          <w:szCs w:val="24"/>
+          <w:lang w:eastAsia="en-IN" w:bidi="hi-IN"/>
+        </w:rPr>
+        <w:t>Impact</w:t>
+      </w:r>
+      <w:r>
+        <w:rPr>
+          <w:rFonts w:ascii="Times New Roman" w:eastAsia="Times New Roman" w:hAnsi="Times New Roman" w:cs="Times New Roman"/>
+          <w:sz w:val="24"/>
+          <w:szCs w:val="24"/>
+          <w:lang w:eastAsia="en-IN" w:bidi="hi-IN"/>
+        </w:rPr>
+        <w:t>: The simulation allows queues to grow without bound. In dense networks, the entire grid eventually deadlocks with no recovery.</w:t>
+      </w:r>
+    </w:p>
+    <w:p>
+      <w:pPr>
+        <w:spacing w:before="100" w:beforeAutospacing="1" w:after="100" w:afterAutospacing="1" w:line="240" w:lineRule="auto"/>
+        <w:rPr>
+          <w:rFonts w:ascii="Times New Roman" w:eastAsia="Times New Roman" w:hAnsi="Times New Roman" w:cs="Times New Roman"/>
+          <w:sz w:val="24"/>
+          <w:szCs w:val="24"/>
+          <w:lang w:eastAsia="en-IN" w:bidi="hi-IN"/>
+        </w:rPr>
+      </w:pPr>
+      <w:r>
+        <w:rPr>
+          <w:rFonts w:ascii="Times New Roman" w:eastAsia="Times New Roman" w:hAnsi="Times New Roman" w:cs="Times New Roman"/>
+          <w:b/>
+          <w:bCs/>
+          <w:sz w:val="24"/>
+          <w:szCs w:val="24"/>
+          <w:lang w:eastAsia="en-IN" w:bidi="hi-IN"/>
+        </w:rPr>
+        <w:t>Implementation</w:t>
+      </w:r>
+      <w:r>
+        <w:rPr>
+          <w:rFonts w:ascii="Times New Roman" w:eastAsia="Times New Roman" w:hAnsi="Times New Roman" w:cs="Times New Roman"/>
+          <w:sz w:val="24"/>
+          <w:szCs w:val="24"/>
+          <w:lang w:eastAsia="en-IN" w:bidi="hi-IN"/>
+        </w:rPr>
+        <w:t xml:space="preserve">: Add a </w:t>
+      </w:r>
+      <w:r>
+        <w:rPr>
+          <w:rFonts w:ascii="Courier New" w:eastAsia="Times New Roman" w:hAnsi="Courier New" w:cs="Courier New"/>
+          <w:sz w:val="20"/>
+          <w:szCs w:val="20"/>
+          <w:lang w:eastAsia="en-IN" w:bidi="hi-IN"/>
+        </w:rPr>
+        <w:t>spillback</w:t>
+      </w:r>
+      <w:r>
+        <w:rPr>
+          <w:rFonts w:ascii="Times New Roman" w:eastAsia="Times New Roman" w:hAnsi="Times New Roman" w:cs="Times New Roman"/>
+          <w:sz w:val="24"/>
+          <w:szCs w:val="24"/>
+          <w:lang w:eastAsia="en-IN" w:bidi="hi-IN"/>
+        </w:rPr>
+        <w:t xml:space="preserve"> flag on edges. When </w:t>
+      </w:r>
+      <w:proofErr w:type="spellStart"/>
+      <w:r>
+        <w:rPr>
+          <w:rFonts w:ascii="Courier New" w:eastAsia="Times New Roman" w:hAnsi="Courier New" w:cs="Courier New"/>
+          <w:sz w:val="20"/>
+          <w:szCs w:val="20"/>
+          <w:lang w:eastAsia="en-IN" w:bidi="hi-IN"/>
+        </w:rPr>
+        <w:t>cars_stopped</w:t>
+      </w:r>
+      <w:proofErr w:type="spellEnd"/>
+      <w:r>
+        <w:rPr>
+          <w:rFonts w:ascii="Courier New" w:eastAsia="Times New Roman" w:hAnsi="Courier New" w:cs="Courier New"/>
+          <w:sz w:val="20"/>
+          <w:szCs w:val="20"/>
+          <w:lang w:eastAsia="en-IN" w:bidi="hi-IN"/>
+        </w:rPr>
+        <w:t xml:space="preserve"> / (</w:t>
+      </w:r>
+      <w:proofErr w:type="spellStart"/>
+      <w:proofErr w:type="gramStart"/>
+      <w:r>
+        <w:rPr>
+          <w:rFonts w:ascii="Courier New" w:eastAsia="Times New Roman" w:hAnsi="Courier New" w:cs="Courier New"/>
+          <w:sz w:val="20"/>
+          <w:szCs w:val="20"/>
+          <w:lang w:eastAsia="en-IN" w:bidi="hi-IN"/>
+        </w:rPr>
+        <w:t>edge.length</w:t>
+      </w:r>
+      <w:proofErr w:type="spellEnd"/>
+      <w:proofErr w:type="gramEnd"/>
+      <w:r>
+        <w:rPr>
+          <w:rFonts w:ascii="Courier New" w:eastAsia="Times New Roman" w:hAnsi="Courier New" w:cs="Courier New"/>
+          <w:sz w:val="20"/>
+          <w:szCs w:val="20"/>
+          <w:lang w:eastAsia="en-IN" w:bidi="hi-IN"/>
+        </w:rPr>
+        <w:t xml:space="preserve"> / LANE_WIDTH)</w:t>
+      </w:r>
+      <w:r>
+        <w:rPr>
+          <w:rFonts w:ascii="Times New Roman" w:eastAsia="Times New Roman" w:hAnsi="Times New Roman" w:cs="Times New Roman"/>
+          <w:sz w:val="24"/>
+          <w:szCs w:val="24"/>
+          <w:lang w:eastAsia="en-IN" w:bidi="hi-IN"/>
+        </w:rPr>
+        <w:t xml:space="preserve"> exceeds a threshold (~0.8 saturation), adjacent upstream intersections should suppress the phase that feeds into that edge.</w:t>
+      </w:r>
+    </w:p>
+    <w:p>
+      <w:pPr>
+        <w:spacing w:after="0" w:line="240" w:lineRule="auto"/>
+        <w:rPr>
+          <w:rFonts w:ascii="Times New Roman" w:eastAsia="Times New Roman" w:hAnsi="Times New Roman" w:cs="Times New Roman"/>
+          <w:sz w:val="24"/>
+          <w:szCs w:val="24"/>
+          <w:lang w:eastAsia="en-IN" w:bidi="hi-IN"/>
+        </w:rPr>
+      </w:pPr>
+      <w:r>
+        <w:rPr>
+          <w:rFonts w:ascii="Times New Roman" w:eastAsia="Times New Roman" w:hAnsi="Times New Roman" w:cs="Times New Roman"/>
+          <w:sz w:val="24"/>
+          <w:szCs w:val="24"/>
+          <w:lang w:eastAsia="en-IN" w:bidi="hi-IN"/>
+        </w:rPr>
+        <w:pict w14:anchorId="16B1D0E1">
+          <v:rect id="_x0000_i1036" style="width:0;height:1.5pt" o:hralign="center" o:hrstd="t" o:hr="t" fillcolor="#a0a0a0" stroked="f"/>
+        </w:pict>
+      </w:r>
+    </w:p>
+    <w:p>
+      <w:pPr>
+        <w:spacing w:before="100" w:beforeAutospacing="1" w:after="100" w:afterAutospacing="1" w:line="240" w:lineRule="auto"/>
+        <w:outlineLvl w:val="2"/>
+        <w:rPr>
+          <w:rFonts w:ascii="Times New Roman" w:eastAsia="Times New Roman" w:hAnsi="Times New Roman" w:cs="Times New Roman"/>
+          <w:b/>
+          <w:bCs/>
+          <w:sz w:val="27"/>
+          <w:szCs w:val="27"/>
+          <w:lang w:eastAsia="en-IN" w:bidi="hi-IN"/>
+        </w:rPr>
+      </w:pPr>
+      <w:r>
+        <w:rPr>
+          <w:rFonts w:ascii="Times New Roman" w:eastAsia="Times New Roman" w:hAnsi="Times New Roman" w:cs="Times New Roman"/>
+          <w:b/>
+          <w:bCs/>
+          <w:sz w:val="27"/>
+          <w:szCs w:val="27"/>
+          <w:lang w:eastAsia="en-IN" w:bidi="hi-IN"/>
+        </w:rPr>
+        <w:t>2.3 — Pedestrian crossing phases</w:t>
+      </w:r>
+    </w:p>
+    <w:p>
+      <w:pPr>
+        <w:spacing w:before="100" w:beforeAutospacing="1" w:after="100" w:afterAutospacing="1" w:line="240" w:lineRule="auto"/>
+        <w:rPr>
+          <w:rFonts w:ascii="Times New Roman" w:eastAsia="Times New Roman" w:hAnsi="Times New Roman" w:cs="Times New Roman"/>
+          <w:sz w:val="24"/>
+          <w:szCs w:val="24"/>
+          <w:lang w:eastAsia="en-IN" w:bidi="hi-IN"/>
+        </w:rPr>
+      </w:pPr>
+      <w:r>
+        <w:rPr>
+          <w:rFonts w:ascii="Times New Roman" w:eastAsia="Times New Roman" w:hAnsi="Times New Roman" w:cs="Times New Roman"/>
+          <w:sz w:val="24"/>
+          <w:szCs w:val="24"/>
+          <w:lang w:eastAsia="en-IN" w:bidi="hi-IN"/>
+        </w:rPr>
+        <w:t>The current system has no concept of pedestrian phases. Real signalized intersections reserve green time for pedestrian crossings, which reduces vehicle throughput and creates mandatory minimum phase lengths.</w:t>
+      </w:r>
+    </w:p>
+    <w:p>
+      <w:pPr>
+        <w:spacing w:before="100" w:beforeAutospacing="1" w:after="100" w:afterAutospacing="1" w:line="240" w:lineRule="auto"/>
+        <w:rPr>
+          <w:rFonts w:ascii="Times New Roman" w:eastAsia="Times New Roman" w:hAnsi="Times New Roman" w:cs="Times New Roman"/>
+          <w:sz w:val="24"/>
+          <w:szCs w:val="24"/>
+          <w:lang w:eastAsia="en-IN" w:bidi="hi-IN"/>
+        </w:rPr>
+      </w:pPr>
+      <w:r>
+        <w:rPr>
+          <w:rFonts w:ascii="Times New Roman" w:eastAsia="Times New Roman" w:hAnsi="Times New Roman" w:cs="Times New Roman"/>
+          <w:b/>
+          <w:bCs/>
+          <w:sz w:val="24"/>
+          <w:szCs w:val="24"/>
+          <w:lang w:eastAsia="en-IN" w:bidi="hi-IN"/>
+        </w:rPr>
+        <w:t>Impact</w:t>
+      </w:r>
+      <w:r>
+        <w:rPr>
+          <w:rFonts w:ascii="Times New Roman" w:eastAsia="Times New Roman" w:hAnsi="Times New Roman" w:cs="Times New Roman"/>
+          <w:sz w:val="24"/>
+          <w:szCs w:val="24"/>
+          <w:lang w:eastAsia="en-IN" w:bidi="hi-IN"/>
+        </w:rPr>
+        <w:t xml:space="preserve">: The AI can allocate arbitrarily short phases (the minimum is 4 seconds in the code, </w:t>
+      </w:r>
+      <w:proofErr w:type="spellStart"/>
+      <w:proofErr w:type="gramStart"/>
+      <w:r>
+        <w:rPr>
+          <w:rFonts w:ascii="Courier New" w:eastAsia="Times New Roman" w:hAnsi="Courier New" w:cs="Courier New"/>
+          <w:sz w:val="20"/>
+          <w:szCs w:val="20"/>
+          <w:lang w:eastAsia="en-IN" w:bidi="hi-IN"/>
+        </w:rPr>
+        <w:t>Math.max</w:t>
+      </w:r>
+      <w:proofErr w:type="spellEnd"/>
+      <w:r>
+        <w:rPr>
+          <w:rFonts w:ascii="Courier New" w:eastAsia="Times New Roman" w:hAnsi="Courier New" w:cs="Courier New"/>
+          <w:sz w:val="20"/>
+          <w:szCs w:val="20"/>
+          <w:lang w:eastAsia="en-IN" w:bidi="hi-IN"/>
+        </w:rPr>
+        <w:t>(</w:t>
+      </w:r>
+      <w:proofErr w:type="gramEnd"/>
+      <w:r>
+        <w:rPr>
+          <w:rFonts w:ascii="Courier New" w:eastAsia="Times New Roman" w:hAnsi="Courier New" w:cs="Courier New"/>
+          <w:sz w:val="20"/>
+          <w:szCs w:val="20"/>
+          <w:lang w:eastAsia="en-IN" w:bidi="hi-IN"/>
+        </w:rPr>
+        <w:t>4, ...)</w:t>
+      </w:r>
+      <w:r>
+        <w:rPr>
+          <w:rFonts w:ascii="Times New Roman" w:eastAsia="Times New Roman" w:hAnsi="Times New Roman" w:cs="Times New Roman"/>
+          <w:sz w:val="24"/>
+          <w:szCs w:val="24"/>
+          <w:lang w:eastAsia="en-IN" w:bidi="hi-IN"/>
+        </w:rPr>
+        <w:t>), which is insufficient for any pedestrian to cross. The simulation overestimates network capacity.</w:t>
+      </w:r>
+    </w:p>
+    <w:p>
+      <w:pPr>
+        <w:spacing w:before="100" w:beforeAutospacing="1" w:after="100" w:afterAutospacing="1" w:line="240" w:lineRule="auto"/>
+        <w:rPr>
+          <w:rFonts w:ascii="Times New Roman" w:eastAsia="Times New Roman" w:hAnsi="Times New Roman" w:cs="Times New Roman"/>
+          <w:sz w:val="24"/>
+          <w:szCs w:val="24"/>
+          <w:lang w:eastAsia="en-IN" w:bidi="hi-IN"/>
+        </w:rPr>
+      </w:pPr>
+      <w:r>
+        <w:rPr>
+          <w:rFonts w:ascii="Times New Roman" w:eastAsia="Times New Roman" w:hAnsi="Times New Roman" w:cs="Times New Roman"/>
+          <w:b/>
+          <w:bCs/>
+          <w:sz w:val="24"/>
+          <w:szCs w:val="24"/>
+          <w:lang w:eastAsia="en-IN" w:bidi="hi-IN"/>
+        </w:rPr>
+        <w:t>Implementation</w:t>
+      </w:r>
+      <w:r>
+        <w:rPr>
+          <w:rFonts w:ascii="Times New Roman" w:eastAsia="Times New Roman" w:hAnsi="Times New Roman" w:cs="Times New Roman"/>
+          <w:sz w:val="24"/>
+          <w:szCs w:val="24"/>
+          <w:lang w:eastAsia="en-IN" w:bidi="hi-IN"/>
+        </w:rPr>
+        <w:t xml:space="preserve">: Add a </w:t>
+      </w:r>
+      <w:proofErr w:type="spellStart"/>
+      <w:r>
+        <w:rPr>
+          <w:rFonts w:ascii="Courier New" w:eastAsia="Times New Roman" w:hAnsi="Courier New" w:cs="Courier New"/>
+          <w:sz w:val="20"/>
+          <w:szCs w:val="20"/>
+          <w:lang w:eastAsia="en-IN" w:bidi="hi-IN"/>
+        </w:rPr>
+        <w:t>pedCrossings</w:t>
+      </w:r>
+      <w:proofErr w:type="spellEnd"/>
+      <w:r>
+        <w:rPr>
+          <w:rFonts w:ascii="Times New Roman" w:eastAsia="Times New Roman" w:hAnsi="Times New Roman" w:cs="Times New Roman"/>
+          <w:sz w:val="24"/>
+          <w:szCs w:val="24"/>
+          <w:lang w:eastAsia="en-IN" w:bidi="hi-IN"/>
+        </w:rPr>
+        <w:t xml:space="preserve"> </w:t>
+      </w:r>
+      <w:proofErr w:type="spellStart"/>
+      <w:r>
+        <w:rPr>
+          <w:rFonts w:ascii="Times New Roman" w:eastAsia="Times New Roman" w:hAnsi="Times New Roman" w:cs="Times New Roman"/>
+          <w:sz w:val="24"/>
+          <w:szCs w:val="24"/>
+          <w:lang w:eastAsia="en-IN" w:bidi="hi-IN"/>
+        </w:rPr>
+        <w:t>boolean</w:t>
+      </w:r>
+      <w:proofErr w:type="spellEnd"/>
+      <w:r>
+        <w:rPr>
+          <w:rFonts w:ascii="Times New Roman" w:eastAsia="Times New Roman" w:hAnsi="Times New Roman" w:cs="Times New Roman"/>
+          <w:sz w:val="24"/>
+          <w:szCs w:val="24"/>
+          <w:lang w:eastAsia="en-IN" w:bidi="hi-IN"/>
+        </w:rPr>
+        <w:t xml:space="preserve"> per node. If true, enforce a minimum phase duration based on crossing width (</w:t>
+      </w:r>
+      <w:proofErr w:type="spellStart"/>
+      <w:r>
+        <w:rPr>
+          <w:rFonts w:ascii="Courier New" w:eastAsia="Times New Roman" w:hAnsi="Courier New" w:cs="Courier New"/>
+          <w:sz w:val="20"/>
+          <w:szCs w:val="20"/>
+          <w:lang w:eastAsia="en-IN" w:bidi="hi-IN"/>
+        </w:rPr>
+        <w:t>phase_min</w:t>
+      </w:r>
+      <w:proofErr w:type="spellEnd"/>
+      <w:r>
+        <w:rPr>
+          <w:rFonts w:ascii="Courier New" w:eastAsia="Times New Roman" w:hAnsi="Courier New" w:cs="Courier New"/>
+          <w:sz w:val="20"/>
+          <w:szCs w:val="20"/>
+          <w:lang w:eastAsia="en-IN" w:bidi="hi-IN"/>
+        </w:rPr>
+        <w:t xml:space="preserve"> = </w:t>
+      </w:r>
+      <w:proofErr w:type="spellStart"/>
+      <w:r>
+        <w:rPr>
+          <w:rFonts w:ascii="Courier New" w:eastAsia="Times New Roman" w:hAnsi="Courier New" w:cs="Courier New"/>
+          <w:sz w:val="20"/>
+          <w:szCs w:val="20"/>
+          <w:lang w:eastAsia="en-IN" w:bidi="hi-IN"/>
+        </w:rPr>
+        <w:t>crossing_width</w:t>
+      </w:r>
+      <w:proofErr w:type="spellEnd"/>
+      <w:r>
+        <w:rPr>
+          <w:rFonts w:ascii="Courier New" w:eastAsia="Times New Roman" w:hAnsi="Courier New" w:cs="Courier New"/>
+          <w:sz w:val="20"/>
+          <w:szCs w:val="20"/>
+          <w:lang w:eastAsia="en-IN" w:bidi="hi-IN"/>
+        </w:rPr>
+        <w:t xml:space="preserve"> / 1.2 + 7</w:t>
+      </w:r>
+      <w:r>
+        <w:rPr>
+          <w:rFonts w:ascii="Times New Roman" w:eastAsia="Times New Roman" w:hAnsi="Times New Roman" w:cs="Times New Roman"/>
+          <w:sz w:val="24"/>
+          <w:szCs w:val="24"/>
+          <w:lang w:eastAsia="en-IN" w:bidi="hi-IN"/>
+        </w:rPr>
+        <w:t xml:space="preserve"> seconds, per ITE standards) and add a brief all-red clearance interval between phases.</w:t>
+      </w:r>
+    </w:p>
+    <w:p>
+      <w:pPr>
+        <w:spacing w:before="100" w:beforeAutospacing="1" w:after="100" w:afterAutospacing="1" w:line="240" w:lineRule="auto"/>
+        <w:outlineLvl w:val="2"/>
+        <w:rPr>
+          <w:rFonts w:ascii="Times New Roman" w:eastAsia="Times New Roman" w:hAnsi="Times New Roman" w:cs="Times New Roman"/>
+          <w:b/>
+          <w:bCs/>
+          <w:sz w:val="27"/>
+          <w:szCs w:val="27"/>
+          <w:lang w:eastAsia="en-IN" w:bidi="hi-IN"/>
+        </w:rPr>
+      </w:pPr>
+      <w:r>
+        <w:rPr>
+          <w:rFonts w:ascii="Times New Roman" w:eastAsia="Times New Roman" w:hAnsi="Times New Roman" w:cs="Times New Roman"/>
+          <w:b/>
+          <w:bCs/>
+          <w:sz w:val="27"/>
+          <w:szCs w:val="27"/>
+          <w:lang w:eastAsia="en-IN" w:bidi="hi-IN"/>
+        </w:rPr>
+        <w:lastRenderedPageBreak/>
+        <w:t xml:space="preserve">2.4 — Emergency vehicle </w:t>
+      </w:r>
+      <w:proofErr w:type="spellStart"/>
+      <w:r>
+        <w:rPr>
+          <w:rFonts w:ascii="Times New Roman" w:eastAsia="Times New Roman" w:hAnsi="Times New Roman" w:cs="Times New Roman"/>
+          <w:b/>
+          <w:bCs/>
+          <w:sz w:val="27"/>
+          <w:szCs w:val="27"/>
+          <w:lang w:eastAsia="en-IN" w:bidi="hi-IN"/>
+        </w:rPr>
+        <w:t>preemption</w:t>
+      </w:r>
+      <w:proofErr w:type="spellEnd"/>
+    </w:p>
+    <w:p>
+      <w:pPr>
+        <w:spacing w:before="100" w:beforeAutospacing="1" w:after="100" w:afterAutospacing="1" w:line="240" w:lineRule="auto"/>
+        <w:rPr>
+          <w:rFonts w:ascii="Times New Roman" w:eastAsia="Times New Roman" w:hAnsi="Times New Roman" w:cs="Times New Roman"/>
+          <w:sz w:val="24"/>
+          <w:szCs w:val="24"/>
+          <w:lang w:eastAsia="en-IN" w:bidi="hi-IN"/>
+        </w:rPr>
+      </w:pPr>
+      <w:r>
+        <w:rPr>
+          <w:rFonts w:ascii="Times New Roman" w:eastAsia="Times New Roman" w:hAnsi="Times New Roman" w:cs="Times New Roman"/>
+          <w:sz w:val="24"/>
+          <w:szCs w:val="24"/>
+          <w:lang w:eastAsia="en-IN" w:bidi="hi-IN"/>
+        </w:rPr>
+        <w:t>No mechanism exists to override signal state for emergency vehicles. This is a mandatory feature in real-world ITS deployments and affects corridor throughput during incidents.</w:t>
+      </w:r>
+    </w:p>
+    <w:p>
+      <w:pPr>
+        <w:spacing w:before="100" w:beforeAutospacing="1" w:after="100" w:afterAutospacing="1" w:line="240" w:lineRule="auto"/>
+        <w:rPr>
+          <w:rFonts w:ascii="Times New Roman" w:eastAsia="Times New Roman" w:hAnsi="Times New Roman" w:cs="Times New Roman"/>
+          <w:sz w:val="24"/>
+          <w:szCs w:val="24"/>
+          <w:lang w:eastAsia="en-IN" w:bidi="hi-IN"/>
+        </w:rPr>
+      </w:pPr>
+      <w:r>
+        <w:rPr>
+          <w:rFonts w:ascii="Times New Roman" w:eastAsia="Times New Roman" w:hAnsi="Times New Roman" w:cs="Times New Roman"/>
+          <w:b/>
+          <w:bCs/>
+          <w:sz w:val="24"/>
+          <w:szCs w:val="24"/>
+          <w:lang w:eastAsia="en-IN" w:bidi="hi-IN"/>
+        </w:rPr>
+        <w:t>Impact</w:t>
+      </w:r>
+      <w:r>
+        <w:rPr>
+          <w:rFonts w:ascii="Times New Roman" w:eastAsia="Times New Roman" w:hAnsi="Times New Roman" w:cs="Times New Roman"/>
+          <w:sz w:val="24"/>
+          <w:szCs w:val="24"/>
+          <w:lang w:eastAsia="en-IN" w:bidi="hi-IN"/>
+        </w:rPr>
+        <w:t xml:space="preserve">: Absence of </w:t>
+      </w:r>
+      <w:proofErr w:type="spellStart"/>
+      <w:r>
+        <w:rPr>
+          <w:rFonts w:ascii="Times New Roman" w:eastAsia="Times New Roman" w:hAnsi="Times New Roman" w:cs="Times New Roman"/>
+          <w:sz w:val="24"/>
+          <w:szCs w:val="24"/>
+          <w:lang w:eastAsia="en-IN" w:bidi="hi-IN"/>
+        </w:rPr>
+        <w:t>preemption</w:t>
+      </w:r>
+      <w:proofErr w:type="spellEnd"/>
+      <w:r>
+        <w:rPr>
+          <w:rFonts w:ascii="Times New Roman" w:eastAsia="Times New Roman" w:hAnsi="Times New Roman" w:cs="Times New Roman"/>
+          <w:sz w:val="24"/>
+          <w:szCs w:val="24"/>
+          <w:lang w:eastAsia="en-IN" w:bidi="hi-IN"/>
+        </w:rPr>
+        <w:t xml:space="preserve"> means the simulation cannot model incident response scenarios.</w:t>
+      </w:r>
+    </w:p>
+    <w:p>
+      <w:pPr>
+        <w:spacing w:before="100" w:beforeAutospacing="1" w:after="100" w:afterAutospacing="1" w:line="240" w:lineRule="auto"/>
+        <w:rPr>
+          <w:rFonts w:ascii="Times New Roman" w:eastAsia="Times New Roman" w:hAnsi="Times New Roman" w:cs="Times New Roman"/>
+          <w:sz w:val="24"/>
+          <w:szCs w:val="24"/>
+          <w:lang w:eastAsia="en-IN" w:bidi="hi-IN"/>
+        </w:rPr>
+      </w:pPr>
+      <w:r>
+        <w:rPr>
+          <w:rFonts w:ascii="Times New Roman" w:eastAsia="Times New Roman" w:hAnsi="Times New Roman" w:cs="Times New Roman"/>
+          <w:b/>
+          <w:bCs/>
+          <w:sz w:val="24"/>
+          <w:szCs w:val="24"/>
+          <w:lang w:eastAsia="en-IN" w:bidi="hi-IN"/>
+        </w:rPr>
+        <w:t>Implementation</w:t>
+      </w:r>
+      <w:r>
+        <w:rPr>
+          <w:rFonts w:ascii="Times New Roman" w:eastAsia="Times New Roman" w:hAnsi="Times New Roman" w:cs="Times New Roman"/>
+          <w:sz w:val="24"/>
+          <w:szCs w:val="24"/>
+          <w:lang w:eastAsia="en-IN" w:bidi="hi-IN"/>
+        </w:rPr>
+        <w:t xml:space="preserve">: Add an </w:t>
+      </w:r>
+      <w:proofErr w:type="spellStart"/>
+      <w:r>
+        <w:rPr>
+          <w:rFonts w:ascii="Courier New" w:eastAsia="Times New Roman" w:hAnsi="Courier New" w:cs="Courier New"/>
+          <w:sz w:val="20"/>
+          <w:szCs w:val="20"/>
+          <w:lang w:eastAsia="en-IN" w:bidi="hi-IN"/>
+        </w:rPr>
+        <w:t>emv_preempt</w:t>
+      </w:r>
+      <w:proofErr w:type="spellEnd"/>
+      <w:r>
+        <w:rPr>
+          <w:rFonts w:ascii="Times New Roman" w:eastAsia="Times New Roman" w:hAnsi="Times New Roman" w:cs="Times New Roman"/>
+          <w:sz w:val="24"/>
+          <w:szCs w:val="24"/>
+          <w:lang w:eastAsia="en-IN" w:bidi="hi-IN"/>
+        </w:rPr>
+        <w:t xml:space="preserve"> </w:t>
+      </w:r>
+      <w:proofErr w:type="spellStart"/>
+      <w:r>
+        <w:rPr>
+          <w:rFonts w:ascii="Times New Roman" w:eastAsia="Times New Roman" w:hAnsi="Times New Roman" w:cs="Times New Roman"/>
+          <w:sz w:val="24"/>
+          <w:szCs w:val="24"/>
+          <w:lang w:eastAsia="en-IN" w:bidi="hi-IN"/>
+        </w:rPr>
+        <w:t>boolean</w:t>
+      </w:r>
+      <w:proofErr w:type="spellEnd"/>
+      <w:r>
+        <w:rPr>
+          <w:rFonts w:ascii="Times New Roman" w:eastAsia="Times New Roman" w:hAnsi="Times New Roman" w:cs="Times New Roman"/>
+          <w:sz w:val="24"/>
+          <w:szCs w:val="24"/>
+          <w:lang w:eastAsia="en-IN" w:bidi="hi-IN"/>
+        </w:rPr>
+        <w:t xml:space="preserve"> on nodes. When triggered (UI button or keyboard shortcut), immediately transition to green on the </w:t>
+      </w:r>
+      <w:proofErr w:type="spellStart"/>
+      <w:r>
+        <w:rPr>
+          <w:rFonts w:ascii="Times New Roman" w:eastAsia="Times New Roman" w:hAnsi="Times New Roman" w:cs="Times New Roman"/>
+          <w:sz w:val="24"/>
+          <w:szCs w:val="24"/>
+          <w:lang w:eastAsia="en-IN" w:bidi="hi-IN"/>
+        </w:rPr>
+        <w:t>preempt</w:t>
+      </w:r>
+      <w:proofErr w:type="spellEnd"/>
+      <w:r>
+        <w:rPr>
+          <w:rFonts w:ascii="Times New Roman" w:eastAsia="Times New Roman" w:hAnsi="Times New Roman" w:cs="Times New Roman"/>
+          <w:sz w:val="24"/>
+          <w:szCs w:val="24"/>
+          <w:lang w:eastAsia="en-IN" w:bidi="hi-IN"/>
+        </w:rPr>
+        <w:t xml:space="preserve"> edge, hold it for a fixed duration (</w:t>
+      </w:r>
+      <w:proofErr w:type="gramStart"/>
+      <w:r>
+        <w:rPr>
+          <w:rFonts w:ascii="Times New Roman" w:eastAsia="Times New Roman" w:hAnsi="Times New Roman" w:cs="Times New Roman"/>
+          <w:sz w:val="24"/>
+          <w:szCs w:val="24"/>
+          <w:lang w:eastAsia="en-IN" w:bidi="hi-IN"/>
+        </w:rPr>
+        <w:t>e.g.</w:t>
+      </w:r>
+      <w:proofErr w:type="gramEnd"/>
+      <w:r>
+        <w:rPr>
+          <w:rFonts w:ascii="Times New Roman" w:eastAsia="Times New Roman" w:hAnsi="Times New Roman" w:cs="Times New Roman"/>
+          <w:sz w:val="24"/>
+          <w:szCs w:val="24"/>
+          <w:lang w:eastAsia="en-IN" w:bidi="hi-IN"/>
+        </w:rPr>
+        <w:t xml:space="preserve"> 15s), then resume the normal AI schedule from the interrupted phase.</w:t>
+      </w:r>
+    </w:p>
+    <w:p>
+      <w:pPr>
+        <w:spacing w:after="0" w:line="240" w:lineRule="auto"/>
+        <w:rPr>
+          <w:rFonts w:ascii="Times New Roman" w:eastAsia="Times New Roman" w:hAnsi="Times New Roman" w:cs="Times New Roman"/>
+          <w:sz w:val="24"/>
+          <w:szCs w:val="24"/>
+          <w:lang w:eastAsia="en-IN" w:bidi="hi-IN"/>
+        </w:rPr>
+      </w:pPr>
+      <w:r>
+        <w:rPr>
+          <w:rFonts w:ascii="Times New Roman" w:eastAsia="Times New Roman" w:hAnsi="Times New Roman" w:cs="Times New Roman"/>
+          <w:sz w:val="24"/>
+          <w:szCs w:val="24"/>
+          <w:lang w:eastAsia="en-IN" w:bidi="hi-IN"/>
+        </w:rPr>
+        <w:pict w14:anchorId="2B1F2F31">
+          <v:rect id="_x0000_i1038" style="width:0;height:1.5pt" o:hralign="center" o:hrstd="t" o:hr="t" fillcolor="#a0a0a0" stroked="f"/>
+        </w:pict>
+      </w:r>
+    </w:p>
+    <w:p>
+      <w:pPr>
+        <w:spacing w:before="100" w:beforeAutospacing="1" w:after="100" w:afterAutospacing="1" w:line="240" w:lineRule="auto"/>
+        <w:outlineLvl w:val="2"/>
+        <w:rPr>
+          <w:rFonts w:ascii="Times New Roman" w:eastAsia="Times New Roman" w:hAnsi="Times New Roman" w:cs="Times New Roman"/>
+          <w:b/>
+          <w:bCs/>
+          <w:sz w:val="27"/>
+          <w:szCs w:val="27"/>
+          <w:lang w:eastAsia="en-IN" w:bidi="hi-IN"/>
+        </w:rPr>
+      </w:pPr>
+      <w:r>
+        <w:rPr>
+          <w:rFonts w:ascii="Times New Roman" w:eastAsia="Times New Roman" w:hAnsi="Times New Roman" w:cs="Times New Roman"/>
+          <w:b/>
+          <w:bCs/>
+          <w:sz w:val="27"/>
+          <w:szCs w:val="27"/>
+          <w:lang w:eastAsia="en-IN" w:bidi="hi-IN"/>
+        </w:rPr>
+        <w:t xml:space="preserve">2.5 — Stochastic arrival </w:t>
+      </w:r>
+      <w:proofErr w:type="spellStart"/>
+      <w:r>
+        <w:rPr>
+          <w:rFonts w:ascii="Times New Roman" w:eastAsia="Times New Roman" w:hAnsi="Times New Roman" w:cs="Times New Roman"/>
+          <w:b/>
+          <w:bCs/>
+          <w:sz w:val="27"/>
+          <w:szCs w:val="27"/>
+          <w:lang w:eastAsia="en-IN" w:bidi="hi-IN"/>
+        </w:rPr>
+        <w:t>modeling</w:t>
+      </w:r>
+      <w:proofErr w:type="spellEnd"/>
+      <w:r>
+        <w:rPr>
+          <w:rFonts w:ascii="Times New Roman" w:eastAsia="Times New Roman" w:hAnsi="Times New Roman" w:cs="Times New Roman"/>
+          <w:b/>
+          <w:bCs/>
+          <w:sz w:val="27"/>
+          <w:szCs w:val="27"/>
+          <w:lang w:eastAsia="en-IN" w:bidi="hi-IN"/>
+        </w:rPr>
+        <w:t xml:space="preserve"> (Poisson process)</w:t>
+      </w:r>
+    </w:p>
+    <w:p>
+      <w:pPr>
+        <w:spacing w:before="100" w:beforeAutospacing="1" w:after="100" w:afterAutospacing="1" w:line="240" w:lineRule="auto"/>
+        <w:rPr>
+          <w:rFonts w:ascii="Times New Roman" w:eastAsia="Times New Roman" w:hAnsi="Times New Roman" w:cs="Times New Roman"/>
+          <w:sz w:val="24"/>
+          <w:szCs w:val="24"/>
+          <w:lang w:eastAsia="en-IN" w:bidi="hi-IN"/>
+        </w:rPr>
+      </w:pPr>
+      <w:r>
+        <w:rPr>
+          <w:rFonts w:ascii="Times New Roman" w:eastAsia="Times New Roman" w:hAnsi="Times New Roman" w:cs="Times New Roman"/>
+          <w:sz w:val="24"/>
+          <w:szCs w:val="24"/>
+          <w:lang w:eastAsia="en-IN" w:bidi="hi-IN"/>
+        </w:rPr>
+        <w:t>Cars are spawned randomly across all edges with uniform probability. Real traffic arrives in clusters (platooning from upstream signals, rush-hour peaks) following a Poisson distribution with time-varying rates. The current model produces statistically unrealistic uniform density with no peak/off-peak behavior.</w:t>
+      </w:r>
+    </w:p>
+    <w:p>
+      <w:pPr>
+        <w:spacing w:before="100" w:beforeAutospacing="1" w:after="100" w:afterAutospacing="1" w:line="240" w:lineRule="auto"/>
+        <w:rPr>
+          <w:rFonts w:ascii="Times New Roman" w:eastAsia="Times New Roman" w:hAnsi="Times New Roman" w:cs="Times New Roman"/>
+          <w:sz w:val="24"/>
+          <w:szCs w:val="24"/>
+          <w:lang w:eastAsia="en-IN" w:bidi="hi-IN"/>
+        </w:rPr>
+      </w:pPr>
+      <w:r>
+        <w:rPr>
+          <w:rFonts w:ascii="Times New Roman" w:eastAsia="Times New Roman" w:hAnsi="Times New Roman" w:cs="Times New Roman"/>
+          <w:b/>
+          <w:bCs/>
+          <w:sz w:val="24"/>
+          <w:szCs w:val="24"/>
+          <w:lang w:eastAsia="en-IN" w:bidi="hi-IN"/>
+        </w:rPr>
+        <w:t>Impact</w:t>
+      </w:r>
+      <w:r>
+        <w:rPr>
+          <w:rFonts w:ascii="Times New Roman" w:eastAsia="Times New Roman" w:hAnsi="Times New Roman" w:cs="Times New Roman"/>
+          <w:sz w:val="24"/>
+          <w:szCs w:val="24"/>
+          <w:lang w:eastAsia="en-IN" w:bidi="hi-IN"/>
+        </w:rPr>
+        <w:t>: The AI's learning algorithm cannot distinguish between base demand and peak demand. It will converge to a static allocation rather than a time-adaptive one.</w:t>
+      </w:r>
+    </w:p>
+    <w:p>
+      <w:pPr>
+        <w:spacing w:before="100" w:beforeAutospacing="1" w:after="100" w:afterAutospacing="1" w:line="240" w:lineRule="auto"/>
+        <w:rPr>
+          <w:rFonts w:ascii="Times New Roman" w:eastAsia="Times New Roman" w:hAnsi="Times New Roman" w:cs="Times New Roman"/>
+          <w:sz w:val="24"/>
+          <w:szCs w:val="24"/>
+          <w:lang w:eastAsia="en-IN" w:bidi="hi-IN"/>
+        </w:rPr>
+      </w:pPr>
+      <w:r>
+        <w:rPr>
+          <w:rFonts w:ascii="Times New Roman" w:eastAsia="Times New Roman" w:hAnsi="Times New Roman" w:cs="Times New Roman"/>
+          <w:b/>
+          <w:bCs/>
+          <w:sz w:val="24"/>
+          <w:szCs w:val="24"/>
+          <w:lang w:eastAsia="en-IN" w:bidi="hi-IN"/>
+        </w:rPr>
+        <w:t>Implementation</w:t>
+      </w:r>
+      <w:r>
+        <w:rPr>
+          <w:rFonts w:ascii="Times New Roman" w:eastAsia="Times New Roman" w:hAnsi="Times New Roman" w:cs="Times New Roman"/>
+          <w:sz w:val="24"/>
+          <w:szCs w:val="24"/>
+          <w:lang w:eastAsia="en-IN" w:bidi="hi-IN"/>
+        </w:rPr>
+        <w:t xml:space="preserve">: Add an </w:t>
+      </w:r>
+      <w:proofErr w:type="spellStart"/>
+      <w:r>
+        <w:rPr>
+          <w:rFonts w:ascii="Courier New" w:eastAsia="Times New Roman" w:hAnsi="Courier New" w:cs="Courier New"/>
+          <w:sz w:val="20"/>
+          <w:szCs w:val="20"/>
+          <w:lang w:eastAsia="en-IN" w:bidi="hi-IN"/>
+        </w:rPr>
+        <w:t>arrivalRate</w:t>
+      </w:r>
+      <w:proofErr w:type="spellEnd"/>
+      <w:r>
+        <w:rPr>
+          <w:rFonts w:ascii="Times New Roman" w:eastAsia="Times New Roman" w:hAnsi="Times New Roman" w:cs="Times New Roman"/>
+          <w:sz w:val="24"/>
+          <w:szCs w:val="24"/>
+          <w:lang w:eastAsia="en-IN" w:bidi="hi-IN"/>
+        </w:rPr>
+        <w:t xml:space="preserve"> property per edge (vehicles/minute) and a global </w:t>
+      </w:r>
+      <w:proofErr w:type="spellStart"/>
+      <w:r>
+        <w:rPr>
+          <w:rFonts w:ascii="Courier New" w:eastAsia="Times New Roman" w:hAnsi="Courier New" w:cs="Courier New"/>
+          <w:sz w:val="20"/>
+          <w:szCs w:val="20"/>
+          <w:lang w:eastAsia="en-IN" w:bidi="hi-IN"/>
+        </w:rPr>
+        <w:t>timeOfDay</w:t>
+      </w:r>
+      <w:proofErr w:type="spellEnd"/>
+      <w:r>
+        <w:rPr>
+          <w:rFonts w:ascii="Times New Roman" w:eastAsia="Times New Roman" w:hAnsi="Times New Roman" w:cs="Times New Roman"/>
+          <w:sz w:val="24"/>
+          <w:szCs w:val="24"/>
+          <w:lang w:eastAsia="en-IN" w:bidi="hi-IN"/>
+        </w:rPr>
+        <w:t xml:space="preserve"> simulation variable. Spawn cars using </w:t>
+      </w:r>
+      <w:r>
+        <w:rPr>
+          <w:rFonts w:ascii="Courier New" w:eastAsia="Times New Roman" w:hAnsi="Courier New" w:cs="Courier New"/>
+          <w:sz w:val="20"/>
+          <w:szCs w:val="20"/>
+          <w:lang w:eastAsia="en-IN" w:bidi="hi-IN"/>
+        </w:rPr>
+        <w:t>rate * dt</w:t>
+      </w:r>
+      <w:r>
+        <w:rPr>
+          <w:rFonts w:ascii="Times New Roman" w:eastAsia="Times New Roman" w:hAnsi="Times New Roman" w:cs="Times New Roman"/>
+          <w:sz w:val="24"/>
+          <w:szCs w:val="24"/>
+          <w:lang w:eastAsia="en-IN" w:bidi="hi-IN"/>
+        </w:rPr>
+        <w:t xml:space="preserve"> Poisson draws rather than filling to a fixed count target.</w:t>
+      </w:r>
+    </w:p>
+    <w:p>
+      <w:pPr>
+        <w:spacing w:after="0" w:line="240" w:lineRule="auto"/>
+        <w:rPr>
+          <w:rFonts w:ascii="Times New Roman" w:eastAsia="Times New Roman" w:hAnsi="Times New Roman" w:cs="Times New Roman"/>
+          <w:sz w:val="24"/>
+          <w:szCs w:val="24"/>
+          <w:lang w:eastAsia="en-IN" w:bidi="hi-IN"/>
+        </w:rPr>
+      </w:pPr>
+      <w:r>
+        <w:rPr>
+          <w:rFonts w:ascii="Times New Roman" w:eastAsia="Times New Roman" w:hAnsi="Times New Roman" w:cs="Times New Roman"/>
+          <w:sz w:val="24"/>
+          <w:szCs w:val="24"/>
+          <w:lang w:eastAsia="en-IN" w:bidi="hi-IN"/>
+        </w:rPr>
+        <w:pict w14:anchorId="666233EE">
+          <v:rect id="_x0000_i1039" style="width:0;height:1.5pt" o:hralign="center" o:hrstd="t" o:hr="t" fillcolor="#a0a0a0" stroked="f"/>
+        </w:pict>
+      </w:r>
+    </w:p>
+    <w:p>
+      <w:pPr>
+        <w:spacing w:before="100" w:beforeAutospacing="1" w:after="100" w:afterAutospacing="1" w:line="240" w:lineRule="auto"/>
+        <w:outlineLvl w:val="2"/>
+        <w:rPr>
+          <w:rFonts w:ascii="Times New Roman" w:eastAsia="Times New Roman" w:hAnsi="Times New Roman" w:cs="Times New Roman"/>
+          <w:b/>
+          <w:bCs/>
+          <w:sz w:val="27"/>
+          <w:szCs w:val="27"/>
+          <w:lang w:eastAsia="en-IN" w:bidi="hi-IN"/>
+        </w:rPr>
+      </w:pPr>
+      <w:r>
+        <w:rPr>
+          <w:rFonts w:ascii="Times New Roman" w:eastAsia="Times New Roman" w:hAnsi="Times New Roman" w:cs="Times New Roman"/>
+          <w:b/>
+          <w:bCs/>
+          <w:sz w:val="27"/>
+          <w:szCs w:val="27"/>
+          <w:lang w:eastAsia="en-IN" w:bidi="hi-IN"/>
+        </w:rPr>
+        <w:t>2.6 — Performance metrics and telemetry</w:t>
+      </w:r>
+    </w:p>
+    <w:p>
+      <w:pPr>
+        <w:spacing w:before="100" w:beforeAutospacing="1" w:after="100" w:afterAutospacing="1" w:line="240" w:lineRule="auto"/>
+        <w:rPr>
+          <w:rFonts w:ascii="Times New Roman" w:eastAsia="Times New Roman" w:hAnsi="Times New Roman" w:cs="Times New Roman"/>
+          <w:sz w:val="24"/>
+          <w:szCs w:val="24"/>
+          <w:lang w:eastAsia="en-IN" w:bidi="hi-IN"/>
+        </w:rPr>
+      </w:pPr>
+      <w:r>
+        <w:rPr>
+          <w:rFonts w:ascii="Times New Roman" w:eastAsia="Times New Roman" w:hAnsi="Times New Roman" w:cs="Times New Roman"/>
+          <w:sz w:val="24"/>
+          <w:szCs w:val="24"/>
+          <w:lang w:eastAsia="en-IN" w:bidi="hi-IN"/>
+        </w:rPr>
+        <w:t>There is no system-level performance tracking. The only feedback is the live per-intersection "Cars in Box" counter. A useful simulation needs:</w:t>
+      </w:r>
+    </w:p>
+    <w:p>
+      <w:pPr>
+        <w:numPr>
+          <w:ilvl w:val="0"/>
+          <w:numId w:val="1"/>
+        </w:numPr>
+        <w:spacing w:before="100" w:beforeAutospacing="1" w:after="100" w:afterAutospacing="1" w:line="240" w:lineRule="auto"/>
+        <w:rPr>
+          <w:rFonts w:ascii="Times New Roman" w:eastAsia="Times New Roman" w:hAnsi="Times New Roman" w:cs="Times New Roman"/>
+          <w:sz w:val="24"/>
+          <w:szCs w:val="24"/>
+          <w:lang w:eastAsia="en-IN" w:bidi="hi-IN"/>
+        </w:rPr>
+      </w:pPr>
+      <w:r>
+        <w:rPr>
+          <w:rFonts w:ascii="Times New Roman" w:eastAsia="Times New Roman" w:hAnsi="Times New Roman" w:cs="Times New Roman"/>
+          <w:b/>
+          <w:bCs/>
+          <w:sz w:val="24"/>
+          <w:szCs w:val="24"/>
+          <w:lang w:eastAsia="en-IN" w:bidi="hi-IN"/>
+        </w:rPr>
+        <w:t>Average delay per vehicle</w:t>
+      </w:r>
+      <w:r>
+        <w:rPr>
+          <w:rFonts w:ascii="Times New Roman" w:eastAsia="Times New Roman" w:hAnsi="Times New Roman" w:cs="Times New Roman"/>
+          <w:sz w:val="24"/>
+          <w:szCs w:val="24"/>
+          <w:lang w:eastAsia="en-IN" w:bidi="hi-IN"/>
+        </w:rPr>
+        <w:t xml:space="preserve"> (time from spawn to </w:t>
+      </w:r>
+      <w:proofErr w:type="spellStart"/>
+      <w:r>
+        <w:rPr>
+          <w:rFonts w:ascii="Times New Roman" w:eastAsia="Times New Roman" w:hAnsi="Times New Roman" w:cs="Times New Roman"/>
+          <w:sz w:val="24"/>
+          <w:szCs w:val="24"/>
+          <w:lang w:eastAsia="en-IN" w:bidi="hi-IN"/>
+        </w:rPr>
+        <w:t>despawn</w:t>
+      </w:r>
+      <w:proofErr w:type="spellEnd"/>
+      <w:r>
+        <w:rPr>
+          <w:rFonts w:ascii="Times New Roman" w:eastAsia="Times New Roman" w:hAnsi="Times New Roman" w:cs="Times New Roman"/>
+          <w:sz w:val="24"/>
+          <w:szCs w:val="24"/>
+          <w:lang w:eastAsia="en-IN" w:bidi="hi-IN"/>
+        </w:rPr>
+        <w:t xml:space="preserve"> vs free-flow travel time)</w:t>
+      </w:r>
+    </w:p>
+    <w:p>
+      <w:pPr>
+        <w:numPr>
+          <w:ilvl w:val="0"/>
+          <w:numId w:val="1"/>
+        </w:numPr>
+        <w:spacing w:before="100" w:beforeAutospacing="1" w:after="100" w:afterAutospacing="1" w:line="240" w:lineRule="auto"/>
+        <w:rPr>
+          <w:rFonts w:ascii="Times New Roman" w:eastAsia="Times New Roman" w:hAnsi="Times New Roman" w:cs="Times New Roman"/>
+          <w:sz w:val="24"/>
+          <w:szCs w:val="24"/>
+          <w:lang w:eastAsia="en-IN" w:bidi="hi-IN"/>
+        </w:rPr>
+      </w:pPr>
+      <w:r>
+        <w:rPr>
+          <w:rFonts w:ascii="Times New Roman" w:eastAsia="Times New Roman" w:hAnsi="Times New Roman" w:cs="Times New Roman"/>
+          <w:b/>
+          <w:bCs/>
+          <w:sz w:val="24"/>
+          <w:szCs w:val="24"/>
+          <w:lang w:eastAsia="en-IN" w:bidi="hi-IN"/>
+        </w:rPr>
+        <w:t>Queue length per approach</w:t>
+      </w:r>
+      <w:r>
+        <w:rPr>
+          <w:rFonts w:ascii="Times New Roman" w:eastAsia="Times New Roman" w:hAnsi="Times New Roman" w:cs="Times New Roman"/>
+          <w:sz w:val="24"/>
+          <w:szCs w:val="24"/>
+          <w:lang w:eastAsia="en-IN" w:bidi="hi-IN"/>
+        </w:rPr>
+        <w:t xml:space="preserve"> (time-series)</w:t>
+      </w:r>
+    </w:p>
+    <w:p>
+      <w:pPr>
+        <w:numPr>
+          <w:ilvl w:val="0"/>
+          <w:numId w:val="1"/>
+        </w:numPr>
+        <w:spacing w:before="100" w:beforeAutospacing="1" w:after="100" w:afterAutospacing="1" w:line="240" w:lineRule="auto"/>
+        <w:rPr>
+          <w:rFonts w:ascii="Times New Roman" w:eastAsia="Times New Roman" w:hAnsi="Times New Roman" w:cs="Times New Roman"/>
+          <w:sz w:val="24"/>
+          <w:szCs w:val="24"/>
+          <w:lang w:eastAsia="en-IN" w:bidi="hi-IN"/>
+        </w:rPr>
+      </w:pPr>
+      <w:r>
+        <w:rPr>
+          <w:rFonts w:ascii="Times New Roman" w:eastAsia="Times New Roman" w:hAnsi="Times New Roman" w:cs="Times New Roman"/>
+          <w:b/>
+          <w:bCs/>
+          <w:sz w:val="24"/>
+          <w:szCs w:val="24"/>
+          <w:lang w:eastAsia="en-IN" w:bidi="hi-IN"/>
+        </w:rPr>
+        <w:t>Intersection throughput</w:t>
+      </w:r>
+      <w:r>
+        <w:rPr>
+          <w:rFonts w:ascii="Times New Roman" w:eastAsia="Times New Roman" w:hAnsi="Times New Roman" w:cs="Times New Roman"/>
+          <w:sz w:val="24"/>
+          <w:szCs w:val="24"/>
+          <w:lang w:eastAsia="en-IN" w:bidi="hi-IN"/>
+        </w:rPr>
+        <w:t xml:space="preserve"> (vehicles cleared per cycle)</w:t>
+      </w:r>
+    </w:p>
+    <w:p>
+      <w:pPr>
+        <w:numPr>
+          <w:ilvl w:val="0"/>
+          <w:numId w:val="1"/>
+        </w:numPr>
+        <w:spacing w:before="100" w:beforeAutospacing="1" w:after="100" w:afterAutospacing="1" w:line="240" w:lineRule="auto"/>
+        <w:rPr>
+          <w:rFonts w:ascii="Times New Roman" w:eastAsia="Times New Roman" w:hAnsi="Times New Roman" w:cs="Times New Roman"/>
+          <w:sz w:val="24"/>
+          <w:szCs w:val="24"/>
+          <w:lang w:eastAsia="en-IN" w:bidi="hi-IN"/>
+        </w:rPr>
+      </w:pPr>
+      <w:r>
+        <w:rPr>
+          <w:rFonts w:ascii="Times New Roman" w:eastAsia="Times New Roman" w:hAnsi="Times New Roman" w:cs="Times New Roman"/>
+          <w:b/>
+          <w:bCs/>
+          <w:sz w:val="24"/>
+          <w:szCs w:val="24"/>
+          <w:lang w:eastAsia="en-IN" w:bidi="hi-IN"/>
+        </w:rPr>
+        <w:t>Network-wide stops per vehicle</w:t>
+      </w:r>
+    </w:p>
+    <w:p>
+      <w:pPr>
+        <w:spacing w:before="100" w:beforeAutospacing="1" w:after="100" w:afterAutospacing="1" w:line="240" w:lineRule="auto"/>
+        <w:rPr>
+          <w:rFonts w:ascii="Times New Roman" w:eastAsia="Times New Roman" w:hAnsi="Times New Roman" w:cs="Times New Roman"/>
+          <w:sz w:val="24"/>
+          <w:szCs w:val="24"/>
+          <w:lang w:eastAsia="en-IN" w:bidi="hi-IN"/>
+        </w:rPr>
+      </w:pPr>
+      <w:r>
+        <w:rPr>
+          <w:rFonts w:ascii="Times New Roman" w:eastAsia="Times New Roman" w:hAnsi="Times New Roman" w:cs="Times New Roman"/>
+          <w:b/>
+          <w:bCs/>
+          <w:sz w:val="24"/>
+          <w:szCs w:val="24"/>
+          <w:lang w:eastAsia="en-IN" w:bidi="hi-IN"/>
+        </w:rPr>
+        <w:t>Impact</w:t>
+      </w:r>
+      <w:r>
+        <w:rPr>
+          <w:rFonts w:ascii="Times New Roman" w:eastAsia="Times New Roman" w:hAnsi="Times New Roman" w:cs="Times New Roman"/>
+          <w:sz w:val="24"/>
+          <w:szCs w:val="24"/>
+          <w:lang w:eastAsia="en-IN" w:bidi="hi-IN"/>
+        </w:rPr>
+        <w:t>: There is no way to evaluate whether the AI is actually improving performance. A user cannot compare signal plans.</w:t>
+      </w:r>
+    </w:p>
+    <w:p>
+      <w:pPr>
+        <w:spacing w:before="100" w:beforeAutospacing="1" w:after="100" w:afterAutospacing="1" w:line="240" w:lineRule="auto"/>
+        <w:rPr>
+          <w:rFonts w:ascii="Times New Roman" w:eastAsia="Times New Roman" w:hAnsi="Times New Roman" w:cs="Times New Roman"/>
+          <w:sz w:val="24"/>
+          <w:szCs w:val="24"/>
+          <w:lang w:eastAsia="en-IN" w:bidi="hi-IN"/>
+        </w:rPr>
+      </w:pPr>
+      <w:r>
+        <w:rPr>
+          <w:rFonts w:ascii="Times New Roman" w:eastAsia="Times New Roman" w:hAnsi="Times New Roman" w:cs="Times New Roman"/>
+          <w:b/>
+          <w:bCs/>
+          <w:sz w:val="24"/>
+          <w:szCs w:val="24"/>
+          <w:lang w:eastAsia="en-IN" w:bidi="hi-IN"/>
+        </w:rPr>
+        <w:t>Implementation</w:t>
+      </w:r>
+      <w:r>
+        <w:rPr>
+          <w:rFonts w:ascii="Times New Roman" w:eastAsia="Times New Roman" w:hAnsi="Times New Roman" w:cs="Times New Roman"/>
+          <w:sz w:val="24"/>
+          <w:szCs w:val="24"/>
+          <w:lang w:eastAsia="en-IN" w:bidi="hi-IN"/>
+        </w:rPr>
+        <w:t xml:space="preserve">: Add a </w:t>
+      </w:r>
+      <w:r>
+        <w:rPr>
+          <w:rFonts w:ascii="Courier New" w:eastAsia="Times New Roman" w:hAnsi="Courier New" w:cs="Courier New"/>
+          <w:sz w:val="20"/>
+          <w:szCs w:val="20"/>
+          <w:lang w:eastAsia="en-IN" w:bidi="hi-IN"/>
+        </w:rPr>
+        <w:t>Stats</w:t>
+      </w:r>
+      <w:r>
+        <w:rPr>
+          <w:rFonts w:ascii="Times New Roman" w:eastAsia="Times New Roman" w:hAnsi="Times New Roman" w:cs="Times New Roman"/>
+          <w:sz w:val="24"/>
+          <w:szCs w:val="24"/>
+          <w:lang w:eastAsia="en-IN" w:bidi="hi-IN"/>
+        </w:rPr>
+        <w:t xml:space="preserve"> object tracking per-car entry time. On car </w:t>
+      </w:r>
+      <w:proofErr w:type="spellStart"/>
+      <w:r>
+        <w:rPr>
+          <w:rFonts w:ascii="Times New Roman" w:eastAsia="Times New Roman" w:hAnsi="Times New Roman" w:cs="Times New Roman"/>
+          <w:sz w:val="24"/>
+          <w:szCs w:val="24"/>
+          <w:lang w:eastAsia="en-IN" w:bidi="hi-IN"/>
+        </w:rPr>
+        <w:t>despawn</w:t>
+      </w:r>
+      <w:proofErr w:type="spellEnd"/>
+      <w:r>
+        <w:rPr>
+          <w:rFonts w:ascii="Times New Roman" w:eastAsia="Times New Roman" w:hAnsi="Times New Roman" w:cs="Times New Roman"/>
+          <w:sz w:val="24"/>
+          <w:szCs w:val="24"/>
+          <w:lang w:eastAsia="en-IN" w:bidi="hi-IN"/>
+        </w:rPr>
+        <w:t xml:space="preserve">, compute </w:t>
+      </w:r>
+      <w:r>
+        <w:rPr>
+          <w:rFonts w:ascii="Courier New" w:eastAsia="Times New Roman" w:hAnsi="Courier New" w:cs="Courier New"/>
+          <w:sz w:val="20"/>
+          <w:szCs w:val="20"/>
+          <w:lang w:eastAsia="en-IN" w:bidi="hi-IN"/>
+        </w:rPr>
+        <w:t xml:space="preserve">delay = </w:t>
+      </w:r>
+      <w:proofErr w:type="spellStart"/>
+      <w:r>
+        <w:rPr>
+          <w:rFonts w:ascii="Courier New" w:eastAsia="Times New Roman" w:hAnsi="Courier New" w:cs="Courier New"/>
+          <w:sz w:val="20"/>
+          <w:szCs w:val="20"/>
+          <w:lang w:eastAsia="en-IN" w:bidi="hi-IN"/>
+        </w:rPr>
+        <w:t>currentTime</w:t>
+      </w:r>
+      <w:proofErr w:type="spellEnd"/>
+      <w:r>
+        <w:rPr>
+          <w:rFonts w:ascii="Courier New" w:eastAsia="Times New Roman" w:hAnsi="Courier New" w:cs="Courier New"/>
+          <w:sz w:val="20"/>
+          <w:szCs w:val="20"/>
+          <w:lang w:eastAsia="en-IN" w:bidi="hi-IN"/>
+        </w:rPr>
+        <w:t xml:space="preserve"> - </w:t>
+      </w:r>
+      <w:proofErr w:type="spellStart"/>
+      <w:proofErr w:type="gramStart"/>
+      <w:r>
+        <w:rPr>
+          <w:rFonts w:ascii="Courier New" w:eastAsia="Times New Roman" w:hAnsi="Courier New" w:cs="Courier New"/>
+          <w:sz w:val="20"/>
+          <w:szCs w:val="20"/>
+          <w:lang w:eastAsia="en-IN" w:bidi="hi-IN"/>
+        </w:rPr>
+        <w:t>car.spawnTime</w:t>
+      </w:r>
+      <w:proofErr w:type="spellEnd"/>
+      <w:proofErr w:type="gramEnd"/>
+      <w:r>
+        <w:rPr>
+          <w:rFonts w:ascii="Courier New" w:eastAsia="Times New Roman" w:hAnsi="Courier New" w:cs="Courier New"/>
+          <w:sz w:val="20"/>
+          <w:szCs w:val="20"/>
+          <w:lang w:eastAsia="en-IN" w:bidi="hi-IN"/>
+        </w:rPr>
+        <w:t xml:space="preserve"> - </w:t>
+      </w:r>
+      <w:proofErr w:type="spellStart"/>
+      <w:r>
+        <w:rPr>
+          <w:rFonts w:ascii="Courier New" w:eastAsia="Times New Roman" w:hAnsi="Courier New" w:cs="Courier New"/>
+          <w:sz w:val="20"/>
+          <w:szCs w:val="20"/>
+          <w:lang w:eastAsia="en-IN" w:bidi="hi-IN"/>
+        </w:rPr>
+        <w:t>freeFlowTime</w:t>
+      </w:r>
+      <w:proofErr w:type="spellEnd"/>
+      <w:r>
+        <w:rPr>
+          <w:rFonts w:ascii="Times New Roman" w:eastAsia="Times New Roman" w:hAnsi="Times New Roman" w:cs="Times New Roman"/>
+          <w:sz w:val="24"/>
+          <w:szCs w:val="24"/>
+          <w:lang w:eastAsia="en-IN" w:bidi="hi-IN"/>
+        </w:rPr>
+        <w:t>. Expose a rolling 60-second average delay in the inspector panel.</w:t>
+      </w:r>
+    </w:p>
+    <w:p>
+      <w:pPr>
+        <w:rPr>
+          <w:rFonts w:ascii="Times New Roman" w:eastAsia="Times New Roman" w:hAnsi="Times New Roman" w:cs="Times New Roman"/>
+          <w:sz w:val="24"/>
+          <w:szCs w:val="24"/>
+          <w:lang w:eastAsia="en-IN" w:bidi="hi-IN"/>
+        </w:rPr>
+      </w:pPr>
+      <w:r>
+        <w:rPr>
+          <w:rFonts w:ascii="Times New Roman" w:eastAsia="Times New Roman" w:hAnsi="Times New Roman" w:cs="Times New Roman"/>
+          <w:sz w:val="24"/>
+          <w:szCs w:val="24"/>
+          <w:lang w:eastAsia="en-IN" w:bidi="hi-IN"/>
+        </w:rPr>
+        <w:br w:type="page"/>
+      </w:r>
+      <w:r>
+        <w:rPr>
+          <w:rFonts w:ascii="Times New Roman" w:eastAsia="Times New Roman" w:hAnsi="Times New Roman" w:cs="Times New Roman"/>
+          <w:b/>
+          <w:bCs/>
+          <w:sz w:val="27"/>
+          <w:szCs w:val="27"/>
+          <w:lang w:eastAsia="en-IN" w:bidi="hi-IN"/>
+        </w:rPr>
+        <w:lastRenderedPageBreak/>
+        <w:t>2.7 — Fallback mode for unsignalized / failed nodes</w:t>
+      </w:r>
+    </w:p>
+    <w:p>
+      <w:pPr>
+        <w:spacing w:before="100" w:beforeAutospacing="1" w:after="100" w:afterAutospacing="1" w:line="240" w:lineRule="auto"/>
+        <w:rPr>
+          <w:rFonts w:ascii="Times New Roman" w:eastAsia="Times New Roman" w:hAnsi="Times New Roman" w:cs="Times New Roman"/>
+          <w:sz w:val="24"/>
+          <w:szCs w:val="24"/>
+          <w:lang w:eastAsia="en-IN" w:bidi="hi-IN"/>
+        </w:rPr>
+      </w:pPr>
+      <w:r>
+        <w:rPr>
+          <w:rFonts w:ascii="Times New Roman" w:eastAsia="Times New Roman" w:hAnsi="Times New Roman" w:cs="Times New Roman"/>
+          <w:sz w:val="24"/>
+          <w:szCs w:val="24"/>
+          <w:lang w:eastAsia="en-IN" w:bidi="hi-IN"/>
+        </w:rPr>
+        <w:t xml:space="preserve">If a node has </w:t>
+      </w:r>
+      <w:r>
+        <w:rPr>
+          <w:rFonts w:ascii="Courier New" w:eastAsia="Times New Roman" w:hAnsi="Courier New" w:cs="Courier New"/>
+          <w:sz w:val="20"/>
+          <w:szCs w:val="20"/>
+          <w:lang w:eastAsia="en-IN" w:bidi="hi-IN"/>
+        </w:rPr>
+        <w:t>ctrl: "uncontrolled"</w:t>
+      </w:r>
+      <w:r>
+        <w:rPr>
+          <w:rFonts w:ascii="Times New Roman" w:eastAsia="Times New Roman" w:hAnsi="Times New Roman" w:cs="Times New Roman"/>
+          <w:sz w:val="24"/>
+          <w:szCs w:val="24"/>
+          <w:lang w:eastAsia="en-IN" w:bidi="hi-IN"/>
+        </w:rPr>
+        <w:t>, all cars pass through without stopping. But there is no all-way-stop or yield logic — cars from all directions flow simultaneously. This is a significant safety and fidelity gap. Additionally, if a signal node has no lights configured, it silently acts as uncontrolled.</w:t>
+      </w:r>
+    </w:p>
+    <w:p>
+      <w:pPr>
+        <w:spacing w:before="100" w:beforeAutospacing="1" w:after="100" w:afterAutospacing="1" w:line="240" w:lineRule="auto"/>
+        <w:rPr>
+          <w:rFonts w:ascii="Times New Roman" w:eastAsia="Times New Roman" w:hAnsi="Times New Roman" w:cs="Times New Roman"/>
+          <w:sz w:val="24"/>
+          <w:szCs w:val="24"/>
+          <w:lang w:eastAsia="en-IN" w:bidi="hi-IN"/>
+        </w:rPr>
+      </w:pPr>
+      <w:r>
+        <w:rPr>
+          <w:rFonts w:ascii="Times New Roman" w:eastAsia="Times New Roman" w:hAnsi="Times New Roman" w:cs="Times New Roman"/>
+          <w:b/>
+          <w:bCs/>
+          <w:sz w:val="24"/>
+          <w:szCs w:val="24"/>
+          <w:lang w:eastAsia="en-IN" w:bidi="hi-IN"/>
+        </w:rPr>
+        <w:t>Impact</w:t>
+      </w:r>
+      <w:r>
+        <w:rPr>
+          <w:rFonts w:ascii="Times New Roman" w:eastAsia="Times New Roman" w:hAnsi="Times New Roman" w:cs="Times New Roman"/>
+          <w:sz w:val="24"/>
+          <w:szCs w:val="24"/>
+          <w:lang w:eastAsia="en-IN" w:bidi="hi-IN"/>
+        </w:rPr>
+        <w:t>: Intersections with crossing traffic flows never produce realistic yield behavior. The simulation models "free-flow" rather than "yield" or "stop" for uncontrolled nodes.</w:t>
+      </w:r>
+    </w:p>
+    <w:p>
+      <w:pPr>
+        <w:spacing w:before="100" w:beforeAutospacing="1" w:after="100" w:afterAutospacing="1" w:line="240" w:lineRule="auto"/>
+        <w:rPr>
+          <w:rFonts w:ascii="Times New Roman" w:eastAsia="Times New Roman" w:hAnsi="Times New Roman" w:cs="Times New Roman"/>
+          <w:sz w:val="24"/>
+          <w:szCs w:val="24"/>
+          <w:lang w:eastAsia="en-IN" w:bidi="hi-IN"/>
+        </w:rPr>
+      </w:pPr>
+      <w:r>
+        <w:rPr>
+          <w:rFonts w:ascii="Times New Roman" w:eastAsia="Times New Roman" w:hAnsi="Times New Roman" w:cs="Times New Roman"/>
+          <w:b/>
+          <w:bCs/>
+          <w:sz w:val="24"/>
+          <w:szCs w:val="24"/>
+          <w:lang w:eastAsia="en-IN" w:bidi="hi-IN"/>
+        </w:rPr>
+        <w:t>Implementation</w:t>
+      </w:r>
+      <w:r>
+        <w:rPr>
+          <w:rFonts w:ascii="Times New Roman" w:eastAsia="Times New Roman" w:hAnsi="Times New Roman" w:cs="Times New Roman"/>
+          <w:sz w:val="24"/>
+          <w:szCs w:val="24"/>
+          <w:lang w:eastAsia="en-IN" w:bidi="hi-IN"/>
+        </w:rPr>
+        <w:t xml:space="preserve">: Add </w:t>
+      </w:r>
+      <w:r>
+        <w:rPr>
+          <w:rFonts w:ascii="Courier New" w:eastAsia="Times New Roman" w:hAnsi="Courier New" w:cs="Courier New"/>
+          <w:sz w:val="20"/>
+          <w:szCs w:val="20"/>
+          <w:lang w:eastAsia="en-IN" w:bidi="hi-IN"/>
+        </w:rPr>
+        <w:t>ctrl: "</w:t>
+      </w:r>
+      <w:proofErr w:type="spellStart"/>
+      <w:r>
+        <w:rPr>
+          <w:rFonts w:ascii="Courier New" w:eastAsia="Times New Roman" w:hAnsi="Courier New" w:cs="Courier New"/>
+          <w:sz w:val="20"/>
+          <w:szCs w:val="20"/>
+          <w:lang w:eastAsia="en-IN" w:bidi="hi-IN"/>
+        </w:rPr>
+        <w:t>allway_stop</w:t>
+      </w:r>
+      <w:proofErr w:type="spellEnd"/>
+      <w:r>
+        <w:rPr>
+          <w:rFonts w:ascii="Courier New" w:eastAsia="Times New Roman" w:hAnsi="Courier New" w:cs="Courier New"/>
+          <w:sz w:val="20"/>
+          <w:szCs w:val="20"/>
+          <w:lang w:eastAsia="en-IN" w:bidi="hi-IN"/>
+        </w:rPr>
+        <w:t>"</w:t>
+      </w:r>
+      <w:r>
+        <w:rPr>
+          <w:rFonts w:ascii="Times New Roman" w:eastAsia="Times New Roman" w:hAnsi="Times New Roman" w:cs="Times New Roman"/>
+          <w:sz w:val="24"/>
+          <w:szCs w:val="24"/>
+          <w:lang w:eastAsia="en-IN" w:bidi="hi-IN"/>
+        </w:rPr>
+        <w:t xml:space="preserve"> and </w:t>
+      </w:r>
+      <w:r>
+        <w:rPr>
+          <w:rFonts w:ascii="Courier New" w:eastAsia="Times New Roman" w:hAnsi="Courier New" w:cs="Courier New"/>
+          <w:sz w:val="20"/>
+          <w:szCs w:val="20"/>
+          <w:lang w:eastAsia="en-IN" w:bidi="hi-IN"/>
+        </w:rPr>
+        <w:t>ctrl: "yield"</w:t>
+      </w:r>
+      <w:r>
+        <w:rPr>
+          <w:rFonts w:ascii="Times New Roman" w:eastAsia="Times New Roman" w:hAnsi="Times New Roman" w:cs="Times New Roman"/>
+          <w:sz w:val="24"/>
+          <w:szCs w:val="24"/>
+          <w:lang w:eastAsia="en-IN" w:bidi="hi-IN"/>
+        </w:rPr>
+        <w:t xml:space="preserve"> as node types. For all-way stop, implement a first-come-first-served queue per approach using a </w:t>
+      </w:r>
+      <w:proofErr w:type="spellStart"/>
+      <w:r>
+        <w:rPr>
+          <w:rFonts w:ascii="Courier New" w:eastAsia="Times New Roman" w:hAnsi="Courier New" w:cs="Courier New"/>
+          <w:sz w:val="20"/>
+          <w:szCs w:val="20"/>
+          <w:lang w:eastAsia="en-IN" w:bidi="hi-IN"/>
+        </w:rPr>
+        <w:t>waitQueue</w:t>
+      </w:r>
+      <w:proofErr w:type="spellEnd"/>
+      <w:r>
+        <w:rPr>
+          <w:rFonts w:ascii="Times New Roman" w:eastAsia="Times New Roman" w:hAnsi="Times New Roman" w:cs="Times New Roman"/>
+          <w:sz w:val="24"/>
+          <w:szCs w:val="24"/>
+          <w:lang w:eastAsia="en-IN" w:bidi="hi-IN"/>
+        </w:rPr>
+        <w:t xml:space="preserve"> array on the node. For yield, give priority to the major road (highest </w:t>
+      </w:r>
+      <w:proofErr w:type="spellStart"/>
+      <w:r>
+        <w:rPr>
+          <w:rFonts w:ascii="Courier New" w:eastAsia="Times New Roman" w:hAnsi="Courier New" w:cs="Courier New"/>
+          <w:sz w:val="20"/>
+          <w:szCs w:val="20"/>
+          <w:lang w:eastAsia="en-IN" w:bidi="hi-IN"/>
+        </w:rPr>
+        <w:t>spd</w:t>
+      </w:r>
+      <w:proofErr w:type="spellEnd"/>
+      <w:r>
+        <w:rPr>
+          <w:rFonts w:ascii="Times New Roman" w:eastAsia="Times New Roman" w:hAnsi="Times New Roman" w:cs="Times New Roman"/>
+          <w:sz w:val="24"/>
+          <w:szCs w:val="24"/>
+          <w:lang w:eastAsia="en-IN" w:bidi="hi-IN"/>
+        </w:rPr>
+        <w:t xml:space="preserve"> edge).</w:t>
+      </w:r>
+    </w:p>
+    <w:p>
+      <w:pPr>
+        <w:spacing w:before="100" w:beforeAutospacing="1" w:after="100" w:afterAutospacing="1" w:line="240" w:lineRule="auto"/>
+        <w:outlineLvl w:val="2"/>
+        <w:rPr>
+          <w:rFonts w:ascii="Times New Roman" w:eastAsia="Times New Roman" w:hAnsi="Times New Roman" w:cs="Times New Roman"/>
+          <w:b/>
+          <w:bCs/>
+          <w:sz w:val="27"/>
+          <w:szCs w:val="27"/>
+          <w:lang w:eastAsia="en-IN" w:bidi="hi-IN"/>
+        </w:rPr>
+      </w:pPr>
+      <w:r>
+        <w:rPr>
+          <w:rFonts w:ascii="Times New Roman" w:eastAsia="Times New Roman" w:hAnsi="Times New Roman" w:cs="Times New Roman"/>
+          <w:b/>
+          <w:bCs/>
+          <w:sz w:val="27"/>
+          <w:szCs w:val="27"/>
+          <w:lang w:eastAsia="en-IN" w:bidi="hi-IN"/>
+        </w:rPr>
+        <w:t>2.8 — Car-following model (longitudinal safety)</w:t>
+      </w:r>
+    </w:p>
+    <w:p>
+      <w:pPr>
+        <w:spacing w:before="100" w:beforeAutospacing="1" w:after="100" w:afterAutospacing="1" w:line="240" w:lineRule="auto"/>
+        <w:rPr>
+          <w:rFonts w:ascii="Times New Roman" w:eastAsia="Times New Roman" w:hAnsi="Times New Roman" w:cs="Times New Roman"/>
+          <w:sz w:val="24"/>
+          <w:szCs w:val="24"/>
+          <w:lang w:eastAsia="en-IN" w:bidi="hi-IN"/>
+        </w:rPr>
+      </w:pPr>
+      <w:r>
+        <w:rPr>
+          <w:rFonts w:ascii="Times New Roman" w:eastAsia="Times New Roman" w:hAnsi="Times New Roman" w:cs="Times New Roman"/>
+          <w:sz w:val="24"/>
+          <w:szCs w:val="24"/>
+          <w:lang w:eastAsia="en-IN" w:bidi="hi-IN"/>
+        </w:rPr>
+        <w:t>Cars do not interact with each other longitudinally. Two cars can occupy the same position on the same lane simultaneously. There is no minimum headway, no reaction to the car ahead braking, and no shockwave propagation.</w:t>
+      </w:r>
+    </w:p>
+    <w:p>
+      <w:pPr>
+        <w:spacing w:before="100" w:beforeAutospacing="1" w:after="100" w:afterAutospacing="1" w:line="240" w:lineRule="auto"/>
+        <w:rPr>
+          <w:rFonts w:ascii="Times New Roman" w:eastAsia="Times New Roman" w:hAnsi="Times New Roman" w:cs="Times New Roman"/>
+          <w:sz w:val="24"/>
+          <w:szCs w:val="24"/>
+          <w:lang w:eastAsia="en-IN" w:bidi="hi-IN"/>
+        </w:rPr>
+      </w:pPr>
+      <w:r>
+        <w:rPr>
+          <w:rFonts w:ascii="Times New Roman" w:eastAsia="Times New Roman" w:hAnsi="Times New Roman" w:cs="Times New Roman"/>
+          <w:b/>
+          <w:bCs/>
+          <w:sz w:val="24"/>
+          <w:szCs w:val="24"/>
+          <w:lang w:eastAsia="en-IN" w:bidi="hi-IN"/>
+        </w:rPr>
+        <w:t>Impact</w:t>
+      </w:r>
+      <w:r>
+        <w:rPr>
+          <w:rFonts w:ascii="Times New Roman" w:eastAsia="Times New Roman" w:hAnsi="Times New Roman" w:cs="Times New Roman"/>
+          <w:sz w:val="24"/>
+          <w:szCs w:val="24"/>
+          <w:lang w:eastAsia="en-IN" w:bidi="hi-IN"/>
+        </w:rPr>
+        <w:t>: The simulation allows unrealistic traffic densities (e.g., 200 cars on a 100-unit road). Queue behavior is purely based on the stop-line red light, not on vehicle interactions. This significantly overstates throughput capacity.</w:t>
+      </w:r>
+    </w:p>
+    <w:p>
+      <w:pPr>
+        <w:spacing w:before="100" w:beforeAutospacing="1" w:after="100" w:afterAutospacing="1" w:line="240" w:lineRule="auto"/>
+        <w:rPr>
+          <w:rFonts w:ascii="Times New Roman" w:eastAsia="Times New Roman" w:hAnsi="Times New Roman" w:cs="Times New Roman"/>
+          <w:sz w:val="24"/>
+          <w:szCs w:val="24"/>
+          <w:lang w:eastAsia="en-IN" w:bidi="hi-IN"/>
+        </w:rPr>
+      </w:pPr>
+      <w:r>
+        <w:rPr>
+          <w:rFonts w:ascii="Times New Roman" w:eastAsia="Times New Roman" w:hAnsi="Times New Roman" w:cs="Times New Roman"/>
+          <w:b/>
+          <w:bCs/>
+          <w:sz w:val="24"/>
+          <w:szCs w:val="24"/>
+          <w:lang w:eastAsia="en-IN" w:bidi="hi-IN"/>
+        </w:rPr>
+        <w:t>Implementation</w:t>
+      </w:r>
+      <w:r>
+        <w:rPr>
+          <w:rFonts w:ascii="Times New Roman" w:eastAsia="Times New Roman" w:hAnsi="Times New Roman" w:cs="Times New Roman"/>
+          <w:sz w:val="24"/>
+          <w:szCs w:val="24"/>
+          <w:lang w:eastAsia="en-IN" w:bidi="hi-IN"/>
+        </w:rPr>
+        <w:t xml:space="preserve">: Add a leader-follower check per lane per edge. Sort cars by progress, then for each car, find the next car ahead. If </w:t>
+      </w:r>
+      <w:r>
+        <w:rPr>
+          <w:rFonts w:ascii="Courier New" w:eastAsia="Times New Roman" w:hAnsi="Courier New" w:cs="Courier New"/>
+          <w:sz w:val="20"/>
+          <w:szCs w:val="20"/>
+          <w:lang w:eastAsia="en-IN" w:bidi="hi-IN"/>
+        </w:rPr>
+        <w:t xml:space="preserve">headway &lt; </w:t>
+      </w:r>
+      <w:proofErr w:type="spellStart"/>
+      <w:r>
+        <w:rPr>
+          <w:rFonts w:ascii="Courier New" w:eastAsia="Times New Roman" w:hAnsi="Courier New" w:cs="Courier New"/>
+          <w:sz w:val="20"/>
+          <w:szCs w:val="20"/>
+          <w:lang w:eastAsia="en-IN" w:bidi="hi-IN"/>
+        </w:rPr>
+        <w:t>safeHeadway</w:t>
+      </w:r>
+      <w:proofErr w:type="spellEnd"/>
+      <w:r>
+        <w:rPr>
+          <w:rFonts w:ascii="Times New Roman" w:eastAsia="Times New Roman" w:hAnsi="Times New Roman" w:cs="Times New Roman"/>
+          <w:sz w:val="24"/>
+          <w:szCs w:val="24"/>
+          <w:lang w:eastAsia="en-IN" w:bidi="hi-IN"/>
+        </w:rPr>
+        <w:t>, reduce speed proportionally (Newell–</w:t>
+      </w:r>
+      <w:proofErr w:type="spellStart"/>
+      <w:r>
+        <w:rPr>
+          <w:rFonts w:ascii="Times New Roman" w:eastAsia="Times New Roman" w:hAnsi="Times New Roman" w:cs="Times New Roman"/>
+          <w:sz w:val="24"/>
+          <w:szCs w:val="24"/>
+          <w:lang w:eastAsia="en-IN" w:bidi="hi-IN"/>
+        </w:rPr>
+        <w:t>Daganzo</w:t>
+      </w:r>
+      <w:proofErr w:type="spellEnd"/>
+      <w:r>
+        <w:rPr>
+          <w:rFonts w:ascii="Times New Roman" w:eastAsia="Times New Roman" w:hAnsi="Times New Roman" w:cs="Times New Roman"/>
+          <w:sz w:val="24"/>
+          <w:szCs w:val="24"/>
+          <w:lang w:eastAsia="en-IN" w:bidi="hi-IN"/>
+        </w:rPr>
+        <w:t xml:space="preserve"> model or a simple IDM approximation).</w:t>
+      </w:r>
+    </w:p>
+    <w:p>
+      <w:pPr>
+        <w:spacing w:before="100" w:beforeAutospacing="1" w:after="100" w:afterAutospacing="1" w:line="240" w:lineRule="auto"/>
+        <w:outlineLvl w:val="1"/>
+        <w:rPr>
+          <w:rFonts w:ascii="Times New Roman" w:eastAsia="Times New Roman" w:hAnsi="Times New Roman" w:cs="Times New Roman"/>
+          <w:b/>
+          <w:bCs/>
+          <w:sz w:val="36"/>
+          <w:szCs w:val="36"/>
+          <w:lang w:eastAsia="en-IN" w:bidi="hi-IN"/>
+        </w:rPr>
+      </w:pPr>
+      <w:r>
+        <w:rPr>
+          <w:rFonts w:ascii="Times New Roman" w:eastAsia="Times New Roman" w:hAnsi="Times New Roman" w:cs="Times New Roman"/>
+          <w:b/>
+          <w:bCs/>
+          <w:sz w:val="36"/>
+          <w:szCs w:val="36"/>
+          <w:lang w:eastAsia="en-IN" w:bidi="hi-IN"/>
+        </w:rPr>
+        <w:t xml:space="preserve">Section 3: Priority </w:t>
+      </w:r>
+      <w:proofErr w:type="spellStart"/>
+      <w:r>
+        <w:rPr>
+          <w:rFonts w:ascii="Times New Roman" w:eastAsia="Times New Roman" w:hAnsi="Times New Roman" w:cs="Times New Roman"/>
+          <w:b/>
+          <w:bCs/>
+          <w:sz w:val="36"/>
+          <w:szCs w:val="36"/>
+          <w:lang w:eastAsia="en-IN" w:bidi="hi-IN"/>
+        </w:rPr>
+        <w:t>SummaryThe</w:t>
+      </w:r>
+      <w:proofErr w:type="spellEnd"/>
+      <w:r>
+        <w:rPr>
+          <w:rFonts w:ascii="Times New Roman" w:eastAsia="Times New Roman" w:hAnsi="Times New Roman" w:cs="Times New Roman"/>
+          <w:b/>
+          <w:bCs/>
+          <w:sz w:val="36"/>
+          <w:szCs w:val="36"/>
+          <w:lang w:eastAsia="en-IN" w:bidi="hi-IN"/>
+        </w:rPr>
+        <w:t xml:space="preserve"> three issues to fix first, before anything else:</w:t>
+      </w:r>
+    </w:p>
+    <w:p>
+      <w:pPr>
+        <w:spacing w:before="100" w:beforeAutospacing="1" w:after="100" w:afterAutospacing="1" w:line="240" w:lineRule="auto"/>
+        <w:rPr>
+          <w:rFonts w:ascii="Times New Roman" w:eastAsia="Times New Roman" w:hAnsi="Times New Roman" w:cs="Times New Roman"/>
+          <w:sz w:val="24"/>
+          <w:szCs w:val="24"/>
+          <w:lang w:eastAsia="en-IN" w:bidi="hi-IN"/>
+        </w:rPr>
+      </w:pPr>
+      <w:r>
+        <w:rPr>
+          <w:rFonts w:ascii="Times New Roman" w:eastAsia="Times New Roman" w:hAnsi="Times New Roman" w:cs="Times New Roman"/>
+          <w:b/>
+          <w:bCs/>
+          <w:sz w:val="24"/>
+          <w:szCs w:val="24"/>
+          <w:lang w:eastAsia="en-IN" w:bidi="hi-IN"/>
+        </w:rPr>
+        <w:t>#1 is the signal schema conflict.</w:t>
+      </w:r>
+      <w:r>
+        <w:rPr>
+          <w:rFonts w:ascii="Times New Roman" w:eastAsia="Times New Roman" w:hAnsi="Times New Roman" w:cs="Times New Roman"/>
+          <w:sz w:val="24"/>
+          <w:szCs w:val="24"/>
+          <w:lang w:eastAsia="en-IN" w:bidi="hi-IN"/>
+        </w:rPr>
+        <w:t xml:space="preserve"> Running the simulation with a map that has no </w:t>
+      </w:r>
+      <w:r>
+        <w:rPr>
+          <w:rFonts w:ascii="Courier New" w:eastAsia="Times New Roman" w:hAnsi="Courier New" w:cs="Courier New"/>
+          <w:sz w:val="20"/>
+          <w:szCs w:val="20"/>
+          <w:lang w:eastAsia="en-IN" w:bidi="hi-IN"/>
+        </w:rPr>
+        <w:t>lights</w:t>
+      </w:r>
+      <w:r>
+        <w:rPr>
+          <w:rFonts w:ascii="Times New Roman" w:eastAsia="Times New Roman" w:hAnsi="Times New Roman" w:cs="Times New Roman"/>
+          <w:sz w:val="24"/>
+          <w:szCs w:val="24"/>
+          <w:lang w:eastAsia="en-IN" w:bidi="hi-IN"/>
+        </w:rPr>
+        <w:t xml:space="preserve"> array (the default) produces zero signal behavior. The user sees cars moving but no red lights stopping them — the core feature of the application is silently broken for every new user.</w:t>
+      </w:r>
+    </w:p>
+    <w:p>
+      <w:pPr>
+        <w:spacing w:before="100" w:beforeAutospacing="1" w:after="100" w:afterAutospacing="1" w:line="240" w:lineRule="auto"/>
+        <w:rPr>
+          <w:rFonts w:ascii="Times New Roman" w:eastAsia="Times New Roman" w:hAnsi="Times New Roman" w:cs="Times New Roman"/>
+          <w:sz w:val="24"/>
+          <w:szCs w:val="24"/>
+          <w:lang w:eastAsia="en-IN" w:bidi="hi-IN"/>
+        </w:rPr>
+      </w:pPr>
+      <w:r>
+        <w:rPr>
+          <w:rFonts w:ascii="Times New Roman" w:eastAsia="Times New Roman" w:hAnsi="Times New Roman" w:cs="Times New Roman"/>
+          <w:b/>
+          <w:bCs/>
+          <w:sz w:val="24"/>
+          <w:szCs w:val="24"/>
+          <w:lang w:eastAsia="en-IN" w:bidi="hi-IN"/>
+        </w:rPr>
+        <w:t>#2 is the AI learning inversion (Flaw 5).</w:t>
+      </w:r>
+      <w:r>
+        <w:rPr>
+          <w:rFonts w:ascii="Times New Roman" w:eastAsia="Times New Roman" w:hAnsi="Times New Roman" w:cs="Times New Roman"/>
+          <w:sz w:val="24"/>
+          <w:szCs w:val="24"/>
+          <w:lang w:eastAsia="en-IN" w:bidi="hi-IN"/>
+        </w:rPr>
+        <w:t xml:space="preserve"> The adaptive algorithm as written will degrade performance over time rather than improve it. The longer the simulation runs, the worse the signal timing becomes. This is directly counter to the system's core premise.</w:t>
+      </w:r>
+    </w:p>
+    <w:p>
+      <w:pPr>
+        <w:spacing w:before="100" w:beforeAutospacing="1" w:after="100" w:afterAutospacing="1" w:line="240" w:lineRule="auto"/>
+        <w:rPr>
+          <w:rFonts w:ascii="Times New Roman" w:eastAsia="Times New Roman" w:hAnsi="Times New Roman" w:cs="Times New Roman"/>
+          <w:sz w:val="24"/>
+          <w:szCs w:val="24"/>
+          <w:lang w:eastAsia="en-IN" w:bidi="hi-IN"/>
+        </w:rPr>
+      </w:pPr>
+      <w:r>
+        <w:rPr>
+          <w:rFonts w:ascii="Times New Roman" w:eastAsia="Times New Roman" w:hAnsi="Times New Roman" w:cs="Times New Roman"/>
+          <w:b/>
+          <w:bCs/>
+          <w:sz w:val="24"/>
+          <w:szCs w:val="24"/>
+          <w:lang w:eastAsia="en-IN" w:bidi="hi-IN"/>
+        </w:rPr>
+        <w:t>#3 is no car-following model.</w:t>
+      </w:r>
+      <w:r>
+        <w:rPr>
+          <w:rFonts w:ascii="Times New Roman" w:eastAsia="Times New Roman" w:hAnsi="Times New Roman" w:cs="Times New Roman"/>
+          <w:sz w:val="24"/>
+          <w:szCs w:val="24"/>
+          <w:lang w:eastAsia="en-IN" w:bidi="hi-IN"/>
+        </w:rPr>
+        <w:t xml:space="preserve"> All throughput and delay numbers are physically impossible since vehicles can stack infinitely on a lane. Any performance comparison between signal plans is meaningless without it.</w:t>
+      </w:r>
+    </w:p>
+    <w:p>
+      <w:pPr>
+        <w:spacing w:before="100" w:beforeAutospacing="1" w:after="100" w:afterAutospacing="1" w:line="240" w:lineRule="auto"/>
+        <w:rPr>
+          <w:rFonts w:ascii="Times New Roman" w:eastAsia="Times New Roman" w:hAnsi="Times New Roman" w:cs="Times New Roman"/>
+          <w:sz w:val="24"/>
+          <w:szCs w:val="24"/>
+          <w:lang w:eastAsia="en-IN" w:bidi="hi-IN"/>
+        </w:rPr>
+      </w:pPr>
+      <w:r>
+        <w:rPr>
+          <w:rFonts w:ascii="Times New Roman" w:eastAsia="Times New Roman" w:hAnsi="Times New Roman" w:cs="Times New Roman"/>
+          <w:sz w:val="24"/>
+          <w:szCs w:val="24"/>
+          <w:lang w:eastAsia="en-IN" w:bidi="hi-IN"/>
+        </w:rPr>
+        <w:t>The remaining issues from Section 1 are all fixable in a few lines each. The Section 2 gaps (coordination, pedestrian phases, stochastic arrivals) represent a second development phase that would move this from a "toy simulation" to something approaching academic-grade fidelity.</w:t>
+      </w:r>
+    </w:p>
     <w:sectPr>
       <w:pgSz w:w="11906" w:h="16838"/>
       <w:pgMar w:top="1440" w:right="1440" w:bottom="1440" w:left="1440" w:header="708" w:footer="708" w:gutter="0"/>
@@ -11,6 +6838,163 @@
     </w:sectPr>
   </w:body>
 </w:document>
+</file>
+
+<file path=word/numbering.xml><?xml version="1.0" encoding="utf-8"?>
+<w:numbering xmlns:wpc="http://schemas.microsoft.com/office/word/2010/wordprocessingCanvas" xmlns:cx="http://schemas.microsoft.com/office/drawing/2014/chartex" xmlns:cx1="http://schemas.microsoft.com/office/drawing/2015/9/8/chartex" xmlns:cx2="http://schemas.microsoft.com/office/drawing/2015/10/21/chartex" xmlns:cx3="http://schemas.microsoft.com/office/drawing/2016/5/9/chartex" xmlns:cx4="http://schemas.microsoft.com/office/drawing/2016/5/10/chartex" xmlns:cx5="http://schemas.microsoft.com/office/drawing/2016/5/11/chartex" xmlns:cx6="http://schemas.microsoft.com/office/drawing/2016/5/12/chartex" xmlns:cx7="http://schemas.microsoft.com/office/drawing/2016/5/13/chartex" xmlns:cx8="http://schemas.microsoft.com/office/drawing/2016/5/14/chartex" xmlns:mc="http://schemas.openxmlformats.org/markup-compatibility/2006" xmlns:aink="http://schemas.microsoft.com/office/drawing/2016/ink" xmlns:am3d="http://schemas.microsoft.com/office/drawing/2017/model3d" xmlns:o="urn:schemas-microsoft-com:office:office" xmlns:r="http://schemas.openxmlformats.org/officeDocument/2006/relationships" xmlns:m="http://schemas.openxmlformats.org/officeDocument/2006/math" xmlns:v="urn:schemas-microsoft-com:vml" xmlns:wp14="http://schemas.microsoft.com/office/word/2010/wordprocessingDrawing" xmlns:wp="http://schemas.openxmlformats.org/drawingml/2006/wordprocessingDrawing" xmlns:w10="urn:schemas-microsoft-com:office:word" xmlns:w="http://schemas.openxmlformats.org/wordprocessingml/2006/main" xmlns:w14="http://schemas.microsoft.com/office/word/2010/wordml" xmlns:w15="http://schemas.microsoft.com/office/word/2012/wordml" xmlns:w16cex="http://schemas.microsoft.com/office/word/2018/wordml/cex" xmlns:w16cid="http://schemas.microsoft.com/office/word/2016/wordml/cid" xmlns:w16="http://schemas.microsoft.com/office/word/2018/wordml" xmlns:w16sdtdh="http://schemas.microsoft.com/office/word/2020/wordml/sdtdatahash" xmlns:w16se="http://schemas.microsoft.com/office/word/2015/wordml/symex" xmlns:wpg="http://schemas.microsoft.com/office/word/2010/wordprocessingGroup" xmlns:wpi="http://schemas.microsoft.com/office/word/2010/wordprocessingInk" xmlns:wne="http://schemas.microsoft.com/office/word/2006/wordml" xmlns:wps="http://schemas.microsoft.com/office/word/2010/wordprocessingShape" mc:Ignorable="w14 w15 w16se w16cid w16 w16cex w16sdtdh wp14">
+  <w:abstractNum w:abstractNumId="0" w15:restartNumberingAfterBreak="0">
+    <w:nsid w:val="2BF1668E"/>
+    <w:multiLevelType w:val="multilevel"/>
+    <w:tmpl w:val="5A249C7C"/>
+    <w:lvl w:ilvl="0">
+      <w:start w:val="1"/>
+      <w:numFmt w:val="bullet"/>
+      <w:lvlText w:val=""/>
+      <w:lvlJc w:val="left"/>
+      <w:pPr>
+        <w:tabs>
+          <w:tab w:val="num" w:pos="720"/>
+        </w:tabs>
+        <w:ind w:left="720" w:hanging="360"/>
+      </w:pPr>
+      <w:rPr>
+        <w:rFonts w:ascii="Symbol" w:hAnsi="Symbol" w:hint="default"/>
+        <w:sz w:val="20"/>
+      </w:rPr>
+    </w:lvl>
+    <w:lvl w:ilvl="1" w:tentative="1">
+      <w:start w:val="1"/>
+      <w:numFmt w:val="bullet"/>
+      <w:lvlText w:val="o"/>
+      <w:lvlJc w:val="left"/>
+      <w:pPr>
+        <w:tabs>
+          <w:tab w:val="num" w:pos="1440"/>
+        </w:tabs>
+        <w:ind w:left="1440" w:hanging="360"/>
+      </w:pPr>
+      <w:rPr>
+        <w:rFonts w:ascii="Courier New" w:hAnsi="Courier New" w:hint="default"/>
+        <w:sz w:val="20"/>
+      </w:rPr>
+    </w:lvl>
+    <w:lvl w:ilvl="2" w:tentative="1">
+      <w:start w:val="1"/>
+      <w:numFmt w:val="bullet"/>
+      <w:lvlText w:val=""/>
+      <w:lvlJc w:val="left"/>
+      <w:pPr>
+        <w:tabs>
+          <w:tab w:val="num" w:pos="2160"/>
+        </w:tabs>
+        <w:ind w:left="2160" w:hanging="360"/>
+      </w:pPr>
+      <w:rPr>
+        <w:rFonts w:ascii="Wingdings" w:hAnsi="Wingdings" w:hint="default"/>
+        <w:sz w:val="20"/>
+      </w:rPr>
+    </w:lvl>
+    <w:lvl w:ilvl="3" w:tentative="1">
+      <w:start w:val="1"/>
+      <w:numFmt w:val="bullet"/>
+      <w:lvlText w:val=""/>
+      <w:lvlJc w:val="left"/>
+      <w:pPr>
+        <w:tabs>
+          <w:tab w:val="num" w:pos="2880"/>
+        </w:tabs>
+        <w:ind w:left="2880" w:hanging="360"/>
+      </w:pPr>
+      <w:rPr>
+        <w:rFonts w:ascii="Wingdings" w:hAnsi="Wingdings" w:hint="default"/>
+        <w:sz w:val="20"/>
+      </w:rPr>
+    </w:lvl>
+    <w:lvl w:ilvl="4" w:tentative="1">
+      <w:start w:val="1"/>
+      <w:numFmt w:val="bullet"/>
+      <w:lvlText w:val=""/>
+      <w:lvlJc w:val="left"/>
+      <w:pPr>
+        <w:tabs>
+          <w:tab w:val="num" w:pos="3600"/>
+        </w:tabs>
+        <w:ind w:left="3600" w:hanging="360"/>
+      </w:pPr>
+      <w:rPr>
+        <w:rFonts w:ascii="Wingdings" w:hAnsi="Wingdings" w:hint="default"/>
+        <w:sz w:val="20"/>
+      </w:rPr>
+    </w:lvl>
+    <w:lvl w:ilvl="5" w:tentative="1">
+      <w:start w:val="1"/>
+      <w:numFmt w:val="bullet"/>
+      <w:lvlText w:val=""/>
+      <w:lvlJc w:val="left"/>
+      <w:pPr>
+        <w:tabs>
+          <w:tab w:val="num" w:pos="4320"/>
+        </w:tabs>
+        <w:ind w:left="4320" w:hanging="360"/>
+      </w:pPr>
+      <w:rPr>
+        <w:rFonts w:ascii="Wingdings" w:hAnsi="Wingdings" w:hint="default"/>
+        <w:sz w:val="20"/>
+      </w:rPr>
+    </w:lvl>
+    <w:lvl w:ilvl="6" w:tentative="1">
+      <w:start w:val="1"/>
+      <w:numFmt w:val="bullet"/>
+      <w:lvlText w:val=""/>
+      <w:lvlJc w:val="left"/>
+      <w:pPr>
+        <w:tabs>
+          <w:tab w:val="num" w:pos="5040"/>
+        </w:tabs>
+        <w:ind w:left="5040" w:hanging="360"/>
+      </w:pPr>
+      <w:rPr>
+        <w:rFonts w:ascii="Wingdings" w:hAnsi="Wingdings" w:hint="default"/>
+        <w:sz w:val="20"/>
+      </w:rPr>
+    </w:lvl>
+    <w:lvl w:ilvl="7" w:tentative="1">
+      <w:start w:val="1"/>
+      <w:numFmt w:val="bullet"/>
+      <w:lvlText w:val=""/>
+      <w:lvlJc w:val="left"/>
+      <w:pPr>
+        <w:tabs>
+          <w:tab w:val="num" w:pos="5760"/>
+        </w:tabs>
+        <w:ind w:left="5760" w:hanging="360"/>
+      </w:pPr>
+      <w:rPr>
+        <w:rFonts w:ascii="Wingdings" w:hAnsi="Wingdings" w:hint="default"/>
+        <w:sz w:val="20"/>
+      </w:rPr>
+    </w:lvl>
+    <w:lvl w:ilvl="8" w:tentative="1">
+      <w:start w:val="1"/>
+      <w:numFmt w:val="bullet"/>
+      <w:lvlText w:val=""/>
+      <w:lvlJc w:val="left"/>
+      <w:pPr>
+        <w:tabs>
+          <w:tab w:val="num" w:pos="6480"/>
+        </w:tabs>
+        <w:ind w:left="6480" w:hanging="360"/>
+      </w:pPr>
+      <w:rPr>
+        <w:rFonts w:ascii="Wingdings" w:hAnsi="Wingdings" w:hint="default"/>
+        <w:sz w:val="20"/>
+      </w:rPr>
+    </w:lvl>
+  </w:abstractNum>
+  <w:num w:numId="1">
+    <w:abstractNumId w:val="0"/>
+  </w:num>
+</w:numbering>
 </file>
 
 <file path=word/styles.xml><?xml version="1.0" encoding="utf-8"?>
@@ -412,6 +7396,46 @@
     <w:name w:val="Normal"/>
     <w:qFormat/>
   </w:style>
+  <w:style w:type="paragraph" w:styleId="Heading2">
+    <w:name w:val="heading 2"/>
+    <w:basedOn w:val="Normal"/>
+    <w:link w:val="Heading2Char"/>
+    <w:uiPriority w:val="9"/>
+    <w:qFormat/>
+    <w:rsid w:val="000F01CF"/>
+    <w:pPr>
+      <w:spacing w:before="100" w:beforeAutospacing="1" w:after="100" w:afterAutospacing="1" w:line="240" w:lineRule="auto"/>
+      <w:outlineLvl w:val="1"/>
+    </w:pPr>
+    <w:rPr>
+      <w:rFonts w:ascii="Times New Roman" w:eastAsia="Times New Roman" w:hAnsi="Times New Roman" w:cs="Times New Roman"/>
+      <w:b/>
+      <w:bCs/>
+      <w:sz w:val="36"/>
+      <w:szCs w:val="36"/>
+      <w:lang w:eastAsia="en-IN" w:bidi="hi-IN"/>
+    </w:rPr>
+  </w:style>
+  <w:style w:type="paragraph" w:styleId="Heading3">
+    <w:name w:val="heading 3"/>
+    <w:basedOn w:val="Normal"/>
+    <w:link w:val="Heading3Char"/>
+    <w:uiPriority w:val="9"/>
+    <w:qFormat/>
+    <w:rsid w:val="000F01CF"/>
+    <w:pPr>
+      <w:spacing w:before="100" w:beforeAutospacing="1" w:after="100" w:afterAutospacing="1" w:line="240" w:lineRule="auto"/>
+      <w:outlineLvl w:val="2"/>
+    </w:pPr>
+    <w:rPr>
+      <w:rFonts w:ascii="Times New Roman" w:eastAsia="Times New Roman" w:hAnsi="Times New Roman" w:cs="Times New Roman"/>
+      <w:b/>
+      <w:bCs/>
+      <w:sz w:val="27"/>
+      <w:szCs w:val="27"/>
+      <w:lang w:eastAsia="en-IN" w:bidi="hi-IN"/>
+    </w:rPr>
+  </w:style>
   <w:style w:type="character" w:default="1" w:styleId="DefaultParagraphFont">
     <w:name w:val="Default Paragraph Font"/>
     <w:uiPriority w:val="1"/>
@@ -438,6 +7462,88 @@
     <w:uiPriority w:val="99"/>
     <w:semiHidden/>
     <w:unhideWhenUsed/>
+  </w:style>
+  <w:style w:type="character" w:customStyle="1" w:styleId="Heading2Char">
+    <w:name w:val="Heading 2 Char"/>
+    <w:basedOn w:val="DefaultParagraphFont"/>
+    <w:link w:val="Heading2"/>
+    <w:uiPriority w:val="9"/>
+    <w:rsid w:val="000F01CF"/>
+    <w:rPr>
+      <w:rFonts w:ascii="Times New Roman" w:eastAsia="Times New Roman" w:hAnsi="Times New Roman" w:cs="Times New Roman"/>
+      <w:b/>
+      <w:bCs/>
+      <w:sz w:val="36"/>
+      <w:szCs w:val="36"/>
+      <w:lang w:eastAsia="en-IN" w:bidi="hi-IN"/>
+    </w:rPr>
+  </w:style>
+  <w:style w:type="character" w:customStyle="1" w:styleId="Heading3Char">
+    <w:name w:val="Heading 3 Char"/>
+    <w:basedOn w:val="DefaultParagraphFont"/>
+    <w:link w:val="Heading3"/>
+    <w:uiPriority w:val="9"/>
+    <w:rsid w:val="000F01CF"/>
+    <w:rPr>
+      <w:rFonts w:ascii="Times New Roman" w:eastAsia="Times New Roman" w:hAnsi="Times New Roman" w:cs="Times New Roman"/>
+      <w:b/>
+      <w:bCs/>
+      <w:sz w:val="27"/>
+      <w:szCs w:val="27"/>
+      <w:lang w:eastAsia="en-IN" w:bidi="hi-IN"/>
+    </w:rPr>
+  </w:style>
+  <w:style w:type="paragraph" w:styleId="NormalWeb">
+    <w:name w:val="Normal (Web)"/>
+    <w:basedOn w:val="Normal"/>
+    <w:uiPriority w:val="99"/>
+    <w:semiHidden/>
+    <w:unhideWhenUsed/>
+    <w:rsid w:val="000F01CF"/>
+    <w:pPr>
+      <w:spacing w:before="100" w:beforeAutospacing="1" w:after="100" w:afterAutospacing="1" w:line="240" w:lineRule="auto"/>
+    </w:pPr>
+    <w:rPr>
+      <w:rFonts w:ascii="Times New Roman" w:eastAsia="Times New Roman" w:hAnsi="Times New Roman" w:cs="Times New Roman"/>
+      <w:sz w:val="24"/>
+      <w:szCs w:val="24"/>
+      <w:lang w:eastAsia="en-IN" w:bidi="hi-IN"/>
+    </w:rPr>
+  </w:style>
+  <w:style w:type="character" w:styleId="Strong">
+    <w:name w:val="Strong"/>
+    <w:basedOn w:val="DefaultParagraphFont"/>
+    <w:uiPriority w:val="22"/>
+    <w:qFormat/>
+    <w:rsid w:val="000F01CF"/>
+    <w:rPr>
+      <w:b/>
+      <w:bCs/>
+    </w:rPr>
+  </w:style>
+  <w:style w:type="character" w:styleId="HTMLCode">
+    <w:name w:val="HTML Code"/>
+    <w:basedOn w:val="DefaultParagraphFont"/>
+    <w:uiPriority w:val="99"/>
+    <w:semiHidden/>
+    <w:unhideWhenUsed/>
+    <w:rsid w:val="000F01CF"/>
+    <w:rPr>
+      <w:rFonts w:ascii="Courier New" w:eastAsia="Times New Roman" w:hAnsi="Courier New" w:cs="Courier New"/>
+      <w:sz w:val="20"/>
+      <w:szCs w:val="20"/>
+    </w:rPr>
+  </w:style>
+  <w:style w:type="character" w:styleId="Emphasis">
+    <w:name w:val="Emphasis"/>
+    <w:basedOn w:val="DefaultParagraphFont"/>
+    <w:uiPriority w:val="20"/>
+    <w:qFormat/>
+    <w:rsid w:val="000F01CF"/>
+    <w:rPr>
+      <w:i/>
+      <w:iCs/>
+    </w:rPr>
   </w:style>
 </w:styles>
 </file>
